--- a/Analysis.docx
+++ b/Analysis.docx
@@ -12,41 +12,13 @@
           <w:lang w:val="en-GB"/>
         </w:rPr>
       </w:pPr>
-      <w:proofErr w:type="spellStart"/>
       <w:r>
         <w:rPr>
           <w:sz w:val="28"/>
           <w:szCs w:val="28"/>
           <w:lang w:val="en-GB"/>
         </w:rPr>
-        <w:t>Analisi</w:t>
-      </w:r>
-      <w:proofErr w:type="spellEnd"/>
-      <w:r>
-        <w:rPr>
-          <w:sz w:val="28"/>
-          <w:szCs w:val="28"/>
-          <w:lang w:val="en-GB"/>
-        </w:rPr>
-        <w:t xml:space="preserve"> </w:t>
-      </w:r>
-      <w:proofErr w:type="spellStart"/>
-      <w:r>
-        <w:rPr>
-          <w:sz w:val="28"/>
-          <w:szCs w:val="28"/>
-          <w:lang w:val="en-GB"/>
-        </w:rPr>
-        <w:t>risultati</w:t>
-      </w:r>
-      <w:proofErr w:type="spellEnd"/>
-      <w:r>
-        <w:rPr>
-          <w:sz w:val="28"/>
-          <w:szCs w:val="28"/>
-          <w:lang w:val="en-GB"/>
-        </w:rPr>
-        <w:t xml:space="preserve"> </w:t>
+        <w:t xml:space="preserve">Analisi risultati </w:t>
       </w:r>
       <w:r>
         <w:rPr>
@@ -205,15 +177,7 @@
         <w:jc w:val="both"/>
       </w:pPr>
       <w:r>
-        <w:t xml:space="preserve">Eseguita verifica della normativa UNI TS 11330-4 (nominata nel sito della </w:t>
-      </w:r>
-      <w:proofErr w:type="spellStart"/>
-      <w:r>
-        <w:t>Eneren</w:t>
-      </w:r>
-      <w:proofErr w:type="spellEnd"/>
-      <w:r>
-        <w:t xml:space="preserve"> per i punti testati). La normativa risulta essere l’adattamento italiano </w:t>
+        <w:t xml:space="preserve">Eseguita verifica della normativa UNI TS 11330-4 (nominata nel sito della Eneren per i punti testati). La normativa risulta essere l’adattamento italiano </w:t>
       </w:r>
       <w:r>
         <w:t>della EN 13612-2.</w:t>
@@ -250,15 +214,7 @@
         <w:t xml:space="preserve">e le schede tecniche del report </w:t>
       </w:r>
       <w:r>
-        <w:t xml:space="preserve">RSE e del catalogo </w:t>
-      </w:r>
-      <w:proofErr w:type="spellStart"/>
-      <w:r>
-        <w:t>Eneren</w:t>
-      </w:r>
-      <w:proofErr w:type="spellEnd"/>
-      <w:r>
-        <w:t>)</w:t>
+        <w:t>RSE e del catalogo Eneren)</w:t>
       </w:r>
       <w:r>
         <w:t>;</w:t>
@@ -391,15 +347,7 @@
         <w:t>, i modelli di Carnot prendono per riferimento la curva implementata all’interno del</w:t>
       </w:r>
       <w:r>
-        <w:t xml:space="preserve"> file </w:t>
-      </w:r>
-      <w:proofErr w:type="spellStart"/>
-      <w:r>
-        <w:t>excel</w:t>
-      </w:r>
-      <w:proofErr w:type="spellEnd"/>
-      <w:r>
-        <w:t>, che è sovrastimata rispetto alle reali performance della macchina.</w:t>
+        <w:t xml:space="preserve"> file excel, che è sovrastimata rispetto alle reali performance della macchina.</w:t>
       </w:r>
     </w:p>
     <w:p>
@@ -495,8 +443,16 @@
         <w:rPr>
           <w:lang w:val="en-GB"/>
         </w:rPr>
-        <w:t>: outdoor temperature interval of 1 K;</w:t>
-      </w:r>
+        <w:t xml:space="preserve">: outdoor temperature interval of 1 </w:t>
+      </w:r>
+      <w:proofErr w:type="gramStart"/>
+      <w:r>
+        <w:rPr>
+          <w:lang w:val="en-GB"/>
+        </w:rPr>
+        <w:t>K;</w:t>
+      </w:r>
+      <w:proofErr w:type="gramEnd"/>
     </w:p>
     <w:p>
       <w:pPr>
@@ -542,15 +498,7 @@
         <w:ind w:left="720"/>
       </w:pPr>
       <w:r>
-        <w:t xml:space="preserve">Eseguiti calcoli con PLR calcolato invece che con frequenza. Da provare stesso processo con macchina </w:t>
-      </w:r>
-      <w:proofErr w:type="spellStart"/>
-      <w:r>
-        <w:t>Valliant</w:t>
-      </w:r>
-      <w:proofErr w:type="spellEnd"/>
-      <w:r>
-        <w:t xml:space="preserve"> per </w:t>
+        <w:t xml:space="preserve">Eseguiti calcoli con PLR calcolato invece che con frequenza. Da provare stesso processo con macchina Valliant per </w:t>
       </w:r>
       <w:r>
         <w:t xml:space="preserve">valutare se i modelli si comportano meglio in caso di una mole maggiore di dati </w:t>
@@ -589,15 +537,7 @@
         <w:t xml:space="preserve"> (dipende solo dalla temperatura esterna) mentre il </w:t>
       </w:r>
       <w:r>
-        <w:t xml:space="preserve">secondo (chiamato anche CAPACITY FACTOR CR) è il rapporto della potenza a </w:t>
-      </w:r>
-      <w:proofErr w:type="spellStart"/>
-      <w:r>
-        <w:t>partial</w:t>
-      </w:r>
-      <w:proofErr w:type="spellEnd"/>
-      <w:r>
-        <w:t xml:space="preserve"> load e della potenza a full load alle stesse temperature di acqua e aria</w:t>
+        <w:t>secondo (chiamato anche CAPACITY FACTOR CR) è il rapporto della potenza a partial load e della potenza a full load alle stesse temperature di acqua e aria</w:t>
       </w:r>
       <w:r>
         <w:t xml:space="preserve"> (NB: il paper originale è quello di Sara).</w:t>
@@ -653,7 +593,15 @@
         <w:t>modelli indiretti a causa di un’assenza della curva di rifer</w:t>
       </w:r>
       <w:r>
-        <w:t>imento da catalogo. E’ necessario avere più dati a disposizione.</w:t>
+        <w:t xml:space="preserve">imento da catalogo. </w:t>
+      </w:r>
+      <w:proofErr w:type="gramStart"/>
+      <w:r>
+        <w:t>E’</w:t>
+      </w:r>
+      <w:proofErr w:type="gramEnd"/>
+      <w:r>
+        <w:t xml:space="preserve"> necessario avere più dati a disposizione.</w:t>
       </w:r>
     </w:p>
     <w:p>
@@ -670,15 +618,7 @@
         <w:jc w:val="both"/>
       </w:pPr>
       <w:r>
-        <w:t xml:space="preserve">Eseguita simulazione sui cataloghi di </w:t>
-      </w:r>
-      <w:proofErr w:type="spellStart"/>
-      <w:r>
-        <w:t>Valliant</w:t>
-      </w:r>
-      <w:proofErr w:type="spellEnd"/>
-      <w:r>
-        <w:t xml:space="preserve"> e test sui cataloghi stessi.</w:t>
+        <w:t>Eseguita simulazione sui cataloghi di Valliant e test sui cataloghi stessi.</w:t>
       </w:r>
       <w:r>
         <w:t xml:space="preserve"> I modelli diretti funzionano abbastanza bene</w:t>
@@ -702,10 +642,18 @@
         <w:t>%</w:t>
       </w:r>
       <w:r>
-        <w:t xml:space="preserve"> per i lineari, &gt;100% per gli indiretti </w:t>
-      </w:r>
-      <w:r>
-        <w:t>, &lt;25% per i Carnot).</w:t>
+        <w:t xml:space="preserve"> per i lineari, &gt;100% per gli </w:t>
+      </w:r>
+      <w:proofErr w:type="gramStart"/>
+      <w:r>
+        <w:t xml:space="preserve">indiretti </w:t>
+      </w:r>
+      <w:r>
+        <w:t>,</w:t>
+      </w:r>
+      <w:proofErr w:type="gramEnd"/>
+      <w:r>
+        <w:t xml:space="preserve"> &lt;25% per i Carnot).</w:t>
       </w:r>
     </w:p>
     <w:p>
@@ -728,7 +676,6 @@
           <w:szCs w:val="28"/>
         </w:rPr>
       </w:pPr>
-      <w:proofErr w:type="spellStart"/>
       <w:r>
         <w:rPr>
           <w:b/>
@@ -738,7 +685,6 @@
         </w:rPr>
         <w:t>Results</w:t>
       </w:r>
-      <w:proofErr w:type="spellEnd"/>
       <w:r>
         <w:rPr>
           <w:b/>
@@ -772,15 +718,7 @@
         <w:jc w:val="both"/>
       </w:pPr>
       <w:r>
-        <w:t xml:space="preserve">Verificato i risultati con i modelli </w:t>
-      </w:r>
-      <w:proofErr w:type="spellStart"/>
-      <w:r>
-        <w:t>excel</w:t>
-      </w:r>
-      <w:proofErr w:type="spellEnd"/>
-      <w:r>
-        <w:t xml:space="preserve"> e si ottiene lo stesso medesimo risultato</w:t>
+        <w:t>Verificato i risultati con i modelli excel e si ottiene lo stesso medesimo risultato</w:t>
       </w:r>
       <w:r>
         <w:t>;</w:t>
@@ -820,15 +758,7 @@
         <w:t>La norma riportata sul catalogo UNI TS 11330-4 è l’adattamento italiano della EN 13612-2</w:t>
       </w:r>
       <w:r>
-        <w:t>. C’è una differenza tra PLR (fattore di carico climatico) e CR (</w:t>
-      </w:r>
-      <w:proofErr w:type="spellStart"/>
-      <w:r>
-        <w:t>capacity</w:t>
-      </w:r>
-      <w:proofErr w:type="spellEnd"/>
-      <w:r>
-        <w:t xml:space="preserve"> ratio). Il primo, usato nella EN 1</w:t>
+        <w:t>. C’è una differenza tra PLR (fattore di carico climatico) e CR (capacity ratio). Il primo, usato nella EN 1</w:t>
       </w:r>
       <w:r>
         <w:t>4285, è dipendente solo dalle temperature esterne, mentre il secondo è il rapporto rispetto al carico della macchina in full load;</w:t>
@@ -920,15 +850,7 @@
         <w:jc w:val="both"/>
       </w:pPr>
       <w:r>
-        <w:t xml:space="preserve">Eseguito test su punti di catalogo macchina </w:t>
-      </w:r>
-      <w:proofErr w:type="spellStart"/>
-      <w:r>
-        <w:t>Valliant</w:t>
-      </w:r>
-      <w:proofErr w:type="spellEnd"/>
-      <w:r>
-        <w:t xml:space="preserve">: non un buon andamento </w:t>
+        <w:t xml:space="preserve">Eseguito test su punti di catalogo macchina Valliant: non un buon andamento </w:t>
       </w:r>
       <w:r>
         <w:t>coi modelli indiretti. Miglioramento coi modelli diretti;</w:t>
@@ -1021,15 +943,7 @@
         <w:jc w:val="both"/>
       </w:pPr>
       <w:r>
-        <w:t xml:space="preserve">Test su macchina </w:t>
-      </w:r>
-      <w:proofErr w:type="spellStart"/>
-      <w:r>
-        <w:t>valliant</w:t>
-      </w:r>
-      <w:proofErr w:type="spellEnd"/>
-      <w:r>
-        <w:t xml:space="preserve"> dividendo per la poten</w:t>
+        <w:t>Test su macchina valliant dividendo per la poten</w:t>
       </w:r>
       <w:r>
         <w:t>z</w:t>
@@ -1072,15 +986,15 @@
         <w:jc w:val="both"/>
       </w:pPr>
       <w:r>
-        <w:t xml:space="preserve">Richiedere più dato / cataloghi a RSE e </w:t>
-      </w:r>
-      <w:proofErr w:type="spellStart"/>
-      <w:r>
-        <w:t>Eneren</w:t>
-      </w:r>
-      <w:proofErr w:type="spellEnd"/>
-      <w:r>
-        <w:t>.</w:t>
+        <w:t xml:space="preserve">Richiedere più dato / cataloghi a RSE </w:t>
+      </w:r>
+      <w:proofErr w:type="gramStart"/>
+      <w:r>
+        <w:t>e</w:t>
+      </w:r>
+      <w:proofErr w:type="gramEnd"/>
+      <w:r>
+        <w:t xml:space="preserve"> Eneren.</w:t>
       </w:r>
     </w:p>
     <w:p>
@@ -1103,7 +1017,15 @@
         <w:t xml:space="preserve"> Uso pochi dati per vedere la predicibilità dei modelli</w:t>
       </w:r>
       <w:r>
-        <w:t>? L’analisi viene focalizzata sulla verifica dei modelli anche con pochi punti sperimentali a disposizione. E’ efficace la stima fatta se ho poche informazioni disponibili anche se l’errore è grande.</w:t>
+        <w:t xml:space="preserve">? L’analisi viene focalizzata sulla verifica dei modelli anche con pochi punti sperimentali a disposizione. </w:t>
+      </w:r>
+      <w:proofErr w:type="gramStart"/>
+      <w:r>
+        <w:t>E’</w:t>
+      </w:r>
+      <w:proofErr w:type="gramEnd"/>
+      <w:r>
+        <w:t xml:space="preserve"> efficace la stima fatta se ho poche informazioni disponibili anche se l’errore è grande.</w:t>
       </w:r>
       <w:r>
         <w:t xml:space="preserve"> </w:t>
@@ -1146,6 +1068,7 @@
       <w:r>
         <w:br/>
       </w:r>
+      <w:proofErr w:type="gramStart"/>
       <w:r>
         <w:rPr>
           <w:b/>
@@ -1153,7 +1076,17 @@
           <w:sz w:val="28"/>
           <w:szCs w:val="28"/>
         </w:rPr>
-        <w:t xml:space="preserve">Meeting </w:t>
+        <w:t>Meeting</w:t>
+      </w:r>
+      <w:proofErr w:type="gramEnd"/>
+      <w:r>
+        <w:rPr>
+          <w:b/>
+          <w:bCs/>
+          <w:sz w:val="28"/>
+          <w:szCs w:val="28"/>
+        </w:rPr>
+        <w:t xml:space="preserve"> </w:t>
       </w:r>
       <w:r>
         <w:rPr>
@@ -1250,26 +1183,10 @@
         <w:t xml:space="preserve">in modo da vedere se </w:t>
       </w:r>
       <w:r>
-        <w:t xml:space="preserve">è necessario o meno l’informazione sugli </w:t>
-      </w:r>
-      <w:proofErr w:type="spellStart"/>
-      <w:r>
-        <w:t>rps</w:t>
-      </w:r>
-      <w:proofErr w:type="spellEnd"/>
-      <w:r>
-        <w:t xml:space="preserve"> del compressore / frequenza dei punti sperimentali</w:t>
-      </w:r>
-      <w:r>
-        <w:t xml:space="preserve">. Fatta analisi con </w:t>
-      </w:r>
-      <w:proofErr w:type="spellStart"/>
-      <w:r>
-        <w:t>Valliant</w:t>
-      </w:r>
-      <w:proofErr w:type="spellEnd"/>
-      <w:r>
-        <w:t>. Provare con più dati e</w:t>
+        <w:t>è necessario o meno l’informazione sugli rps del compressore / frequenza dei punti sperimentali</w:t>
+      </w:r>
+      <w:r>
+        <w:t>. Fatta analisi con Valliant. Provare con più dati e</w:t>
       </w:r>
       <w:r>
         <w:t>/o</w:t>
@@ -1298,15 +1215,7 @@
         <w:t xml:space="preserve">Analizzare dipendenza delle differenti variabili </w:t>
       </w:r>
       <w:r>
-        <w:t xml:space="preserve">sui grafici del </w:t>
-      </w:r>
-      <w:proofErr w:type="spellStart"/>
-      <w:r>
-        <w:t>cop</w:t>
-      </w:r>
-      <w:proofErr w:type="spellEnd"/>
-      <w:r>
-        <w:t xml:space="preserve"> predetto (Dipendenza da temperatura acqua / temperatura aria).</w:t>
+        <w:t>sui grafici del cop predetto (Dipendenza da temperatura acqua / temperatura aria).</w:t>
       </w:r>
     </w:p>
     <w:p>
@@ -1399,26 +1308,13 @@
         <w:jc w:val="both"/>
       </w:pPr>
       <w:r>
-        <w:t xml:space="preserve">Eseguita analisi con </w:t>
-      </w:r>
-      <w:proofErr w:type="spellStart"/>
-      <w:r>
-        <w:t>Vallaint</w:t>
-      </w:r>
-      <w:proofErr w:type="spellEnd"/>
-      <w:r>
-        <w:t xml:space="preserve"> </w:t>
-      </w:r>
-      <w:proofErr w:type="spellStart"/>
+        <w:t xml:space="preserve">Eseguita analisi con Vallaint </w:t>
+      </w:r>
       <w:r>
         <w:t>A</w:t>
       </w:r>
       <w:r>
-        <w:t>erotherm</w:t>
-      </w:r>
-      <w:proofErr w:type="spellEnd"/>
-      <w:r>
-        <w:t xml:space="preserve"> plus per installazione con ID=5. </w:t>
+        <w:t xml:space="preserve">erotherm plus per installazione con ID=5. </w:t>
       </w:r>
       <w:r>
         <w:t>Sono abbastanza soddisfacenti</w:t>
@@ -1482,126 +1378,60 @@
         <w:jc w:val="both"/>
       </w:pPr>
       <w:r>
-        <w:rPr>
-          <w:highlight w:val="yellow"/>
-        </w:rPr>
         <w:t>Rieseguito il test</w:t>
       </w:r>
       <w:r>
-        <w:rPr>
-          <w:highlight w:val="yellow"/>
-        </w:rPr>
         <w:t xml:space="preserve"> su macchina </w:t>
       </w:r>
-      <w:proofErr w:type="spellStart"/>
-      <w:r>
-        <w:rPr>
-          <w:highlight w:val="yellow"/>
-        </w:rPr>
+      <w:r>
         <w:t>V</w:t>
       </w:r>
       <w:r>
-        <w:rPr>
-          <w:highlight w:val="yellow"/>
-        </w:rPr>
-        <w:t>alliant</w:t>
-      </w:r>
-      <w:proofErr w:type="spellEnd"/>
-      <w:r>
-        <w:rPr>
-          <w:highlight w:val="yellow"/>
-        </w:rPr>
-        <w:t xml:space="preserve"> utilizzando i </w:t>
-      </w:r>
-      <w:r>
-        <w:rPr>
-          <w:highlight w:val="yellow"/>
-        </w:rPr>
+        <w:t xml:space="preserve">alliant utilizzando i </w:t>
+      </w:r>
+      <w:r>
         <w:t xml:space="preserve">calcolando il PLR </w:t>
       </w:r>
       <w:r>
-        <w:rPr>
-          <w:highlight w:val="yellow"/>
-        </w:rPr>
         <w:t>ottenuto con la divisione del</w:t>
       </w:r>
       <w:r>
-        <w:rPr>
-          <w:highlight w:val="yellow"/>
-        </w:rPr>
-        <w:t>le potenze e non con la frequenza della macchina</w:t>
-      </w:r>
-      <w:r>
-        <w:t xml:space="preserve">(sia </w:t>
-      </w:r>
-      <w:proofErr w:type="spellStart"/>
-      <w:r>
-        <w:t>train</w:t>
-      </w:r>
-      <w:proofErr w:type="spellEnd"/>
-      <w:r>
-        <w:t xml:space="preserve"> che test)</w:t>
+        <w:t xml:space="preserve">le potenze e non con la frequenza della </w:t>
+      </w:r>
+      <w:proofErr w:type="gramStart"/>
+      <w:r>
+        <w:t>macchina</w:t>
+      </w:r>
+      <w:r>
+        <w:t>(</w:t>
+      </w:r>
+      <w:proofErr w:type="gramEnd"/>
+      <w:r>
+        <w:t>sia train che test)</w:t>
       </w:r>
       <w:r>
         <w:t>. I risultati sono buoni</w:t>
       </w:r>
       <w:r>
-        <w:t xml:space="preserve">. Effettuata anche analisi in </w:t>
-      </w:r>
-      <w:proofErr w:type="spellStart"/>
-      <w:r>
-        <w:t>reversed</w:t>
-      </w:r>
-      <w:proofErr w:type="spellEnd"/>
-      <w:r>
-        <w:t xml:space="preserve"> (</w:t>
-      </w:r>
-      <w:proofErr w:type="spellStart"/>
-      <w:r>
-        <w:t>traninando</w:t>
-      </w:r>
-      <w:proofErr w:type="spellEnd"/>
-      <w:r>
-        <w:t xml:space="preserve"> sui dati sperimentali e </w:t>
+        <w:t xml:space="preserve">. Effettuata anche analisi in reversed (traninando sui dati sperimentali e </w:t>
       </w:r>
       <w:r>
         <w:t>verificando sui cataloghi)</w:t>
       </w:r>
       <w:r>
-        <w:t xml:space="preserve">. I </w:t>
-      </w:r>
-      <w:r>
-        <w:rPr>
-          <w:highlight w:val="yellow"/>
-        </w:rPr>
-        <w:t xml:space="preserve">modelli migliori sono H04D01, </w:t>
-      </w:r>
-      <w:r>
-        <w:rPr>
-          <w:highlight w:val="yellow"/>
-        </w:rPr>
+        <w:t xml:space="preserve">. I modelli migliori sono H04D01, </w:t>
+      </w:r>
+      <w:r>
         <w:t>H04D02,</w:t>
       </w:r>
       <w:r>
-        <w:rPr>
-          <w:highlight w:val="yellow"/>
-        </w:rPr>
         <w:t xml:space="preserve"> H0</w:t>
       </w:r>
       <w:r>
-        <w:rPr>
-          <w:highlight w:val="yellow"/>
-        </w:rPr>
         <w:t>5D01, H05D02,</w:t>
       </w:r>
       <w:r>
-        <w:rPr>
-          <w:highlight w:val="yellow"/>
-        </w:rPr>
-        <w:t xml:space="preserve"> H10 e H11</w:t>
-      </w:r>
-      <w:r>
-        <w:t xml:space="preserve">. I modelli </w:t>
+        <w:t xml:space="preserve"> H10 e H11. I modelli </w:t>
       </w:r>
       <w:r>
         <w:t>esponenziali sovrastimano il COP.</w:t>
@@ -1657,25 +1487,7 @@
           <w:sz w:val="28"/>
           <w:szCs w:val="28"/>
         </w:rPr>
-        <w:t>2</w:t>
-      </w:r>
-      <w:r>
-        <w:rPr>
-          <w:b/>
-          <w:bCs/>
-          <w:sz w:val="28"/>
-          <w:szCs w:val="28"/>
-        </w:rPr>
-        <w:t>3</w:t>
-      </w:r>
-      <w:r>
-        <w:rPr>
-          <w:b/>
-          <w:bCs/>
-          <w:sz w:val="28"/>
-          <w:szCs w:val="28"/>
-        </w:rPr>
-        <w:t>/01/25</w:t>
+        <w:t>23/01/25</w:t>
       </w:r>
     </w:p>
     <w:p>
@@ -1692,47 +1504,45 @@
         <w:jc w:val="both"/>
       </w:pPr>
       <w:r>
-        <w:t xml:space="preserve">Eseguita analisi con </w:t>
-      </w:r>
-      <w:proofErr w:type="spellStart"/>
-      <w:r>
-        <w:t>Vallaint</w:t>
-      </w:r>
-      <w:proofErr w:type="spellEnd"/>
+        <w:t xml:space="preserve">Eseguita analisi con Vallaint Aerotherm plus per installazione con ID=5 </w:t>
+      </w:r>
+      <w:r>
+        <w:t>usando</w:t>
+      </w:r>
+      <w:r>
+        <w:t xml:space="preserve"> i dati </w:t>
+      </w:r>
+      <w:r>
+        <w:t>di catalogo a</w:t>
+      </w:r>
+      <w:r>
+        <w:t xml:space="preserve"> temperature di uscita carico di 35 e 45 °C.</w:t>
+      </w:r>
       <w:r>
         <w:t xml:space="preserve"> </w:t>
       </w:r>
-      <w:proofErr w:type="spellStart"/>
-      <w:r>
-        <w:t>Aerotherm</w:t>
-      </w:r>
-      <w:proofErr w:type="spellEnd"/>
-      <w:r>
-        <w:t xml:space="preserve"> plus per installazione con ID=</w:t>
-      </w:r>
-      <w:r>
-        <w:t xml:space="preserve">5 </w:t>
-      </w:r>
-      <w:r>
-        <w:t>usando</w:t>
-      </w:r>
-      <w:r>
-        <w:t xml:space="preserve"> i dati </w:t>
-      </w:r>
-      <w:r>
-        <w:t>di catalogo a</w:t>
-      </w:r>
-      <w:r>
-        <w:t xml:space="preserve"> temperature di uscita carico di 35 e 45 °C.</w:t>
-      </w:r>
-      <w:r>
-        <w:t xml:space="preserve"> Valutato SCOP supponendo istanti temporali </w:t>
-      </w:r>
-      <w:r>
+      <w:r>
+        <w:rPr>
+          <w:highlight w:val="yellow"/>
+        </w:rPr>
+        <w:t xml:space="preserve">Valutato SCOP supponendo istanti temporali </w:t>
+      </w:r>
+      <w:r>
+        <w:rPr>
+          <w:highlight w:val="yellow"/>
+        </w:rPr>
         <w:t>consecutivi</w:t>
       </w:r>
       <w:r>
-        <w:t xml:space="preserve"> (in alcuni istanti ci sono istanti temporali in cui il calcolo non viene eseguito e allora viene trascurato). Il calcolo del SCOP viene fatto ipotizzando un tempo “fittizio” sul quale fare il plot (tempo reale= 10,30,40,… tempo fittizio = 10,20,30,….).</w:t>
+        <w:t xml:space="preserve"> (in alcuni istanti ci sono istanti temporali in cui il calcolo non viene eseguito e allora viene trascurato). Il calcolo del SCOP viene fatto ipotizzando un tempo “fittizio” sul quale fare il plot (tempo reale= 10,</w:t>
+      </w:r>
+      <w:proofErr w:type="gramStart"/>
+      <w:r>
+        <w:t>30,40,…</w:t>
+      </w:r>
+      <w:proofErr w:type="gramEnd"/>
+      <w:r>
+        <w:t xml:space="preserve"> tempo fittizio = 10,20,30,….).</w:t>
       </w:r>
     </w:p>
     <w:p>
@@ -1749,13 +1559,8 @@
         <w:jc w:val="both"/>
       </w:pPr>
       <w:r>
-        <w:t xml:space="preserve">Eseguita simulazione in </w:t>
-      </w:r>
-      <w:proofErr w:type="spellStart"/>
-      <w:r>
-        <w:t>reversed</w:t>
-      </w:r>
-      <w:proofErr w:type="spellEnd"/>
+        <w:t>Eseguita simulazione in reversed</w:t>
+      </w:r>
       <w:r>
         <w:t>.</w:t>
       </w:r>
@@ -1772,15 +1577,15 @@
         <w:t>07D01 e H07D02</w:t>
       </w:r>
       <w:r>
-        <w:t xml:space="preserve"> e </w:t>
-      </w:r>
-      <w:proofErr w:type="spellStart"/>
-      <w:r>
-        <w:t>modellI</w:t>
-      </w:r>
-      <w:proofErr w:type="spellEnd"/>
-      <w:r>
-        <w:t xml:space="preserve"> H10B,C e H11B,C</w:t>
+        <w:t xml:space="preserve"> e modellI H10</w:t>
+      </w:r>
+      <w:proofErr w:type="gramStart"/>
+      <w:r>
+        <w:t>B,C</w:t>
+      </w:r>
+      <w:proofErr w:type="gramEnd"/>
+      <w:r>
+        <w:t xml:space="preserve"> e H11B,C</w:t>
       </w:r>
       <w:r>
         <w:t xml:space="preserve"> (funzionano bene perché calcolano il valore di COP in full load basandosi sulla curva dei dati di catalogo,</w:t>
@@ -1802,9 +1607,194 @@
         <w:spacing w:after="0" w:line="240" w:lineRule="auto"/>
         <w:jc w:val="both"/>
       </w:pPr>
-    </w:p>
-    <w:p>
-      <w:pPr>
+      <w:r>
+        <w:t>Non è chiaro a cosa corrisponda la heatpump_flowrate nel database</w:t>
+      </w:r>
+    </w:p>
+    <w:p>
+      <w:pPr>
+        <w:pStyle w:val="Paragrafoelenco"/>
+        <w:numPr>
+          <w:ilvl w:val="0"/>
+          <w:numId w:val="19"/>
+        </w:numPr>
+        <w:autoSpaceDE w:val="0"/>
+        <w:autoSpaceDN w:val="0"/>
+        <w:adjustRightInd w:val="0"/>
+        <w:spacing w:after="0" w:line="240" w:lineRule="auto"/>
+        <w:jc w:val="both"/>
+        <w:rPr>
+          <w:highlight w:val="yellow"/>
+        </w:rPr>
+      </w:pPr>
+      <w:r>
+        <w:rPr>
+          <w:highlight w:val="yellow"/>
+        </w:rPr>
+        <w:t xml:space="preserve">I modelli diretti si comportano peggio di quelli indiretti che risultano essere quelli con </w:t>
+      </w:r>
+      <w:r>
+        <w:rPr>
+          <w:highlight w:val="yellow"/>
+        </w:rPr>
+        <w:t xml:space="preserve">errore assoluto, MAPE e RMSE minore. Tuttavia, ho dei buoni risultati comunque, con un </w:t>
+      </w:r>
+      <w:r>
+        <w:rPr>
+          <w:highlight w:val="yellow"/>
+        </w:rPr>
+        <w:t xml:space="preserve">MAPE che non supera mai il 10 % con i diretti arrivando fino al 15 </w:t>
+      </w:r>
+      <w:proofErr w:type="gramStart"/>
+      <w:r>
+        <w:rPr>
+          <w:highlight w:val="yellow"/>
+        </w:rPr>
+        <w:t>%  con</w:t>
+      </w:r>
+      <w:proofErr w:type="gramEnd"/>
+      <w:r>
+        <w:rPr>
+          <w:highlight w:val="yellow"/>
+        </w:rPr>
+        <w:t xml:space="preserve"> Carnot.</w:t>
+      </w:r>
+    </w:p>
+    <w:p>
+      <w:pPr>
+        <w:autoSpaceDE w:val="0"/>
+        <w:autoSpaceDN w:val="0"/>
+        <w:adjustRightInd w:val="0"/>
+        <w:spacing w:after="0" w:line="240" w:lineRule="auto"/>
+        <w:jc w:val="both"/>
+      </w:pPr>
+    </w:p>
+    <w:p>
+      <w:pPr>
+        <w:contextualSpacing/>
+        <w:jc w:val="both"/>
+        <w:rPr>
+          <w:b/>
+          <w:bCs/>
+          <w:sz w:val="28"/>
+          <w:szCs w:val="28"/>
+        </w:rPr>
+      </w:pPr>
+      <w:r>
+        <w:rPr>
+          <w:b/>
+          <w:bCs/>
+          <w:sz w:val="28"/>
+          <w:szCs w:val="28"/>
+        </w:rPr>
+        <w:lastRenderedPageBreak/>
+        <w:t>23/01/25</w:t>
+      </w:r>
+    </w:p>
+    <w:p>
+      <w:pPr>
+        <w:pStyle w:val="Paragrafoelenco"/>
+        <w:numPr>
+          <w:ilvl w:val="0"/>
+          <w:numId w:val="20"/>
+        </w:numPr>
+        <w:autoSpaceDE w:val="0"/>
+        <w:autoSpaceDN w:val="0"/>
+        <w:adjustRightInd w:val="0"/>
+        <w:spacing w:after="0" w:line="240" w:lineRule="auto"/>
+        <w:jc w:val="both"/>
+      </w:pPr>
+      <w:r>
+        <w:t>Non è possibile eseguire la simulazione con Eneren perché si ha a disposizione troppi pochi punti alla stessa temperatura e non si riesce ad eseguire interpolazione bilin</w:t>
+      </w:r>
+      <w:r>
+        <w:t>eare (sono tutti alle stesse temperature in ingresso aria)</w:t>
+      </w:r>
+      <w:r>
+        <w:t>. Provare a fare test su macchina Valliant con medesima metologia (o RIELLO)</w:t>
+      </w:r>
+      <w:r>
+        <w:t xml:space="preserve">. Fare analisi su ID = </w:t>
+      </w:r>
+      <w:r>
+        <w:t>1</w:t>
+      </w:r>
+      <w:r>
+        <w:t>09</w:t>
+      </w:r>
+      <w:r>
+        <w:t xml:space="preserve"> HP (Valliant A+)</w:t>
+      </w:r>
+    </w:p>
+    <w:p>
+      <w:pPr>
+        <w:pStyle w:val="Paragrafoelenco"/>
+        <w:numPr>
+          <w:ilvl w:val="0"/>
+          <w:numId w:val="20"/>
+        </w:numPr>
+        <w:autoSpaceDE w:val="0"/>
+        <w:autoSpaceDN w:val="0"/>
+        <w:adjustRightInd w:val="0"/>
+        <w:spacing w:after="0" w:line="240" w:lineRule="auto"/>
+        <w:jc w:val="both"/>
+      </w:pPr>
+      <w:r>
+        <w:t>ID 53 sovrastima i risultati rispetto a ID</w:t>
+      </w:r>
+      <w:r>
+        <w:t xml:space="preserve"> 5</w:t>
+      </w:r>
+      <w:r>
+        <w:t xml:space="preserve"> (</w:t>
+      </w:r>
+      <w:r>
+        <w:t>Camberley, Surrey</w:t>
+      </w:r>
+      <w:r>
+        <w:t xml:space="preserve"> installazione)</w:t>
+      </w:r>
+      <w:r>
+        <w:t xml:space="preserve">. Prendere in considerazione una terza </w:t>
+      </w:r>
+      <w:proofErr w:type="gramStart"/>
+      <w:r>
+        <w:t>macchina.</w:t>
+      </w:r>
+      <w:r>
+        <w:t>(</w:t>
+      </w:r>
+      <w:proofErr w:type="gramEnd"/>
+      <w:r>
+        <w:t>380,</w:t>
+      </w:r>
+      <w:r>
+        <w:t>556</w:t>
+      </w:r>
+      <w:r>
+        <w:t>,139</w:t>
+      </w:r>
+      <w:r>
+        <w:t>)</w:t>
+      </w:r>
+    </w:p>
+    <w:p>
+      <w:pPr>
+        <w:pStyle w:val="Paragrafoelenco"/>
+        <w:numPr>
+          <w:ilvl w:val="0"/>
+          <w:numId w:val="20"/>
+        </w:numPr>
+        <w:autoSpaceDE w:val="0"/>
+        <w:autoSpaceDN w:val="0"/>
+        <w:adjustRightInd w:val="0"/>
+        <w:spacing w:after="0" w:line="240" w:lineRule="auto"/>
+        <w:jc w:val="both"/>
+      </w:pPr>
+    </w:p>
+    <w:p>
+      <w:pPr>
+        <w:pStyle w:val="Paragrafoelenco"/>
         <w:autoSpaceDE w:val="0"/>
         <w:autoSpaceDN w:val="0"/>
         <w:adjustRightInd w:val="0"/>
@@ -2386,6 +2376,119 @@
     </w:lvl>
   </w:abstractNum>
   <w:abstractNum w:abstractNumId="6" w15:restartNumberingAfterBreak="0">
+    <w:nsid w:val="1BB23574"/>
+    <w:multiLevelType w:val="hybridMultilevel"/>
+    <w:tmpl w:val="A964E39E"/>
+    <w:lvl w:ilvl="0" w:tplc="04100001">
+      <w:start w:val="1"/>
+      <w:numFmt w:val="bullet"/>
+      <w:lvlText w:val=""/>
+      <w:lvlJc w:val="left"/>
+      <w:pPr>
+        <w:ind w:left="720" w:hanging="360"/>
+      </w:pPr>
+      <w:rPr>
+        <w:rFonts w:ascii="Symbol" w:hAnsi="Symbol" w:hint="default"/>
+      </w:rPr>
+    </w:lvl>
+    <w:lvl w:ilvl="1" w:tplc="04100003" w:tentative="1">
+      <w:start w:val="1"/>
+      <w:numFmt w:val="bullet"/>
+      <w:lvlText w:val="o"/>
+      <w:lvlJc w:val="left"/>
+      <w:pPr>
+        <w:ind w:left="1440" w:hanging="360"/>
+      </w:pPr>
+      <w:rPr>
+        <w:rFonts w:ascii="Courier New" w:hAnsi="Courier New" w:cs="Courier New" w:hint="default"/>
+      </w:rPr>
+    </w:lvl>
+    <w:lvl w:ilvl="2" w:tplc="04100005" w:tentative="1">
+      <w:start w:val="1"/>
+      <w:numFmt w:val="bullet"/>
+      <w:lvlText w:val=""/>
+      <w:lvlJc w:val="left"/>
+      <w:pPr>
+        <w:ind w:left="2160" w:hanging="360"/>
+      </w:pPr>
+      <w:rPr>
+        <w:rFonts w:ascii="Wingdings" w:hAnsi="Wingdings" w:hint="default"/>
+      </w:rPr>
+    </w:lvl>
+    <w:lvl w:ilvl="3" w:tplc="04100001" w:tentative="1">
+      <w:start w:val="1"/>
+      <w:numFmt w:val="bullet"/>
+      <w:lvlText w:val=""/>
+      <w:lvlJc w:val="left"/>
+      <w:pPr>
+        <w:ind w:left="2880" w:hanging="360"/>
+      </w:pPr>
+      <w:rPr>
+        <w:rFonts w:ascii="Symbol" w:hAnsi="Symbol" w:hint="default"/>
+      </w:rPr>
+    </w:lvl>
+    <w:lvl w:ilvl="4" w:tplc="04100003" w:tentative="1">
+      <w:start w:val="1"/>
+      <w:numFmt w:val="bullet"/>
+      <w:lvlText w:val="o"/>
+      <w:lvlJc w:val="left"/>
+      <w:pPr>
+        <w:ind w:left="3600" w:hanging="360"/>
+      </w:pPr>
+      <w:rPr>
+        <w:rFonts w:ascii="Courier New" w:hAnsi="Courier New" w:cs="Courier New" w:hint="default"/>
+      </w:rPr>
+    </w:lvl>
+    <w:lvl w:ilvl="5" w:tplc="04100005" w:tentative="1">
+      <w:start w:val="1"/>
+      <w:numFmt w:val="bullet"/>
+      <w:lvlText w:val=""/>
+      <w:lvlJc w:val="left"/>
+      <w:pPr>
+        <w:ind w:left="4320" w:hanging="360"/>
+      </w:pPr>
+      <w:rPr>
+        <w:rFonts w:ascii="Wingdings" w:hAnsi="Wingdings" w:hint="default"/>
+      </w:rPr>
+    </w:lvl>
+    <w:lvl w:ilvl="6" w:tplc="04100001" w:tentative="1">
+      <w:start w:val="1"/>
+      <w:numFmt w:val="bullet"/>
+      <w:lvlText w:val=""/>
+      <w:lvlJc w:val="left"/>
+      <w:pPr>
+        <w:ind w:left="5040" w:hanging="360"/>
+      </w:pPr>
+      <w:rPr>
+        <w:rFonts w:ascii="Symbol" w:hAnsi="Symbol" w:hint="default"/>
+      </w:rPr>
+    </w:lvl>
+    <w:lvl w:ilvl="7" w:tplc="04100003" w:tentative="1">
+      <w:start w:val="1"/>
+      <w:numFmt w:val="bullet"/>
+      <w:lvlText w:val="o"/>
+      <w:lvlJc w:val="left"/>
+      <w:pPr>
+        <w:ind w:left="5760" w:hanging="360"/>
+      </w:pPr>
+      <w:rPr>
+        <w:rFonts w:ascii="Courier New" w:hAnsi="Courier New" w:cs="Courier New" w:hint="default"/>
+      </w:rPr>
+    </w:lvl>
+    <w:lvl w:ilvl="8" w:tplc="04100005" w:tentative="1">
+      <w:start w:val="1"/>
+      <w:numFmt w:val="bullet"/>
+      <w:lvlText w:val=""/>
+      <w:lvlJc w:val="left"/>
+      <w:pPr>
+        <w:ind w:left="6480" w:hanging="360"/>
+      </w:pPr>
+      <w:rPr>
+        <w:rFonts w:ascii="Wingdings" w:hAnsi="Wingdings" w:hint="default"/>
+      </w:rPr>
+    </w:lvl>
+  </w:abstractNum>
+  <w:abstractNum w:abstractNumId="7" w15:restartNumberingAfterBreak="0">
     <w:nsid w:val="25B431F1"/>
     <w:multiLevelType w:val="hybridMultilevel"/>
     <w:tmpl w:val="4E72F718"/>
@@ -2498,7 +2601,7 @@
       </w:rPr>
     </w:lvl>
   </w:abstractNum>
-  <w:abstractNum w:abstractNumId="7" w15:restartNumberingAfterBreak="0">
+  <w:abstractNum w:abstractNumId="8" w15:restartNumberingAfterBreak="0">
     <w:nsid w:val="26DB622A"/>
     <w:multiLevelType w:val="hybridMultilevel"/>
     <w:tmpl w:val="7C18039A"/>
@@ -2584,7 +2687,7 @@
       </w:pPr>
     </w:lvl>
   </w:abstractNum>
-  <w:abstractNum w:abstractNumId="8" w15:restartNumberingAfterBreak="0">
+  <w:abstractNum w:abstractNumId="9" w15:restartNumberingAfterBreak="0">
     <w:nsid w:val="2B5057CB"/>
     <w:multiLevelType w:val="hybridMultilevel"/>
     <w:tmpl w:val="95B60D82"/>
@@ -2670,7 +2773,7 @@
       </w:pPr>
     </w:lvl>
   </w:abstractNum>
-  <w:abstractNum w:abstractNumId="9" w15:restartNumberingAfterBreak="0">
+  <w:abstractNum w:abstractNumId="10" w15:restartNumberingAfterBreak="0">
     <w:nsid w:val="2BBF69A0"/>
     <w:multiLevelType w:val="hybridMultilevel"/>
     <w:tmpl w:val="CC800556"/>
@@ -2783,7 +2886,7 @@
       </w:rPr>
     </w:lvl>
   </w:abstractNum>
-  <w:abstractNum w:abstractNumId="10" w15:restartNumberingAfterBreak="0">
+  <w:abstractNum w:abstractNumId="11" w15:restartNumberingAfterBreak="0">
     <w:nsid w:val="2C0E5229"/>
     <w:multiLevelType w:val="hybridMultilevel"/>
     <w:tmpl w:val="4A2267F2"/>
@@ -2869,7 +2972,7 @@
       </w:pPr>
     </w:lvl>
   </w:abstractNum>
-  <w:abstractNum w:abstractNumId="11" w15:restartNumberingAfterBreak="0">
+  <w:abstractNum w:abstractNumId="12" w15:restartNumberingAfterBreak="0">
     <w:nsid w:val="2C9C26D9"/>
     <w:multiLevelType w:val="hybridMultilevel"/>
     <w:tmpl w:val="C3CCF57A"/>
@@ -2958,7 +3061,7 @@
       </w:pPr>
     </w:lvl>
   </w:abstractNum>
-  <w:abstractNum w:abstractNumId="12" w15:restartNumberingAfterBreak="0">
+  <w:abstractNum w:abstractNumId="13" w15:restartNumberingAfterBreak="0">
     <w:nsid w:val="2E53738B"/>
     <w:multiLevelType w:val="hybridMultilevel"/>
     <w:tmpl w:val="E60A8FB6"/>
@@ -3044,7 +3147,7 @@
       </w:pPr>
     </w:lvl>
   </w:abstractNum>
-  <w:abstractNum w:abstractNumId="13" w15:restartNumberingAfterBreak="0">
+  <w:abstractNum w:abstractNumId="14" w15:restartNumberingAfterBreak="0">
     <w:nsid w:val="35AB177E"/>
     <w:multiLevelType w:val="hybridMultilevel"/>
     <w:tmpl w:val="815632A2"/>
@@ -3130,7 +3233,7 @@
       </w:pPr>
     </w:lvl>
   </w:abstractNum>
-  <w:abstractNum w:abstractNumId="14" w15:restartNumberingAfterBreak="0">
+  <w:abstractNum w:abstractNumId="15" w15:restartNumberingAfterBreak="0">
     <w:nsid w:val="367566C9"/>
     <w:multiLevelType w:val="hybridMultilevel"/>
     <w:tmpl w:val="F82447C4"/>
@@ -3216,7 +3319,7 @@
       </w:pPr>
     </w:lvl>
   </w:abstractNum>
-  <w:abstractNum w:abstractNumId="15" w15:restartNumberingAfterBreak="0">
+  <w:abstractNum w:abstractNumId="16" w15:restartNumberingAfterBreak="0">
     <w:nsid w:val="36B31DD7"/>
     <w:multiLevelType w:val="hybridMultilevel"/>
     <w:tmpl w:val="815632A2"/>
@@ -3302,7 +3405,7 @@
       </w:pPr>
     </w:lvl>
   </w:abstractNum>
-  <w:abstractNum w:abstractNumId="16" w15:restartNumberingAfterBreak="0">
+  <w:abstractNum w:abstractNumId="17" w15:restartNumberingAfterBreak="0">
     <w:nsid w:val="5C2C5EB9"/>
     <w:multiLevelType w:val="hybridMultilevel"/>
     <w:tmpl w:val="602E4C60"/>
@@ -3388,7 +3491,7 @@
       </w:pPr>
     </w:lvl>
   </w:abstractNum>
-  <w:abstractNum w:abstractNumId="17" w15:restartNumberingAfterBreak="0">
+  <w:abstractNum w:abstractNumId="18" w15:restartNumberingAfterBreak="0">
     <w:nsid w:val="62E52588"/>
     <w:multiLevelType w:val="hybridMultilevel"/>
     <w:tmpl w:val="9E56F8B8"/>
@@ -3474,7 +3577,7 @@
       </w:pPr>
     </w:lvl>
   </w:abstractNum>
-  <w:abstractNum w:abstractNumId="18" w15:restartNumberingAfterBreak="0">
+  <w:abstractNum w:abstractNumId="19" w15:restartNumberingAfterBreak="0">
     <w:nsid w:val="79EE782E"/>
     <w:multiLevelType w:val="hybridMultilevel"/>
     <w:tmpl w:val="08C82120"/>
@@ -3564,46 +3667,46 @@
     <w:abstractNumId w:val="4"/>
   </w:num>
   <w:num w:numId="2" w16cid:durableId="1677997860">
-    <w:abstractNumId w:val="11"/>
+    <w:abstractNumId w:val="12"/>
   </w:num>
   <w:num w:numId="3" w16cid:durableId="907693542">
-    <w:abstractNumId w:val="12"/>
+    <w:abstractNumId w:val="13"/>
   </w:num>
   <w:num w:numId="4" w16cid:durableId="1688212590">
     <w:abstractNumId w:val="1"/>
   </w:num>
   <w:num w:numId="5" w16cid:durableId="2124568154">
-    <w:abstractNumId w:val="15"/>
+    <w:abstractNumId w:val="16"/>
   </w:num>
   <w:num w:numId="6" w16cid:durableId="20401901">
-    <w:abstractNumId w:val="6"/>
+    <w:abstractNumId w:val="7"/>
   </w:num>
   <w:num w:numId="7" w16cid:durableId="1874224538">
     <w:abstractNumId w:val="2"/>
   </w:num>
   <w:num w:numId="8" w16cid:durableId="1393309860">
-    <w:abstractNumId w:val="8"/>
+    <w:abstractNumId w:val="9"/>
   </w:num>
   <w:num w:numId="9" w16cid:durableId="758407462">
-    <w:abstractNumId w:val="9"/>
+    <w:abstractNumId w:val="10"/>
   </w:num>
   <w:num w:numId="10" w16cid:durableId="1027872995">
-    <w:abstractNumId w:val="18"/>
+    <w:abstractNumId w:val="19"/>
   </w:num>
   <w:num w:numId="11" w16cid:durableId="1960452168">
-    <w:abstractNumId w:val="7"/>
+    <w:abstractNumId w:val="8"/>
   </w:num>
   <w:num w:numId="12" w16cid:durableId="46492365">
     <w:abstractNumId w:val="3"/>
   </w:num>
   <w:num w:numId="13" w16cid:durableId="1611399475">
-    <w:abstractNumId w:val="13"/>
+    <w:abstractNumId w:val="14"/>
   </w:num>
   <w:num w:numId="14" w16cid:durableId="466701428">
-    <w:abstractNumId w:val="17"/>
+    <w:abstractNumId w:val="18"/>
   </w:num>
   <w:num w:numId="15" w16cid:durableId="908003095">
-    <w:abstractNumId w:val="14"/>
+    <w:abstractNumId w:val="15"/>
   </w:num>
   <w:num w:numId="16" w16cid:durableId="1477725355">
     <w:abstractNumId w:val="0"/>
@@ -3612,10 +3715,13 @@
     <w:abstractNumId w:val="5"/>
   </w:num>
   <w:num w:numId="18" w16cid:durableId="133718591">
-    <w:abstractNumId w:val="16"/>
+    <w:abstractNumId w:val="17"/>
   </w:num>
   <w:num w:numId="19" w16cid:durableId="758869784">
-    <w:abstractNumId w:val="10"/>
+    <w:abstractNumId w:val="11"/>
+  </w:num>
+  <w:num w:numId="20" w16cid:durableId="830101673">
+    <w:abstractNumId w:val="6"/>
   </w:num>
 </w:numbering>
 </file>

--- a/Analysis.docx
+++ b/Analysis.docx
@@ -49,28 +49,3217 @@
         <w:rPr>
           <w:b/>
           <w:bCs/>
+          <w:vanish/>
           <w:sz w:val="28"/>
           <w:szCs w:val="28"/>
           <w:lang w:val="en-GB"/>
         </w:rPr>
       </w:pPr>
       <w:r>
+        <w:rPr>
+          <w:b/>
+          <w:bCs/>
+          <w:vanish/>
+          <w:sz w:val="28"/>
+          <w:szCs w:val="28"/>
+          <w:lang w:val="en-GB"/>
+        </w:rPr>
+        <w:t>Meeting 14/01/25</w:t>
+      </w:r>
+    </w:p>
+    <w:p>
+      <w:pPr>
+        <w:rPr>
+          <w:vanish/>
+        </w:rPr>
+      </w:pPr>
+      <w:r>
+        <w:rPr>
+          <w:vanish/>
+        </w:rPr>
+        <w:t>Tutti i modelli sovrastimano il COP.</w:t>
+      </w:r>
+      <w:r>
+        <w:rPr>
+          <w:vanish/>
+        </w:rPr>
+        <w:t xml:space="preserve"> Si cerca di individuare la causa in due strade:</w:t>
+      </w:r>
+    </w:p>
+    <w:p>
+      <w:pPr>
+        <w:pStyle w:val="Paragrafoelenco"/>
+        <w:numPr>
+          <w:ilvl w:val="0"/>
+          <w:numId w:val="9"/>
+        </w:numPr>
+        <w:jc w:val="both"/>
+        <w:rPr>
+          <w:vanish/>
+          <w:color w:val="000000" w:themeColor="text1"/>
+        </w:rPr>
+      </w:pPr>
+      <w:r>
+        <w:rPr>
+          <w:vanish/>
+        </w:rPr>
+        <w:t>Verifica con simulazioni su Excel</w:t>
+      </w:r>
+      <w:r>
+        <w:rPr>
+          <w:vanish/>
+        </w:rPr>
+        <w:t xml:space="preserve"> per vedere se il risultato è il medesimo.</w:t>
+      </w:r>
+      <w:r>
+        <w:rPr>
+          <w:vanish/>
+          <w:color w:val="000000" w:themeColor="text1"/>
+        </w:rPr>
+        <w:t xml:space="preserve"> </w:t>
+      </w:r>
+      <w:r>
+        <w:rPr>
+          <w:vanish/>
+          <w:color w:val="000000" w:themeColor="text1"/>
+        </w:rPr>
+        <w:t xml:space="preserve">La verifica dà i medesimi risultati ad eccezione </w:t>
+      </w:r>
+      <w:r>
+        <w:rPr>
+          <w:vanish/>
+          <w:color w:val="000000" w:themeColor="text1"/>
+        </w:rPr>
+        <w:t>del modello C</w:t>
+      </w:r>
+      <w:r>
+        <w:rPr>
+          <w:vanish/>
+          <w:color w:val="000000" w:themeColor="text1"/>
+        </w:rPr>
+        <w:t xml:space="preserve">. Tale modello è stato modificato in seguito per funzionare esclusivamente </w:t>
+      </w:r>
+      <w:r>
+        <w:rPr>
+          <w:vanish/>
+          <w:color w:val="000000" w:themeColor="text1"/>
+        </w:rPr>
+        <w:t>coi punti di catalogo;</w:t>
+      </w:r>
+    </w:p>
+    <w:p>
+      <w:pPr>
+        <w:pStyle w:val="Paragrafoelenco"/>
+        <w:numPr>
+          <w:ilvl w:val="0"/>
+          <w:numId w:val="9"/>
+        </w:numPr>
+        <w:jc w:val="both"/>
+        <w:rPr>
+          <w:vanish/>
+          <w:color w:val="000000" w:themeColor="text1"/>
+        </w:rPr>
+      </w:pPr>
+      <w:r>
+        <w:rPr>
+          <w:vanish/>
+        </w:rPr>
+        <w:t xml:space="preserve">Di seguito, </w:t>
+      </w:r>
+      <w:r>
+        <w:rPr>
+          <w:vanish/>
+        </w:rPr>
+        <w:t xml:space="preserve">Provare ad eseguire simulazione con punti prossimi ai valori di design della macchina </w:t>
+      </w:r>
+      <w:r>
+        <w:rPr>
+          <w:vanish/>
+        </w:rPr>
+        <w:t xml:space="preserve">ed evidenziare scostamento rispetto ai dati misurati. </w:t>
+      </w:r>
+      <w:r>
+        <w:rPr>
+          <w:vanish/>
+        </w:rPr>
+        <w:t>Si verifica una sovrastima anche in</w:t>
+      </w:r>
+      <w:r>
+        <w:rPr>
+          <w:vanish/>
+        </w:rPr>
+        <w:t xml:space="preserve"> confronto ai dati misurati</w:t>
+      </w:r>
+    </w:p>
+    <w:p>
+      <w:pPr>
+        <w:contextualSpacing/>
+        <w:jc w:val="both"/>
+        <w:rPr>
+          <w:vanish/>
+          <w:sz w:val="28"/>
+          <w:szCs w:val="28"/>
+        </w:rPr>
+      </w:pPr>
+      <w:r>
+        <w:rPr>
+          <w:vanish/>
+          <w:sz w:val="28"/>
+          <w:szCs w:val="28"/>
+        </w:rPr>
+        <w:t>15/01/25</w:t>
+      </w:r>
+    </w:p>
+    <w:p>
+      <w:pPr>
+        <w:pStyle w:val="Paragrafoelenco"/>
+        <w:numPr>
+          <w:ilvl w:val="0"/>
+          <w:numId w:val="24"/>
+        </w:numPr>
+        <w:jc w:val="both"/>
+        <w:rPr>
+          <w:vanish/>
+        </w:rPr>
+      </w:pPr>
+      <w:r>
+        <w:rPr>
+          <w:vanish/>
+        </w:rPr>
+        <w:t xml:space="preserve">Eseguita verifica della normativa UNI TS 11330-4 (nominata nel sito della Eneren per i punti testati). La normativa risulta essere l’adattamento italiano </w:t>
+      </w:r>
+      <w:r>
+        <w:rPr>
+          <w:vanish/>
+        </w:rPr>
+        <w:t>della EN 13612-2.</w:t>
+      </w:r>
+    </w:p>
+    <w:p>
+      <w:pPr>
+        <w:pStyle w:val="Paragrafoelenco"/>
+        <w:numPr>
+          <w:ilvl w:val="0"/>
+          <w:numId w:val="24"/>
+        </w:numPr>
+        <w:jc w:val="both"/>
+        <w:rPr>
+          <w:vanish/>
+        </w:rPr>
+      </w:pPr>
+      <w:r>
+        <w:rPr>
+          <w:vanish/>
+        </w:rPr>
+        <w:t>Verifica che il modello della macchina sia il medesimo installato nel laboratorio RSE</w:t>
+      </w:r>
+      <w:r>
+        <w:rPr>
+          <w:vanish/>
+        </w:rPr>
+        <w:t xml:space="preserve"> per modello. In accordo con quanto scritto </w:t>
+      </w:r>
+      <w:r>
+        <w:rPr>
+          <w:vanish/>
+        </w:rPr>
+        <w:t>sul report RSE, la macchina presenta il medesimo nome (NAW 006) ma</w:t>
+      </w:r>
+      <w:r>
+        <w:rPr>
+          <w:vanish/>
+        </w:rPr>
+        <w:t xml:space="preserve"> si comporta</w:t>
+      </w:r>
+      <w:r>
+        <w:rPr>
+          <w:vanish/>
+        </w:rPr>
+        <w:t xml:space="preserve"> in maniera differente (confronta</w:t>
+      </w:r>
+      <w:r>
+        <w:rPr>
+          <w:vanish/>
+        </w:rPr>
+        <w:t>t</w:t>
+      </w:r>
+      <w:r>
+        <w:rPr>
+          <w:vanish/>
+        </w:rPr>
+        <w:t xml:space="preserve">e le schede tecniche del report </w:t>
+      </w:r>
+      <w:r>
+        <w:rPr>
+          <w:vanish/>
+        </w:rPr>
+        <w:t>RSE e del catalogo Eneren)</w:t>
+      </w:r>
+      <w:r>
+        <w:rPr>
+          <w:vanish/>
+        </w:rPr>
+        <w:t>;</w:t>
+      </w:r>
+    </w:p>
+    <w:p>
+      <w:pPr>
+        <w:pStyle w:val="Paragrafoelenco"/>
+        <w:numPr>
+          <w:ilvl w:val="0"/>
+          <w:numId w:val="24"/>
+        </w:numPr>
+        <w:jc w:val="both"/>
+        <w:rPr>
+          <w:vanish/>
+        </w:rPr>
+      </w:pPr>
+      <w:r>
+        <w:rPr>
+          <w:vanish/>
+        </w:rPr>
+        <w:t xml:space="preserve">Le macchine hanno lo stesso nome ma probabilmente sono state modificate (una è stata installata prima, il catalogo aggiornato potrebbe far riferimento a una macchina con caratteristiche differenti). </w:t>
+      </w:r>
+      <w:r>
+        <w:rPr>
+          <w:vanish/>
+        </w:rPr>
+        <w:t xml:space="preserve"> Verifica eseguita su modello H02: fittando coi dati della macchina nel report RSE, i risultati sembrano migliori rispetto a quelli precedenti. Problema: pochi dati </w:t>
+      </w:r>
+      <w:r>
+        <w:rPr>
+          <w:vanish/>
+        </w:rPr>
+        <w:t>di catalogo</w:t>
+      </w:r>
+      <w:r>
+        <w:rPr>
+          <w:vanish/>
+        </w:rPr>
+        <w:t xml:space="preserve"> disponibili.</w:t>
+      </w:r>
+    </w:p>
+    <w:p>
+      <w:pPr>
+        <w:jc w:val="both"/>
+        <w:rPr>
+          <w:vanish/>
+          <w:sz w:val="28"/>
+          <w:szCs w:val="28"/>
+        </w:rPr>
+      </w:pPr>
+      <w:r>
+        <w:rPr>
+          <w:vanish/>
+          <w:sz w:val="28"/>
+          <w:szCs w:val="28"/>
+        </w:rPr>
+        <w:t>16/01/25</w:t>
+      </w:r>
+    </w:p>
+    <w:p>
+      <w:pPr>
+        <w:pStyle w:val="Paragrafoelenco"/>
+        <w:numPr>
+          <w:ilvl w:val="0"/>
+          <w:numId w:val="10"/>
+        </w:numPr>
+        <w:jc w:val="both"/>
+        <w:rPr>
+          <w:vanish/>
+        </w:rPr>
+      </w:pPr>
+      <w:r>
+        <w:rPr>
+          <w:vanish/>
+        </w:rPr>
+        <w:t>Eseguita simulazione</w:t>
+      </w:r>
+      <w:r>
+        <w:rPr>
+          <w:vanish/>
+        </w:rPr>
+        <w:t xml:space="preserve"> usando </w:t>
+      </w:r>
+      <w:r>
+        <w:rPr>
+          <w:vanish/>
+        </w:rPr>
+        <w:t xml:space="preserve">gli </w:t>
+      </w:r>
+      <w:r>
+        <w:rPr>
+          <w:vanish/>
+        </w:rPr>
+        <w:t>altri modelli</w:t>
+      </w:r>
+      <w:r>
+        <w:rPr>
+          <w:vanish/>
+        </w:rPr>
+        <w:t xml:space="preserve">. I modelli 04 e 05 sovrastimano </w:t>
+      </w:r>
+      <w:r>
+        <w:rPr>
+          <w:vanish/>
+        </w:rPr>
+        <w:t xml:space="preserve">pesantemente i risultati, mentre </w:t>
+      </w:r>
+      <w:r>
+        <w:rPr>
+          <w:vanish/>
+        </w:rPr>
+        <w:t>i modelli 02, 06 e 07</w:t>
+      </w:r>
+      <w:r>
+        <w:rPr>
+          <w:vanish/>
+        </w:rPr>
+        <w:t xml:space="preserve"> diretti sembrano essere nel range di errore del +- 20%. </w:t>
+      </w:r>
+      <w:r>
+        <w:rPr>
+          <w:vanish/>
+        </w:rPr>
+        <w:t>I modelli indirett</w:t>
+      </w:r>
+      <w:r>
+        <w:rPr>
+          <w:vanish/>
+        </w:rPr>
+        <w:t>i tendono a sovrastimare i risultati. I modelli di Carnot sovrastimano i risultati.</w:t>
+      </w:r>
+    </w:p>
+    <w:p>
+      <w:pPr>
+        <w:pStyle w:val="Paragrafoelenco"/>
+        <w:numPr>
+          <w:ilvl w:val="0"/>
+          <w:numId w:val="10"/>
+        </w:numPr>
+        <w:jc w:val="both"/>
+        <w:rPr>
+          <w:vanish/>
+        </w:rPr>
+      </w:pPr>
+      <w:r>
+        <w:rPr>
+          <w:vanish/>
+        </w:rPr>
+        <w:t xml:space="preserve">Eseguita simulazione con punti vicino a dati di catalogo. I </w:t>
+      </w:r>
+      <w:r>
+        <w:rPr>
+          <w:vanish/>
+        </w:rPr>
+        <w:t>modell</w:t>
+      </w:r>
+      <w:r>
+        <w:rPr>
+          <w:vanish/>
+        </w:rPr>
+        <w:t>i</w:t>
+      </w:r>
+      <w:r>
+        <w:rPr>
+          <w:vanish/>
+        </w:rPr>
+        <w:t xml:space="preserve"> diretti</w:t>
+      </w:r>
+      <w:r>
+        <w:rPr>
+          <w:vanish/>
+        </w:rPr>
+        <w:t xml:space="preserve"> fitta</w:t>
+      </w:r>
+      <w:r>
+        <w:rPr>
+          <w:vanish/>
+        </w:rPr>
+        <w:t>no</w:t>
+      </w:r>
+      <w:r>
+        <w:rPr>
+          <w:vanish/>
+        </w:rPr>
+        <w:t xml:space="preserve"> bene in vicinanza dei punti di catalogo</w:t>
+      </w:r>
+      <w:r>
+        <w:rPr>
+          <w:vanish/>
+        </w:rPr>
+        <w:t xml:space="preserve"> mentre gli indiretti sembrano sovrastimare.</w:t>
+      </w:r>
+      <w:r>
+        <w:rPr>
+          <w:vanish/>
+        </w:rPr>
+        <w:t xml:space="preserve"> I modelli B e C si rifer</w:t>
+      </w:r>
+      <w:r>
+        <w:rPr>
+          <w:vanish/>
+        </w:rPr>
+        <w:t xml:space="preserve">iscono a una curva media </w:t>
+      </w:r>
+      <w:r>
+        <w:rPr>
+          <w:vanish/>
+        </w:rPr>
+        <w:t xml:space="preserve">ottenuta su altre macchine. Questa potrebbe essere la causa della sovrastima. </w:t>
+      </w:r>
+      <w:r>
+        <w:rPr>
+          <w:vanish/>
+        </w:rPr>
+        <w:t>Analogamente</w:t>
+      </w:r>
+      <w:r>
+        <w:rPr>
+          <w:vanish/>
+        </w:rPr>
+        <w:t>, i modelli di Carnot prendono per riferimento la curva implementata all’interno del</w:t>
+      </w:r>
+      <w:r>
+        <w:rPr>
+          <w:vanish/>
+        </w:rPr>
+        <w:t xml:space="preserve"> file excel, che è sovrastimata rispetto alle reali performance della macchina.</w:t>
+      </w:r>
+    </w:p>
+    <w:p>
+      <w:pPr>
+        <w:jc w:val="both"/>
+        <w:rPr>
+          <w:vanish/>
+          <w:sz w:val="28"/>
+          <w:szCs w:val="28"/>
+        </w:rPr>
+      </w:pPr>
+      <w:r>
+        <w:rPr>
+          <w:vanish/>
+          <w:sz w:val="28"/>
+          <w:szCs w:val="28"/>
+        </w:rPr>
+        <w:t>17/01/25</w:t>
+      </w:r>
+    </w:p>
+    <w:p>
+      <w:pPr>
+        <w:pStyle w:val="Paragrafoelenco"/>
+        <w:numPr>
+          <w:ilvl w:val="0"/>
+          <w:numId w:val="14"/>
+        </w:numPr>
+        <w:jc w:val="both"/>
+        <w:rPr>
+          <w:vanish/>
+        </w:rPr>
+      </w:pPr>
+      <w:r>
+        <w:rPr>
+          <w:vanish/>
+        </w:rPr>
+        <w:t xml:space="preserve">Eseguita simulazione “inversa” </w:t>
+      </w:r>
+      <w:r>
+        <w:rPr>
+          <w:vanish/>
+        </w:rPr>
+        <w:t xml:space="preserve">sia per nuovo che per vecchio catalogo. </w:t>
+      </w:r>
+      <w:r>
+        <w:rPr>
+          <w:vanish/>
+        </w:rPr>
+        <w:t>OLD</w:t>
+      </w:r>
+      <w:r>
+        <w:rPr>
+          <w:vanish/>
+        </w:rPr>
+        <w:t xml:space="preserve">: i modelli diretti stimano bene i punti (nel range del </w:t>
+      </w:r>
+      <w:r>
+        <w:rPr>
+          <w:vanish/>
+        </w:rPr>
+        <w:t>+-20%) mentre gli indiretti sovrastimano (la curva media è molto maggiore di quella effettiva di funzionamento della macchina)</w:t>
+      </w:r>
+      <w:r>
+        <w:rPr>
+          <w:vanish/>
+        </w:rPr>
+        <w:t xml:space="preserve">. Questa affermazione è vera sia per </w:t>
+      </w:r>
+      <w:r>
+        <w:rPr>
+          <w:vanish/>
+        </w:rPr>
+        <w:t xml:space="preserve">test con macchina 006 sia per test con altre potenze (NAW 006 + 008 +010). NEW: </w:t>
+      </w:r>
+      <w:r>
+        <w:rPr>
+          <w:vanish/>
+        </w:rPr>
+        <w:t xml:space="preserve">i diretti sottostimano (tra </w:t>
+      </w:r>
+      <w:r>
+        <w:rPr>
+          <w:vanish/>
+        </w:rPr>
+        <w:t>-20 e-25 %) mentre gli indiretti sovrastimano leggermente.</w:t>
+      </w:r>
+    </w:p>
+    <w:p>
+      <w:pPr>
+        <w:pStyle w:val="Paragrafoelenco"/>
+        <w:numPr>
+          <w:ilvl w:val="0"/>
+          <w:numId w:val="14"/>
+        </w:numPr>
+        <w:jc w:val="both"/>
+        <w:rPr>
+          <w:vanish/>
+        </w:rPr>
+      </w:pPr>
+      <w:r>
+        <w:rPr>
+          <w:vanish/>
+        </w:rPr>
+        <w:t>Definizioni EN 14825:</w:t>
+      </w:r>
+    </w:p>
+    <w:p>
+      <w:pPr>
+        <w:pStyle w:val="Paragrafoelenco"/>
+        <w:numPr>
+          <w:ilvl w:val="0"/>
+          <w:numId w:val="13"/>
+        </w:numPr>
+        <w:autoSpaceDE w:val="0"/>
+        <w:autoSpaceDN w:val="0"/>
+        <w:adjustRightInd w:val="0"/>
+        <w:spacing w:after="0" w:line="240" w:lineRule="auto"/>
+        <w:rPr>
+          <w:vanish/>
+          <w:lang w:val="en-GB"/>
+        </w:rPr>
+      </w:pPr>
+      <w:r>
+        <w:rPr>
+          <w:b/>
+          <w:bCs/>
+          <w:vanish/>
+          <w:lang w:val="en-GB"/>
+        </w:rPr>
+        <w:t>bin</w:t>
+      </w:r>
+      <w:r>
+        <w:rPr>
+          <w:vanish/>
+          <w:lang w:val="en-GB"/>
+        </w:rPr>
+        <w:t>: outdoor temperature interval of 1 K;</w:t>
+      </w:r>
+    </w:p>
+    <w:p>
+      <w:pPr>
+        <w:pStyle w:val="Paragrafoelenco"/>
+        <w:numPr>
+          <w:ilvl w:val="0"/>
+          <w:numId w:val="13"/>
+        </w:numPr>
+        <w:autoSpaceDE w:val="0"/>
+        <w:autoSpaceDN w:val="0"/>
+        <w:adjustRightInd w:val="0"/>
+        <w:spacing w:after="0" w:line="240" w:lineRule="auto"/>
+        <w:rPr>
+          <w:rFonts w:ascii="Cambria-Bold" w:hAnsi="Cambria-Bold" w:cs="Cambria-Bold"/>
+          <w:b/>
+          <w:bCs/>
+          <w:vanish/>
+          <w:color w:val="000000"/>
+          <w:kern w:val="0"/>
+          <w:lang w:val="en-GB"/>
+        </w:rPr>
+      </w:pPr>
+      <w:r>
+        <w:rPr>
+          <w:b/>
+          <w:bCs/>
+          <w:vanish/>
+          <w:lang w:val="en-GB"/>
+        </w:rPr>
+        <w:t>part load ratio:</w:t>
+      </w:r>
+      <w:r>
+        <w:rPr>
+          <w:vanish/>
+          <w:lang w:val="en-GB"/>
+        </w:rPr>
+        <w:t xml:space="preserve"> bin temperature minus 16 °C divided by the reference design temperature minus 16 °C</w:t>
+      </w:r>
+    </w:p>
+    <w:p>
+      <w:pPr>
+        <w:autoSpaceDE w:val="0"/>
+        <w:autoSpaceDN w:val="0"/>
+        <w:adjustRightInd w:val="0"/>
+        <w:spacing w:after="0" w:line="240" w:lineRule="auto"/>
+        <w:ind w:left="720"/>
+        <w:rPr>
+          <w:vanish/>
+        </w:rPr>
+      </w:pPr>
+      <w:r>
+        <w:rPr>
+          <w:vanish/>
+        </w:rPr>
+        <w:t xml:space="preserve">Eseguiti calcoli con PLR calcolato invece che con frequenza. Da provare stesso processo con macchina Valliant per </w:t>
+      </w:r>
+      <w:r>
+        <w:rPr>
+          <w:vanish/>
+        </w:rPr>
+        <w:t xml:space="preserve">valutare se i modelli si comportano meglio in caso di una mole maggiore di dati </w:t>
+      </w:r>
+      <w:r>
+        <w:rPr>
+          <w:vanish/>
+        </w:rPr>
+        <w:t>di training</w:t>
+      </w:r>
+      <w:r>
+        <w:rPr>
+          <w:vanish/>
+        </w:rPr>
+        <w:t xml:space="preserve"> utilizzand</w:t>
+      </w:r>
+      <w:r>
+        <w:rPr>
+          <w:vanish/>
+        </w:rPr>
+        <w:t>o formula del PLR invece che utilizzare la potenza.</w:t>
+      </w:r>
+    </w:p>
+    <w:p>
+      <w:pPr>
+        <w:pStyle w:val="Paragrafoelenco"/>
+        <w:numPr>
+          <w:ilvl w:val="0"/>
+          <w:numId w:val="14"/>
+        </w:numPr>
+        <w:autoSpaceDE w:val="0"/>
+        <w:autoSpaceDN w:val="0"/>
+        <w:adjustRightInd w:val="0"/>
+        <w:spacing w:after="0" w:line="240" w:lineRule="auto"/>
+        <w:jc w:val="both"/>
+        <w:rPr>
+          <w:vanish/>
+        </w:rPr>
+      </w:pPr>
+      <w:r>
+        <w:rPr>
+          <w:vanish/>
+        </w:rPr>
+        <w:t>Il PLR nominato in EN14285 non corrisponde al PLR utilizzato nei modelli in quanto il primo</w:t>
+      </w:r>
+      <w:r>
+        <w:rPr>
+          <w:vanish/>
+        </w:rPr>
+        <w:t xml:space="preserve"> è un fatto di carico con la formula precedente</w:t>
+      </w:r>
+      <w:r>
+        <w:rPr>
+          <w:vanish/>
+        </w:rPr>
+        <w:t xml:space="preserve"> (dipende solo dalla temperatura esterna) mentre il </w:t>
+      </w:r>
+      <w:r>
+        <w:rPr>
+          <w:vanish/>
+        </w:rPr>
+        <w:t>secondo (chiamato anche CAPACITY FACTOR CR) è il rapporto della potenza a partial load e della potenza a full load alle stesse temperature di acqua e aria</w:t>
+      </w:r>
+      <w:r>
+        <w:rPr>
+          <w:vanish/>
+        </w:rPr>
+        <w:t xml:space="preserve"> (NB: il paper originale è quello di Sara).</w:t>
+      </w:r>
+    </w:p>
+    <w:p>
+      <w:pPr>
+        <w:autoSpaceDE w:val="0"/>
+        <w:autoSpaceDN w:val="0"/>
+        <w:adjustRightInd w:val="0"/>
+        <w:spacing w:after="0" w:line="240" w:lineRule="auto"/>
+        <w:ind w:left="360"/>
+        <w:jc w:val="both"/>
+        <w:rPr>
+          <w:vanish/>
+        </w:rPr>
+      </w:pPr>
+    </w:p>
+    <w:p>
+      <w:pPr>
+        <w:contextualSpacing/>
+        <w:jc w:val="both"/>
+        <w:rPr>
+          <w:vanish/>
+          <w:sz w:val="28"/>
+          <w:szCs w:val="28"/>
+        </w:rPr>
+      </w:pPr>
+      <w:r>
+        <w:rPr>
+          <w:vanish/>
+          <w:sz w:val="28"/>
+          <w:szCs w:val="28"/>
+        </w:rPr>
+        <w:t>20/01/25</w:t>
+      </w:r>
+    </w:p>
+    <w:p>
+      <w:pPr>
+        <w:pStyle w:val="Paragrafoelenco"/>
+        <w:numPr>
+          <w:ilvl w:val="0"/>
+          <w:numId w:val="5"/>
+        </w:numPr>
+        <w:autoSpaceDE w:val="0"/>
+        <w:autoSpaceDN w:val="0"/>
+        <w:adjustRightInd w:val="0"/>
+        <w:spacing w:after="0" w:line="240" w:lineRule="auto"/>
+        <w:jc w:val="both"/>
+        <w:rPr>
+          <w:vanish/>
+        </w:rPr>
+      </w:pPr>
+      <w:r>
+        <w:rPr>
+          <w:vanish/>
+        </w:rPr>
+        <w:t xml:space="preserve">Tesi: valori stimati male dai modelli indiretti e meglio dai modelli diretti con pochi punti di catalogo. Ciò deriva dal fatto che </w:t>
+      </w:r>
+      <w:r>
+        <w:rPr>
+          <w:vanish/>
+        </w:rPr>
+        <w:t xml:space="preserve">la curva “media” non è una buona soluzione in quanto cambia in maniera sostanziale da macchina a macchina. Non è possibile fare un confronto basandosi solo sui </w:t>
+      </w:r>
+      <w:r>
+        <w:rPr>
+          <w:vanish/>
+        </w:rPr>
+        <w:t>modelli indiretti a causa di un’assenza della curva di rifer</w:t>
+      </w:r>
+      <w:r>
+        <w:rPr>
+          <w:vanish/>
+        </w:rPr>
+        <w:t>imento da catalogo. E’ necessario avere più dati a disposizione.</w:t>
+      </w:r>
+    </w:p>
+    <w:p>
+      <w:pPr>
+        <w:pStyle w:val="Paragrafoelenco"/>
+        <w:numPr>
+          <w:ilvl w:val="0"/>
+          <w:numId w:val="5"/>
+        </w:numPr>
+        <w:autoSpaceDE w:val="0"/>
+        <w:autoSpaceDN w:val="0"/>
+        <w:adjustRightInd w:val="0"/>
+        <w:spacing w:after="0" w:line="240" w:lineRule="auto"/>
+        <w:jc w:val="both"/>
+        <w:rPr>
+          <w:vanish/>
+        </w:rPr>
+      </w:pPr>
+      <w:r>
+        <w:rPr>
+          <w:vanish/>
+        </w:rPr>
+        <w:t>Eseguita simulazione sui cataloghi di Valliant e test sui cataloghi stessi.</w:t>
+      </w:r>
+      <w:r>
+        <w:rPr>
+          <w:vanish/>
+        </w:rPr>
+        <w:t xml:space="preserve"> I modelli diretti funzionano abbastanza bene</w:t>
+      </w:r>
+      <w:r>
+        <w:rPr>
+          <w:vanish/>
+        </w:rPr>
+        <w:t xml:space="preserve"> (MAPE &lt;= 20%)</w:t>
+      </w:r>
+      <w:r>
+        <w:rPr>
+          <w:vanish/>
+        </w:rPr>
+        <w:t xml:space="preserve">, mentre i modelli indiretti </w:t>
+      </w:r>
+      <w:r>
+        <w:rPr>
+          <w:vanish/>
+        </w:rPr>
+        <w:t>sbagliano in maniera significativa</w:t>
+      </w:r>
+      <w:r>
+        <w:rPr>
+          <w:vanish/>
+        </w:rPr>
+        <w:t xml:space="preserve"> (MAPE = 30</w:t>
+      </w:r>
+      <w:r>
+        <w:rPr>
+          <w:vanish/>
+        </w:rPr>
+        <w:t>-35</w:t>
+      </w:r>
+      <w:r>
+        <w:rPr>
+          <w:vanish/>
+        </w:rPr>
+        <w:t>%</w:t>
+      </w:r>
+      <w:r>
+        <w:rPr>
+          <w:vanish/>
+        </w:rPr>
+        <w:t xml:space="preserve"> per i lineari, &gt;100% per gli indiretti </w:t>
+      </w:r>
+      <w:r>
+        <w:rPr>
+          <w:vanish/>
+        </w:rPr>
+        <w:t>, &lt;25% per i Carnot).</w:t>
+      </w:r>
+    </w:p>
+    <w:p>
+      <w:pPr>
+        <w:autoSpaceDE w:val="0"/>
+        <w:autoSpaceDN w:val="0"/>
+        <w:adjustRightInd w:val="0"/>
+        <w:spacing w:after="0" w:line="240" w:lineRule="auto"/>
+        <w:jc w:val="both"/>
+        <w:rPr>
+          <w:vanish/>
+        </w:rPr>
+      </w:pPr>
+    </w:p>
+    <w:p>
+      <w:pPr>
+        <w:contextualSpacing/>
+        <w:jc w:val="both"/>
+        <w:rPr>
+          <w:b/>
+          <w:bCs/>
+          <w:vanish/>
+          <w:sz w:val="28"/>
+          <w:szCs w:val="28"/>
+        </w:rPr>
+      </w:pPr>
+      <w:r>
+        <w:rPr>
+          <w:b/>
+          <w:bCs/>
+          <w:vanish/>
+          <w:sz w:val="28"/>
+          <w:szCs w:val="28"/>
+        </w:rPr>
+        <w:t>Results 20/01/25:</w:t>
+      </w:r>
+    </w:p>
+    <w:p>
+      <w:pPr>
+        <w:pStyle w:val="Paragrafoelenco"/>
+        <w:numPr>
+          <w:ilvl w:val="0"/>
+          <w:numId w:val="1"/>
+        </w:numPr>
+        <w:autoSpaceDE w:val="0"/>
+        <w:autoSpaceDN w:val="0"/>
+        <w:adjustRightInd w:val="0"/>
+        <w:spacing w:after="0" w:line="240" w:lineRule="auto"/>
+        <w:jc w:val="both"/>
+        <w:rPr>
+          <w:vanish/>
+        </w:rPr>
+      </w:pPr>
+      <w:r>
+        <w:rPr>
+          <w:vanish/>
+        </w:rPr>
+        <w:t>Verificato i risultati con i modelli excel e si ottiene lo stesso medesimo risultato</w:t>
+      </w:r>
+      <w:r>
+        <w:rPr>
+          <w:vanish/>
+        </w:rPr>
+        <w:t>;</w:t>
+      </w:r>
+    </w:p>
+    <w:p>
+      <w:pPr>
+        <w:pStyle w:val="Paragrafoelenco"/>
+        <w:numPr>
+          <w:ilvl w:val="0"/>
+          <w:numId w:val="1"/>
+        </w:numPr>
+        <w:autoSpaceDE w:val="0"/>
+        <w:autoSpaceDN w:val="0"/>
+        <w:adjustRightInd w:val="0"/>
+        <w:spacing w:after="0" w:line="240" w:lineRule="auto"/>
+        <w:jc w:val="both"/>
+        <w:rPr>
+          <w:vanish/>
+        </w:rPr>
+      </w:pPr>
+      <w:r>
+        <w:rPr>
+          <w:vanish/>
+        </w:rPr>
+        <w:t>Sovrastima nei pressi dei punti di catalogo è sempre presente anche dopo filtro =&gt; L’interpolazione è corretta;</w:t>
+      </w:r>
+    </w:p>
+    <w:p>
+      <w:pPr>
+        <w:pStyle w:val="Paragrafoelenco"/>
+        <w:numPr>
+          <w:ilvl w:val="0"/>
+          <w:numId w:val="1"/>
+        </w:numPr>
+        <w:autoSpaceDE w:val="0"/>
+        <w:autoSpaceDN w:val="0"/>
+        <w:adjustRightInd w:val="0"/>
+        <w:spacing w:after="0" w:line="240" w:lineRule="auto"/>
+        <w:jc w:val="both"/>
+        <w:rPr>
+          <w:vanish/>
+        </w:rPr>
+      </w:pPr>
+      <w:r>
+        <w:rPr>
+          <w:vanish/>
+        </w:rPr>
+        <w:t>La norma riportata sul catalogo UNI TS 11330-4 è l’adattamento italiano della EN 13612-2</w:t>
+      </w:r>
+      <w:r>
+        <w:rPr>
+          <w:vanish/>
+        </w:rPr>
+        <w:t>. C’è una differenza tra PLR (fattore di carico climatico) e CR (capacity ratio). Il primo, usato nella EN 1</w:t>
+      </w:r>
+      <w:r>
+        <w:rPr>
+          <w:vanish/>
+        </w:rPr>
+        <w:t>4285, è dipendente solo dalle temperature esterne, mentre il secondo è il rapporto rispetto al carico della macchina in full load;</w:t>
+      </w:r>
+    </w:p>
+    <w:p>
+      <w:pPr>
+        <w:pStyle w:val="Paragrafoelenco"/>
+        <w:numPr>
+          <w:ilvl w:val="0"/>
+          <w:numId w:val="1"/>
+        </w:numPr>
+        <w:autoSpaceDE w:val="0"/>
+        <w:autoSpaceDN w:val="0"/>
+        <w:adjustRightInd w:val="0"/>
+        <w:spacing w:after="0" w:line="240" w:lineRule="auto"/>
+        <w:jc w:val="both"/>
+        <w:rPr>
+          <w:vanish/>
+        </w:rPr>
+      </w:pPr>
+      <w:r>
+        <w:rPr>
+          <w:vanish/>
+        </w:rPr>
+        <w:t>Il catalogo online fa riferimento a una macchina diversa rispet</w:t>
+      </w:r>
+      <w:r>
+        <w:rPr>
+          <w:vanish/>
+        </w:rPr>
+        <w:t>t</w:t>
+      </w:r>
+      <w:r>
+        <w:rPr>
+          <w:vanish/>
+        </w:rPr>
+        <w:t>o a quella installata in laboratorio e da RSE</w:t>
+      </w:r>
+      <w:r>
+        <w:rPr>
+          <w:vanish/>
+        </w:rPr>
+        <w:t xml:space="preserve"> (vedere i cataloghi)</w:t>
+      </w:r>
+      <w:r>
+        <w:rPr>
+          <w:vanish/>
+        </w:rPr>
+        <w:t xml:space="preserve">. </w:t>
+      </w:r>
+      <w:r>
+        <w:rPr>
+          <w:vanish/>
+        </w:rPr>
+        <w:t>Nel secondo caso ci sono pochi dati disponibili. Provare a sentire RSE e ENEREN?</w:t>
+      </w:r>
+    </w:p>
+    <w:p>
+      <w:pPr>
+        <w:pStyle w:val="Paragrafoelenco"/>
+        <w:numPr>
+          <w:ilvl w:val="0"/>
+          <w:numId w:val="1"/>
+        </w:numPr>
+        <w:autoSpaceDE w:val="0"/>
+        <w:autoSpaceDN w:val="0"/>
+        <w:adjustRightInd w:val="0"/>
+        <w:spacing w:after="0" w:line="240" w:lineRule="auto"/>
+        <w:jc w:val="both"/>
+        <w:rPr>
+          <w:vanish/>
+        </w:rPr>
+      </w:pPr>
+      <w:r>
+        <w:rPr>
+          <w:vanish/>
+        </w:rPr>
+        <w:t xml:space="preserve">Eseguito test in reverse: test sui dati sperimentali e verifica sui dati di catalogo: errori </w:t>
+      </w:r>
+      <w:r>
+        <w:rPr>
+          <w:vanish/>
+        </w:rPr>
+        <w:t xml:space="preserve">sugli indiretti a causa di </w:t>
+      </w:r>
+      <w:r>
+        <w:rPr>
+          <w:vanish/>
+        </w:rPr>
+        <w:t>una curva di training non significativa;</w:t>
+      </w:r>
+    </w:p>
+    <w:p>
+      <w:pPr>
+        <w:pStyle w:val="Paragrafoelenco"/>
+        <w:numPr>
+          <w:ilvl w:val="0"/>
+          <w:numId w:val="1"/>
+        </w:numPr>
+        <w:autoSpaceDE w:val="0"/>
+        <w:autoSpaceDN w:val="0"/>
+        <w:adjustRightInd w:val="0"/>
+        <w:spacing w:after="0" w:line="240" w:lineRule="auto"/>
+        <w:jc w:val="both"/>
+        <w:rPr>
+          <w:vanish/>
+        </w:rPr>
+      </w:pPr>
+      <w:r>
+        <w:rPr>
+          <w:vanish/>
+        </w:rPr>
+        <w:t>Messo grafico potenza + COP in funzione del tempo</w:t>
+      </w:r>
+    </w:p>
+    <w:p>
+      <w:pPr>
+        <w:pStyle w:val="Paragrafoelenco"/>
+        <w:numPr>
+          <w:ilvl w:val="0"/>
+          <w:numId w:val="1"/>
+        </w:numPr>
+        <w:autoSpaceDE w:val="0"/>
+        <w:autoSpaceDN w:val="0"/>
+        <w:adjustRightInd w:val="0"/>
+        <w:spacing w:after="0" w:line="240" w:lineRule="auto"/>
+        <w:jc w:val="both"/>
+        <w:rPr>
+          <w:vanish/>
+        </w:rPr>
+      </w:pPr>
+      <w:r>
+        <w:rPr>
+          <w:vanish/>
+        </w:rPr>
+        <w:t xml:space="preserve">Eseguito test su punti di catalogo macchina Valliant: non un buon andamento </w:t>
+      </w:r>
+      <w:r>
+        <w:rPr>
+          <w:vanish/>
+        </w:rPr>
+        <w:t>coi modelli indiretti. Miglioramento coi modelli diretti;</w:t>
+      </w:r>
+    </w:p>
+    <w:p>
+      <w:pPr>
+        <w:pStyle w:val="Paragrafoelenco"/>
+        <w:numPr>
+          <w:ilvl w:val="0"/>
+          <w:numId w:val="1"/>
+        </w:numPr>
+        <w:autoSpaceDE w:val="0"/>
+        <w:autoSpaceDN w:val="0"/>
+        <w:adjustRightInd w:val="0"/>
+        <w:spacing w:after="0" w:line="240" w:lineRule="auto"/>
+        <w:jc w:val="both"/>
+        <w:rPr>
+          <w:vanish/>
+        </w:rPr>
+      </w:pPr>
+      <w:r>
+        <w:rPr>
+          <w:vanish/>
+        </w:rPr>
+        <w:t xml:space="preserve">TESI: non si riesce a fare paragone con </w:t>
+      </w:r>
+      <w:r>
+        <w:rPr>
+          <w:vanish/>
+        </w:rPr>
+        <w:t>modelli indiretti in quanto la curva sovrastima il funzionamento della macchina.</w:t>
+      </w:r>
+    </w:p>
+    <w:p>
+      <w:pPr>
+        <w:autoSpaceDE w:val="0"/>
+        <w:autoSpaceDN w:val="0"/>
+        <w:adjustRightInd w:val="0"/>
+        <w:spacing w:after="0" w:line="240" w:lineRule="auto"/>
+        <w:jc w:val="both"/>
+        <w:rPr>
+          <w:vanish/>
+        </w:rPr>
+      </w:pPr>
+    </w:p>
+    <w:p>
+      <w:pPr>
+        <w:contextualSpacing/>
+        <w:jc w:val="both"/>
+        <w:rPr>
+          <w:b/>
+          <w:bCs/>
+          <w:vanish/>
+          <w:sz w:val="28"/>
+          <w:szCs w:val="28"/>
+        </w:rPr>
+      </w:pPr>
+      <w:r>
+        <w:rPr>
+          <w:b/>
+          <w:bCs/>
+          <w:vanish/>
+          <w:sz w:val="28"/>
+          <w:szCs w:val="28"/>
+        </w:rPr>
+        <w:t>Next steps:</w:t>
+      </w:r>
+    </w:p>
+    <w:p>
+      <w:pPr>
+        <w:pStyle w:val="Paragrafoelenco"/>
+        <w:numPr>
+          <w:ilvl w:val="0"/>
+          <w:numId w:val="8"/>
+        </w:numPr>
+        <w:autoSpaceDE w:val="0"/>
+        <w:autoSpaceDN w:val="0"/>
+        <w:adjustRightInd w:val="0"/>
+        <w:spacing w:after="0" w:line="240" w:lineRule="auto"/>
+        <w:jc w:val="both"/>
+        <w:rPr>
+          <w:vanish/>
+        </w:rPr>
+      </w:pPr>
+      <w:r>
+        <w:rPr>
+          <w:vanish/>
+        </w:rPr>
+        <w:t>Rilettura articolo Sara per capire come hanno strutturato e scritto i modelli</w:t>
+      </w:r>
+      <w:r>
+        <w:rPr>
+          <w:vanish/>
+        </w:rPr>
+        <w:t xml:space="preserve"> per eseguire una eventuale modifica</w:t>
+      </w:r>
+      <w:r>
+        <w:rPr>
+          <w:vanish/>
+        </w:rPr>
+        <w:t>;</w:t>
+      </w:r>
+    </w:p>
+    <w:p>
+      <w:pPr>
+        <w:pStyle w:val="Paragrafoelenco"/>
+        <w:numPr>
+          <w:ilvl w:val="0"/>
+          <w:numId w:val="8"/>
+        </w:numPr>
+        <w:autoSpaceDE w:val="0"/>
+        <w:autoSpaceDN w:val="0"/>
+        <w:adjustRightInd w:val="0"/>
+        <w:spacing w:after="0" w:line="240" w:lineRule="auto"/>
+        <w:jc w:val="both"/>
+        <w:rPr>
+          <w:vanish/>
+        </w:rPr>
+      </w:pPr>
+      <w:r>
+        <w:rPr>
+          <w:vanish/>
+        </w:rPr>
+        <w:t>Test su macchina valliant dividendo per la poten</w:t>
+      </w:r>
+      <w:r>
+        <w:rPr>
+          <w:vanish/>
+        </w:rPr>
+        <w:t>z</w:t>
+      </w:r>
+      <w:r>
+        <w:rPr>
+          <w:vanish/>
+        </w:rPr>
+        <w:t>a di catalogo in modo da trovare il PLR</w:t>
+      </w:r>
+      <w:r>
+        <w:rPr>
+          <w:vanish/>
+        </w:rPr>
+        <w:t xml:space="preserve"> e usare i punti del database;</w:t>
+      </w:r>
+    </w:p>
+    <w:p>
+      <w:pPr>
+        <w:pStyle w:val="Paragrafoelenco"/>
+        <w:numPr>
+          <w:ilvl w:val="0"/>
+          <w:numId w:val="8"/>
+        </w:numPr>
+        <w:autoSpaceDE w:val="0"/>
+        <w:autoSpaceDN w:val="0"/>
+        <w:adjustRightInd w:val="0"/>
+        <w:spacing w:after="0" w:line="240" w:lineRule="auto"/>
+        <w:jc w:val="both"/>
+        <w:rPr>
+          <w:vanish/>
+        </w:rPr>
+      </w:pPr>
+      <w:r>
+        <w:rPr>
+          <w:vanish/>
+        </w:rPr>
+        <w:t>Richiedere cataloghi/ più dati ai tedeschi;</w:t>
+      </w:r>
+    </w:p>
+    <w:p>
+      <w:pPr>
+        <w:pStyle w:val="Paragrafoelenco"/>
+        <w:numPr>
+          <w:ilvl w:val="0"/>
+          <w:numId w:val="8"/>
+        </w:numPr>
+        <w:autoSpaceDE w:val="0"/>
+        <w:autoSpaceDN w:val="0"/>
+        <w:adjustRightInd w:val="0"/>
+        <w:spacing w:after="0" w:line="240" w:lineRule="auto"/>
+        <w:jc w:val="both"/>
+        <w:rPr>
+          <w:vanish/>
+        </w:rPr>
+      </w:pPr>
+      <w:r>
+        <w:rPr>
+          <w:vanish/>
+        </w:rPr>
+        <w:t>Richiedere più dato / cataloghi a RSE e Eneren.</w:t>
+      </w:r>
+    </w:p>
+    <w:p>
+      <w:pPr>
+        <w:pStyle w:val="Paragrafoelenco"/>
+        <w:numPr>
+          <w:ilvl w:val="0"/>
+          <w:numId w:val="8"/>
+        </w:numPr>
+        <w:autoSpaceDE w:val="0"/>
+        <w:autoSpaceDN w:val="0"/>
+        <w:adjustRightInd w:val="0"/>
+        <w:spacing w:after="0" w:line="240" w:lineRule="auto"/>
+        <w:jc w:val="both"/>
+        <w:rPr>
+          <w:vanish/>
+        </w:rPr>
+      </w:pPr>
+      <w:r>
+        <w:rPr>
+          <w:vanish/>
+        </w:rPr>
+        <w:t>Cambiare tipo di analisi e fare test sui punti sperimentali?</w:t>
+      </w:r>
+      <w:r>
+        <w:rPr>
+          <w:vanish/>
+        </w:rPr>
+        <w:t xml:space="preserve"> Uso pochi dati per vedere la predicibilità dei modelli</w:t>
+      </w:r>
+      <w:r>
+        <w:rPr>
+          <w:vanish/>
+        </w:rPr>
+        <w:t>? L’analisi viene focalizzata sulla verifica dei modelli anche con pochi punti sperimentali a disposizione. E’ efficace la stima fatta se ho poche informazioni disponibili anche se l’errore è grande.</w:t>
+      </w:r>
+      <w:r>
+        <w:rPr>
+          <w:vanish/>
+        </w:rPr>
+        <w:t xml:space="preserve"> </w:t>
+      </w:r>
+    </w:p>
+    <w:p>
+      <w:pPr>
+        <w:autoSpaceDE w:val="0"/>
+        <w:autoSpaceDN w:val="0"/>
+        <w:adjustRightInd w:val="0"/>
+        <w:spacing w:after="0" w:line="240" w:lineRule="auto"/>
+        <w:jc w:val="both"/>
+        <w:rPr>
+          <w:vanish/>
+        </w:rPr>
+      </w:pPr>
+    </w:p>
+    <w:p>
+      <w:pPr>
+        <w:autoSpaceDE w:val="0"/>
+        <w:autoSpaceDN w:val="0"/>
+        <w:adjustRightInd w:val="0"/>
+        <w:spacing w:after="0" w:line="240" w:lineRule="auto"/>
+        <w:ind w:left="360"/>
+        <w:jc w:val="both"/>
+        <w:rPr>
+          <w:vanish/>
+        </w:rPr>
+      </w:pPr>
+    </w:p>
+    <w:p>
+      <w:pPr>
+        <w:contextualSpacing/>
+        <w:jc w:val="both"/>
+        <w:rPr>
+          <w:b/>
+          <w:bCs/>
+          <w:vanish/>
+          <w:sz w:val="28"/>
+          <w:szCs w:val="28"/>
+        </w:rPr>
+      </w:pPr>
+      <w:r>
+        <w:rPr>
+          <w:vanish/>
+        </w:rPr>
+        <w:br/>
+      </w:r>
+      <w:r>
+        <w:rPr>
+          <w:vanish/>
+        </w:rPr>
+        <w:br/>
+      </w:r>
+      <w:r>
+        <w:rPr>
+          <w:b/>
+          <w:bCs/>
+          <w:vanish/>
+          <w:sz w:val="28"/>
+          <w:szCs w:val="28"/>
+        </w:rPr>
+        <w:t xml:space="preserve">Meeting </w:t>
+      </w:r>
+      <w:r>
+        <w:rPr>
+          <w:b/>
+          <w:bCs/>
+          <w:vanish/>
+          <w:sz w:val="28"/>
+          <w:szCs w:val="28"/>
+        </w:rPr>
+        <w:t>21/01/25</w:t>
+      </w:r>
+    </w:p>
+    <w:p>
+      <w:pPr>
+        <w:autoSpaceDE w:val="0"/>
+        <w:autoSpaceDN w:val="0"/>
+        <w:adjustRightInd w:val="0"/>
+        <w:spacing w:after="0" w:line="240" w:lineRule="auto"/>
+        <w:jc w:val="both"/>
+        <w:rPr>
+          <w:vanish/>
+        </w:rPr>
+      </w:pPr>
+      <w:r>
+        <w:rPr>
+          <w:vanish/>
+        </w:rPr>
+        <w:t xml:space="preserve">Update sui risultati: verificata che la macchina </w:t>
+      </w:r>
+      <w:r>
+        <w:rPr>
+          <w:vanish/>
+        </w:rPr>
+        <w:t xml:space="preserve">installata nel laboratorio è differente rispetto a quella </w:t>
+      </w:r>
+      <w:r>
+        <w:rPr>
+          <w:vanish/>
+        </w:rPr>
+        <w:t xml:space="preserve">installata. I risultati dei modelli nei pressi dei punti di lavoro sono buoni, mentre le condizioni peggiorano nel momento in cui ci distacchiamo dalle condizioni di training. </w:t>
+      </w:r>
+      <w:r>
+        <w:rPr>
+          <w:vanish/>
+        </w:rPr>
+        <w:t>Il fitting sui dati sperimentali e test catalogo dà dei buoni risultati</w:t>
+      </w:r>
+      <w:r>
+        <w:rPr>
+          <w:vanish/>
+        </w:rPr>
+        <w:t>. Next steps:</w:t>
+      </w:r>
+    </w:p>
+    <w:p>
+      <w:pPr>
+        <w:pStyle w:val="Paragrafoelenco"/>
+        <w:numPr>
+          <w:ilvl w:val="0"/>
+          <w:numId w:val="18"/>
+        </w:numPr>
+        <w:autoSpaceDE w:val="0"/>
+        <w:autoSpaceDN w:val="0"/>
+        <w:adjustRightInd w:val="0"/>
+        <w:spacing w:after="0" w:line="240" w:lineRule="auto"/>
+        <w:jc w:val="both"/>
+        <w:rPr>
+          <w:vanish/>
+        </w:rPr>
+      </w:pPr>
+      <w:r>
+        <w:rPr>
+          <w:vanish/>
+        </w:rPr>
+        <w:t>Per quali macchine a carico parziale si ha un peggioramento delle condizioni?</w:t>
+      </w:r>
+      <w:r>
+        <w:rPr>
+          <w:vanish/>
+        </w:rPr>
+        <w:t xml:space="preserve"> Fare analisi sulla componentistica</w:t>
+      </w:r>
+      <w:r>
+        <w:rPr>
+          <w:vanish/>
+        </w:rPr>
+        <w:t xml:space="preserve"> delle diverse macchine e paragonare diverse curve</w:t>
+      </w:r>
+      <w:r>
+        <w:rPr>
+          <w:vanish/>
+        </w:rPr>
+        <w:t>. Interpretare eventuale correlazione rispetto ai componenti;</w:t>
+      </w:r>
+    </w:p>
+    <w:p>
+      <w:pPr>
+        <w:pStyle w:val="Paragrafoelenco"/>
+        <w:numPr>
+          <w:ilvl w:val="0"/>
+          <w:numId w:val="18"/>
+        </w:numPr>
+        <w:autoSpaceDE w:val="0"/>
+        <w:autoSpaceDN w:val="0"/>
+        <w:adjustRightInd w:val="0"/>
+        <w:spacing w:after="0" w:line="240" w:lineRule="auto"/>
+        <w:jc w:val="both"/>
+        <w:rPr>
+          <w:vanish/>
+        </w:rPr>
+      </w:pPr>
+      <w:r>
+        <w:rPr>
+          <w:vanish/>
+        </w:rPr>
+        <w:t xml:space="preserve">Calcolare in modo fittizio il PLR </w:t>
+      </w:r>
+      <w:r>
+        <w:rPr>
+          <w:vanish/>
+        </w:rPr>
+        <w:t>per ENEREN</w:t>
+      </w:r>
+      <w:r>
+        <w:rPr>
+          <w:vanish/>
+        </w:rPr>
+        <w:t>,</w:t>
+      </w:r>
+      <w:r>
+        <w:rPr>
+          <w:vanish/>
+        </w:rPr>
+        <w:t xml:space="preserve"> VALLIANT </w:t>
+      </w:r>
+      <w:r>
+        <w:rPr>
+          <w:vanish/>
+        </w:rPr>
+        <w:t xml:space="preserve">e per la macchina </w:t>
+      </w:r>
+      <w:r>
+        <w:rPr>
+          <w:vanish/>
+        </w:rPr>
+        <w:t xml:space="preserve">tedesca </w:t>
+      </w:r>
+      <w:r>
+        <w:rPr>
+          <w:vanish/>
+        </w:rPr>
+        <w:t xml:space="preserve">in modo da vedere se </w:t>
+      </w:r>
+      <w:r>
+        <w:rPr>
+          <w:vanish/>
+        </w:rPr>
+        <w:t>è necessario o meno l’informazione sugli rps del compressore / frequenza dei punti sperimentali</w:t>
+      </w:r>
+      <w:r>
+        <w:rPr>
+          <w:vanish/>
+        </w:rPr>
+        <w:t>. Fatta analisi con Valliant. Provare con più dati e</w:t>
+      </w:r>
+      <w:r>
+        <w:rPr>
+          <w:vanish/>
+        </w:rPr>
+        <w:t>/o</w:t>
+      </w:r>
+      <w:r>
+        <w:rPr>
+          <w:vanish/>
+        </w:rPr>
+        <w:t xml:space="preserve"> con</w:t>
+      </w:r>
+      <w:r>
+        <w:rPr>
+          <w:vanish/>
+        </w:rPr>
+        <w:t xml:space="preserve"> fitting differente.</w:t>
+      </w:r>
+    </w:p>
+    <w:p>
+      <w:pPr>
+        <w:pStyle w:val="Paragrafoelenco"/>
+        <w:numPr>
+          <w:ilvl w:val="0"/>
+          <w:numId w:val="18"/>
+        </w:numPr>
+        <w:autoSpaceDE w:val="0"/>
+        <w:autoSpaceDN w:val="0"/>
+        <w:adjustRightInd w:val="0"/>
+        <w:spacing w:after="0" w:line="240" w:lineRule="auto"/>
+        <w:jc w:val="both"/>
+        <w:rPr>
+          <w:vanish/>
+        </w:rPr>
+      </w:pPr>
+      <w:r>
+        <w:rPr>
+          <w:vanish/>
+        </w:rPr>
+        <w:t xml:space="preserve">Analizzare dipendenza delle differenti variabili </w:t>
+      </w:r>
+      <w:r>
+        <w:rPr>
+          <w:vanish/>
+        </w:rPr>
+        <w:t>sui grafici del cop predetto (Dipendenza da temperatura acqua / temperatura aria).</w:t>
+      </w:r>
+    </w:p>
+    <w:p>
+      <w:pPr>
+        <w:pStyle w:val="Paragrafoelenco"/>
+        <w:numPr>
+          <w:ilvl w:val="0"/>
+          <w:numId w:val="18"/>
+        </w:numPr>
+        <w:autoSpaceDE w:val="0"/>
+        <w:autoSpaceDN w:val="0"/>
+        <w:adjustRightInd w:val="0"/>
+        <w:spacing w:after="0" w:line="240" w:lineRule="auto"/>
+        <w:jc w:val="both"/>
+        <w:rPr>
+          <w:vanish/>
+        </w:rPr>
+      </w:pPr>
+      <w:r>
+        <w:rPr>
+          <w:vanish/>
+        </w:rPr>
+        <w:t xml:space="preserve">Riletto articolo di Sara per verificare la </w:t>
+      </w:r>
+      <w:r>
+        <w:rPr>
+          <w:vanish/>
+        </w:rPr>
+        <w:t>struttura dei modelli: non c’è procedura particolare per la valutazione dei modelli stessi.</w:t>
+      </w:r>
+    </w:p>
+    <w:p>
+      <w:pPr>
+        <w:pStyle w:val="Paragrafoelenco"/>
+        <w:numPr>
+          <w:ilvl w:val="0"/>
+          <w:numId w:val="18"/>
+        </w:numPr>
+        <w:autoSpaceDE w:val="0"/>
+        <w:autoSpaceDN w:val="0"/>
+        <w:adjustRightInd w:val="0"/>
+        <w:spacing w:after="0" w:line="240" w:lineRule="auto"/>
+        <w:jc w:val="both"/>
+        <w:rPr>
+          <w:vanish/>
+        </w:rPr>
+      </w:pPr>
+      <w:r>
+        <w:rPr>
+          <w:vanish/>
+        </w:rPr>
+        <w:t>Future steps: cercare nuove tipologie di analisi (su punti sperimentali)</w:t>
+      </w:r>
+    </w:p>
+    <w:p>
+      <w:pPr>
+        <w:autoSpaceDE w:val="0"/>
+        <w:autoSpaceDN w:val="0"/>
+        <w:adjustRightInd w:val="0"/>
+        <w:spacing w:after="0" w:line="240" w:lineRule="auto"/>
+        <w:jc w:val="both"/>
+        <w:rPr>
+          <w:vanish/>
+        </w:rPr>
+      </w:pPr>
+    </w:p>
+    <w:p>
+      <w:pPr>
+        <w:contextualSpacing/>
+        <w:jc w:val="both"/>
+        <w:rPr>
+          <w:b/>
+          <w:bCs/>
+          <w:vanish/>
+          <w:sz w:val="28"/>
+          <w:szCs w:val="28"/>
+        </w:rPr>
+      </w:pPr>
+      <w:r>
+        <w:rPr>
+          <w:b/>
+          <w:bCs/>
+          <w:vanish/>
+          <w:sz w:val="28"/>
+          <w:szCs w:val="28"/>
+        </w:rPr>
+        <w:t>22/01/25</w:t>
+      </w:r>
+    </w:p>
+    <w:p>
+      <w:pPr>
+        <w:pStyle w:val="Paragrafoelenco"/>
+        <w:numPr>
+          <w:ilvl w:val="0"/>
+          <w:numId w:val="4"/>
+        </w:numPr>
+        <w:autoSpaceDE w:val="0"/>
+        <w:autoSpaceDN w:val="0"/>
+        <w:adjustRightInd w:val="0"/>
+        <w:spacing w:after="0" w:line="240" w:lineRule="auto"/>
+        <w:jc w:val="both"/>
+        <w:rPr>
+          <w:vanish/>
+        </w:rPr>
+      </w:pPr>
+      <w:r>
+        <w:rPr>
+          <w:vanish/>
+        </w:rPr>
+        <w:t xml:space="preserve">Eseguita analisi con Vallaint </w:t>
+      </w:r>
+      <w:r>
+        <w:rPr>
+          <w:vanish/>
+        </w:rPr>
+        <w:t>A</w:t>
+      </w:r>
+      <w:r>
+        <w:rPr>
+          <w:vanish/>
+        </w:rPr>
+        <w:t xml:space="preserve">erotherm plus per installazione con ID=5. </w:t>
+      </w:r>
+      <w:r>
+        <w:rPr>
+          <w:vanish/>
+        </w:rPr>
+        <w:t>Sono abbastanza soddisfacenti</w:t>
+      </w:r>
+      <w:r>
+        <w:rPr>
+          <w:vanish/>
+        </w:rPr>
+        <w:t xml:space="preserve">: i modelli presentano la medesima performance con </w:t>
+      </w:r>
+      <w:r>
+        <w:rPr>
+          <w:vanish/>
+        </w:rPr>
+        <w:t>andamenti simili</w:t>
+      </w:r>
+      <w:r>
+        <w:rPr>
+          <w:vanish/>
+        </w:rPr>
+        <w:t>. Da riprovare simulazione utilizzando sol</w:t>
+      </w:r>
+      <w:r>
+        <w:rPr>
+          <w:vanish/>
+        </w:rPr>
+        <w:t>amente</w:t>
+      </w:r>
+      <w:r>
+        <w:rPr>
+          <w:vanish/>
+        </w:rPr>
+        <w:t xml:space="preserve"> i punti vicini ai punti di test</w:t>
+      </w:r>
+      <w:r>
+        <w:rPr>
+          <w:vanish/>
+        </w:rPr>
+        <w:t>.</w:t>
+      </w:r>
+    </w:p>
+    <w:p>
+      <w:pPr>
+        <w:pStyle w:val="Paragrafoelenco"/>
+        <w:numPr>
+          <w:ilvl w:val="0"/>
+          <w:numId w:val="4"/>
+        </w:numPr>
+        <w:autoSpaceDE w:val="0"/>
+        <w:autoSpaceDN w:val="0"/>
+        <w:adjustRightInd w:val="0"/>
+        <w:spacing w:after="0" w:line="240" w:lineRule="auto"/>
+        <w:jc w:val="both"/>
+        <w:rPr>
+          <w:vanish/>
+        </w:rPr>
+      </w:pPr>
+      <w:r>
+        <w:rPr>
+          <w:vanish/>
+        </w:rPr>
+        <w:t>Eseguito test su punti più vicini ri</w:t>
+      </w:r>
+      <w:r>
+        <w:rPr>
+          <w:vanish/>
+        </w:rPr>
+        <w:t>spetto alle condizioni di test (Temperatura acqua 30-3</w:t>
+      </w:r>
+      <w:r>
+        <w:rPr>
+          <w:vanish/>
+        </w:rPr>
+        <w:t xml:space="preserve">5 °C). Da riprovare ad eseguire il calcolo sulle potenze termiche nello stesso modo in cui viene eseguito sui </w:t>
+      </w:r>
+      <w:r>
+        <w:rPr>
+          <w:vanish/>
+        </w:rPr>
+        <w:t>dati sperimentali (prendendo HC in full load).</w:t>
+      </w:r>
+    </w:p>
+    <w:p>
+      <w:pPr>
+        <w:pStyle w:val="Paragrafoelenco"/>
+        <w:numPr>
+          <w:ilvl w:val="0"/>
+          <w:numId w:val="4"/>
+        </w:numPr>
+        <w:autoSpaceDE w:val="0"/>
+        <w:autoSpaceDN w:val="0"/>
+        <w:adjustRightInd w:val="0"/>
+        <w:spacing w:after="0" w:line="240" w:lineRule="auto"/>
+        <w:jc w:val="both"/>
+        <w:rPr>
+          <w:vanish/>
+        </w:rPr>
+      </w:pPr>
+      <w:r>
+        <w:rPr>
+          <w:vanish/>
+        </w:rPr>
+        <w:t>Rieseguito il test</w:t>
+      </w:r>
+      <w:r>
+        <w:rPr>
+          <w:vanish/>
+        </w:rPr>
+        <w:t xml:space="preserve"> su macchina </w:t>
+      </w:r>
+      <w:r>
+        <w:rPr>
+          <w:vanish/>
+        </w:rPr>
+        <w:t>V</w:t>
+      </w:r>
+      <w:r>
+        <w:rPr>
+          <w:vanish/>
+        </w:rPr>
+        <w:t xml:space="preserve">alliant utilizzando i </w:t>
+      </w:r>
+      <w:r>
+        <w:rPr>
+          <w:vanish/>
+        </w:rPr>
+        <w:t xml:space="preserve">calcolando il PLR </w:t>
+      </w:r>
+      <w:r>
+        <w:rPr>
+          <w:vanish/>
+        </w:rPr>
+        <w:t>ottenuto con la divisione del</w:t>
+      </w:r>
+      <w:r>
+        <w:rPr>
+          <w:vanish/>
+        </w:rPr>
+        <w:t>le potenze e non con la frequenza della macchina</w:t>
+      </w:r>
+      <w:r>
+        <w:rPr>
+          <w:vanish/>
+        </w:rPr>
+        <w:t>(sia train che test)</w:t>
+      </w:r>
+      <w:r>
+        <w:rPr>
+          <w:vanish/>
+        </w:rPr>
+        <w:t>. I risultati sono buoni</w:t>
+      </w:r>
+      <w:r>
+        <w:rPr>
+          <w:vanish/>
+        </w:rPr>
+        <w:t xml:space="preserve">. Effettuata anche analisi in reversed (traninando sui dati sperimentali e </w:t>
+      </w:r>
+      <w:r>
+        <w:rPr>
+          <w:vanish/>
+        </w:rPr>
+        <w:t>verificando sui cataloghi)</w:t>
+      </w:r>
+      <w:r>
+        <w:rPr>
+          <w:vanish/>
+        </w:rPr>
+        <w:t xml:space="preserve">. I modelli migliori sono H04D01, </w:t>
+      </w:r>
+      <w:r>
+        <w:rPr>
+          <w:vanish/>
+        </w:rPr>
+        <w:t>H04D02,</w:t>
+      </w:r>
+      <w:r>
+        <w:rPr>
+          <w:vanish/>
+        </w:rPr>
+        <w:t xml:space="preserve"> H0</w:t>
+      </w:r>
+      <w:r>
+        <w:rPr>
+          <w:vanish/>
+        </w:rPr>
+        <w:t>5D01, H05D02,</w:t>
+      </w:r>
+      <w:r>
+        <w:rPr>
+          <w:vanish/>
+        </w:rPr>
+        <w:t xml:space="preserve"> H10 e H11. I modelli </w:t>
+      </w:r>
+      <w:r>
+        <w:rPr>
+          <w:vanish/>
+        </w:rPr>
+        <w:t>esponenziali sovrastimano il COP.</w:t>
+      </w:r>
+      <w:r>
+        <w:rPr>
+          <w:vanish/>
+        </w:rPr>
+        <w:t xml:space="preserve"> </w:t>
+      </w:r>
+    </w:p>
+    <w:p>
+      <w:pPr>
+        <w:pStyle w:val="Paragrafoelenco"/>
+        <w:numPr>
+          <w:ilvl w:val="0"/>
+          <w:numId w:val="4"/>
+        </w:numPr>
+        <w:autoSpaceDE w:val="0"/>
+        <w:autoSpaceDN w:val="0"/>
+        <w:adjustRightInd w:val="0"/>
+        <w:spacing w:after="0" w:line="240" w:lineRule="auto"/>
+        <w:jc w:val="both"/>
+        <w:rPr>
+          <w:vanish/>
+        </w:rPr>
+      </w:pPr>
+      <w:r>
+        <w:rPr>
+          <w:vanish/>
+        </w:rPr>
+        <w:t>Fatta analisi senza filtro. I modelli stimano abbastanza bene a pieno carico ma sovrastimano a carico parziale</w:t>
+      </w:r>
+      <w:r>
+        <w:rPr>
+          <w:vanish/>
+        </w:rPr>
+        <w:t xml:space="preserve"> ridotti.</w:t>
+      </w:r>
+    </w:p>
+    <w:p>
+      <w:pPr>
+        <w:autoSpaceDE w:val="0"/>
+        <w:autoSpaceDN w:val="0"/>
+        <w:adjustRightInd w:val="0"/>
+        <w:spacing w:after="0" w:line="240" w:lineRule="auto"/>
+        <w:jc w:val="both"/>
+        <w:rPr>
+          <w:vanish/>
+        </w:rPr>
+      </w:pPr>
+    </w:p>
+    <w:p>
+      <w:pPr>
+        <w:contextualSpacing/>
+        <w:jc w:val="both"/>
+        <w:rPr>
+          <w:b/>
+          <w:bCs/>
+          <w:vanish/>
+          <w:sz w:val="28"/>
+          <w:szCs w:val="28"/>
+        </w:rPr>
+      </w:pPr>
+      <w:r>
+        <w:rPr>
+          <w:b/>
+          <w:bCs/>
+          <w:vanish/>
+          <w:sz w:val="28"/>
+          <w:szCs w:val="28"/>
+        </w:rPr>
+        <w:t>23/01/25</w:t>
+      </w:r>
+    </w:p>
+    <w:p>
+      <w:pPr>
+        <w:pStyle w:val="Paragrafoelenco"/>
+        <w:numPr>
+          <w:ilvl w:val="0"/>
+          <w:numId w:val="22"/>
+        </w:numPr>
+        <w:autoSpaceDE w:val="0"/>
+        <w:autoSpaceDN w:val="0"/>
+        <w:adjustRightInd w:val="0"/>
+        <w:spacing w:after="0" w:line="240" w:lineRule="auto"/>
+        <w:jc w:val="both"/>
+        <w:rPr>
+          <w:vanish/>
+        </w:rPr>
+      </w:pPr>
+      <w:r>
+        <w:rPr>
+          <w:vanish/>
+        </w:rPr>
+        <w:t xml:space="preserve">Eseguita analisi con Vallaint Aerotherm plus per installazione con ID=5 </w:t>
+      </w:r>
+      <w:r>
+        <w:rPr>
+          <w:vanish/>
+        </w:rPr>
+        <w:t>usando</w:t>
+      </w:r>
+      <w:r>
+        <w:rPr>
+          <w:vanish/>
+        </w:rPr>
+        <w:t xml:space="preserve"> i dati </w:t>
+      </w:r>
+      <w:r>
+        <w:rPr>
+          <w:vanish/>
+        </w:rPr>
+        <w:t>di catalogo a</w:t>
+      </w:r>
+      <w:r>
+        <w:rPr>
+          <w:vanish/>
+        </w:rPr>
+        <w:t xml:space="preserve"> temperature di uscita carico di 35 e 45 °C.</w:t>
+      </w:r>
+      <w:r>
+        <w:rPr>
+          <w:vanish/>
+        </w:rPr>
+        <w:t xml:space="preserve"> Valutato SCOP supponendo istanti temporali </w:t>
+      </w:r>
+      <w:r>
+        <w:rPr>
+          <w:vanish/>
+        </w:rPr>
+        <w:t>consecutivi</w:t>
+      </w:r>
+      <w:r>
+        <w:rPr>
+          <w:vanish/>
+        </w:rPr>
+        <w:t xml:space="preserve"> (in alcuni istanti ci sono istanti temporali in cui il calcolo non viene eseguito e allora viene trascurato). Il calcolo del SCOP viene fatto ipotizzando un tempo “fittizio” sul quale fare il plot (tempo reale= 10,30,40,… tempo fittizio = 10,20,30,….).</w:t>
+      </w:r>
+    </w:p>
+    <w:p>
+      <w:pPr>
+        <w:pStyle w:val="Paragrafoelenco"/>
+        <w:numPr>
+          <w:ilvl w:val="0"/>
+          <w:numId w:val="22"/>
+        </w:numPr>
+        <w:autoSpaceDE w:val="0"/>
+        <w:autoSpaceDN w:val="0"/>
+        <w:adjustRightInd w:val="0"/>
+        <w:spacing w:after="0" w:line="240" w:lineRule="auto"/>
+        <w:jc w:val="both"/>
+        <w:rPr>
+          <w:vanish/>
+        </w:rPr>
+      </w:pPr>
+      <w:r>
+        <w:rPr>
+          <w:vanish/>
+        </w:rPr>
+        <w:t>Eseguita simulazione in reversed</w:t>
+      </w:r>
+      <w:r>
+        <w:rPr>
+          <w:vanish/>
+        </w:rPr>
+        <w:t>.</w:t>
+      </w:r>
+      <w:r>
+        <w:rPr>
+          <w:vanish/>
+        </w:rPr>
+        <w:t xml:space="preserve"> </w:t>
+      </w:r>
+      <w:r>
+        <w:rPr>
+          <w:vanish/>
+        </w:rPr>
+        <w:t>I migliori modelli nelle due simulazioni sono (vedendo il grafico</w:t>
+      </w:r>
+      <w:r>
+        <w:rPr>
+          <w:vanish/>
+        </w:rPr>
+        <w:t>) i modelli H</w:t>
+      </w:r>
+      <w:r>
+        <w:rPr>
+          <w:vanish/>
+        </w:rPr>
+        <w:t>07D01 e H07D02</w:t>
+      </w:r>
+      <w:r>
+        <w:rPr>
+          <w:vanish/>
+        </w:rPr>
+        <w:t xml:space="preserve"> e modell</w:t>
+      </w:r>
+      <w:r>
+        <w:rPr>
+          <w:vanish/>
+        </w:rPr>
+        <w:t>i</w:t>
+      </w:r>
+      <w:r>
+        <w:rPr>
+          <w:vanish/>
+        </w:rPr>
+        <w:t xml:space="preserve"> H10B,C e H11B,C</w:t>
+      </w:r>
+      <w:r>
+        <w:rPr>
+          <w:vanish/>
+        </w:rPr>
+        <w:t xml:space="preserve"> (funzionano bene perché calcolano il valore di COP in full load basandosi sulla curva dei dati di catalogo,</w:t>
+      </w:r>
+      <w:r>
+        <w:rPr>
+          <w:vanish/>
+        </w:rPr>
+        <w:t xml:space="preserve"> e utilizzano sempre lo stesso per le valutazioni, a differenza degli altri modelli indiretti che necessita di un training su un solo punto che è uguale a 1);</w:t>
+      </w:r>
+    </w:p>
+    <w:p>
+      <w:pPr>
+        <w:pStyle w:val="Paragrafoelenco"/>
+        <w:numPr>
+          <w:ilvl w:val="0"/>
+          <w:numId w:val="22"/>
+        </w:numPr>
+        <w:autoSpaceDE w:val="0"/>
+        <w:autoSpaceDN w:val="0"/>
+        <w:adjustRightInd w:val="0"/>
+        <w:spacing w:after="0" w:line="240" w:lineRule="auto"/>
+        <w:jc w:val="both"/>
+        <w:rPr>
+          <w:vanish/>
+        </w:rPr>
+      </w:pPr>
+      <w:r>
+        <w:rPr>
+          <w:vanish/>
+        </w:rPr>
+        <w:t>Non è chiaro a cosa corrisponda la heatpump_flowrate nel database</w:t>
+      </w:r>
+    </w:p>
+    <w:p>
+      <w:pPr>
+        <w:pStyle w:val="Paragrafoelenco"/>
+        <w:numPr>
+          <w:ilvl w:val="0"/>
+          <w:numId w:val="22"/>
+        </w:numPr>
+        <w:autoSpaceDE w:val="0"/>
+        <w:autoSpaceDN w:val="0"/>
+        <w:adjustRightInd w:val="0"/>
+        <w:spacing w:after="0" w:line="240" w:lineRule="auto"/>
+        <w:jc w:val="both"/>
+        <w:rPr>
+          <w:vanish/>
+        </w:rPr>
+      </w:pPr>
+      <w:r>
+        <w:rPr>
+          <w:vanish/>
+        </w:rPr>
+        <w:t xml:space="preserve">I modelli diretti si comportano peggio di quelli indiretti che risultano essere quelli con </w:t>
+      </w:r>
+      <w:r>
+        <w:rPr>
+          <w:vanish/>
+        </w:rPr>
+        <w:t xml:space="preserve">errore assoluto, MAPE e RMSE minore. Tuttavia, ho dei buoni risultati comunque, con un </w:t>
+      </w:r>
+      <w:r>
+        <w:rPr>
+          <w:vanish/>
+        </w:rPr>
+        <w:t>MAPE che non supera mai il 10 % con i diretti arrivando fino al 15 %  con Carnot.</w:t>
+      </w:r>
+    </w:p>
+    <w:p>
+      <w:pPr>
+        <w:autoSpaceDE w:val="0"/>
+        <w:autoSpaceDN w:val="0"/>
+        <w:adjustRightInd w:val="0"/>
+        <w:spacing w:after="0" w:line="240" w:lineRule="auto"/>
+        <w:jc w:val="both"/>
+        <w:rPr>
+          <w:vanish/>
+        </w:rPr>
+      </w:pPr>
+    </w:p>
+    <w:p>
+      <w:pPr>
+        <w:contextualSpacing/>
+        <w:jc w:val="both"/>
+        <w:rPr>
+          <w:b/>
+          <w:bCs/>
+          <w:vanish/>
+          <w:sz w:val="28"/>
+          <w:szCs w:val="28"/>
+        </w:rPr>
+      </w:pPr>
+      <w:r>
+        <w:rPr>
+          <w:b/>
+          <w:bCs/>
+          <w:vanish/>
+          <w:sz w:val="28"/>
+          <w:szCs w:val="28"/>
+        </w:rPr>
+        <w:t>23/01/25</w:t>
+      </w:r>
+    </w:p>
+    <w:p>
+      <w:pPr>
+        <w:pStyle w:val="Paragrafoelenco"/>
+        <w:numPr>
+          <w:ilvl w:val="0"/>
+          <w:numId w:val="23"/>
+        </w:numPr>
+        <w:autoSpaceDE w:val="0"/>
+        <w:autoSpaceDN w:val="0"/>
+        <w:adjustRightInd w:val="0"/>
+        <w:spacing w:after="0" w:line="240" w:lineRule="auto"/>
+        <w:jc w:val="both"/>
+        <w:rPr>
+          <w:vanish/>
+        </w:rPr>
+      </w:pPr>
+      <w:r>
+        <w:rPr>
+          <w:vanish/>
+        </w:rPr>
+        <w:t>Non è possibile eseguire la simulazione con Eneren perché si ha a disposizione troppi pochi punti alla stessa temperatura e non si riesce ad eseguire interpolazione bilin</w:t>
+      </w:r>
+      <w:r>
+        <w:rPr>
+          <w:vanish/>
+        </w:rPr>
+        <w:t>eare (sono tutti alle stesse temperature in ingresso aria)</w:t>
+      </w:r>
+      <w:r>
+        <w:rPr>
+          <w:vanish/>
+        </w:rPr>
+        <w:t>. Provare a fare test su macchina Valliant con medesima metologia (o RIELLO)</w:t>
+      </w:r>
+      <w:r>
+        <w:rPr>
+          <w:vanish/>
+        </w:rPr>
+        <w:t xml:space="preserve">. </w:t>
+      </w:r>
+    </w:p>
+    <w:p>
+      <w:pPr>
+        <w:pStyle w:val="Paragrafoelenco"/>
+        <w:numPr>
+          <w:ilvl w:val="0"/>
+          <w:numId w:val="23"/>
+        </w:numPr>
+        <w:autoSpaceDE w:val="0"/>
+        <w:autoSpaceDN w:val="0"/>
+        <w:adjustRightInd w:val="0"/>
+        <w:spacing w:after="0" w:line="240" w:lineRule="auto"/>
+        <w:jc w:val="both"/>
+        <w:rPr>
+          <w:vanish/>
+        </w:rPr>
+      </w:pPr>
+      <w:r>
+        <w:rPr>
+          <w:vanish/>
+        </w:rPr>
+        <w:t>ID 53 sovrastima i risultati rispetto a ID</w:t>
+      </w:r>
+      <w:r>
+        <w:rPr>
+          <w:vanish/>
+        </w:rPr>
+        <w:t xml:space="preserve"> 5</w:t>
+      </w:r>
+      <w:r>
+        <w:rPr>
+          <w:vanish/>
+        </w:rPr>
+        <w:t xml:space="preserve"> (Camberley, Surrey installazione)</w:t>
+      </w:r>
+      <w:r>
+        <w:rPr>
+          <w:vanish/>
+        </w:rPr>
+        <w:t>. Prendere in considerazione una terza macchina</w:t>
+      </w:r>
+      <w:r>
+        <w:rPr>
+          <w:vanish/>
+        </w:rPr>
+        <w:t xml:space="preserve"> </w:t>
+      </w:r>
+      <w:r>
+        <w:rPr>
+          <w:vanish/>
+        </w:rPr>
+        <w:t>(</w:t>
+      </w:r>
+      <w:r>
+        <w:rPr>
+          <w:vanish/>
+        </w:rPr>
+        <w:t>9</w:t>
+      </w:r>
+      <w:r>
+        <w:rPr>
+          <w:vanish/>
+        </w:rPr>
+        <w:t>)</w:t>
+      </w:r>
+    </w:p>
+    <w:p>
+      <w:pPr>
+        <w:pStyle w:val="Paragrafoelenco"/>
+        <w:numPr>
+          <w:ilvl w:val="0"/>
+          <w:numId w:val="23"/>
+        </w:numPr>
+        <w:autoSpaceDE w:val="0"/>
+        <w:autoSpaceDN w:val="0"/>
+        <w:adjustRightInd w:val="0"/>
+        <w:spacing w:after="0" w:line="240" w:lineRule="auto"/>
+        <w:jc w:val="both"/>
+        <w:rPr>
+          <w:vanish/>
+        </w:rPr>
+      </w:pPr>
+      <w:r>
+        <w:rPr>
+          <w:vanish/>
+        </w:rPr>
+        <w:t>Gli esponenziali sbarellano male quando c’è un numero limitato di dati.</w:t>
+      </w:r>
+    </w:p>
+    <w:p>
+      <w:pPr>
+        <w:pStyle w:val="Paragrafoelenco"/>
+        <w:numPr>
+          <w:ilvl w:val="0"/>
+          <w:numId w:val="23"/>
+        </w:numPr>
+        <w:autoSpaceDE w:val="0"/>
+        <w:autoSpaceDN w:val="0"/>
+        <w:adjustRightInd w:val="0"/>
+        <w:spacing w:after="0" w:line="240" w:lineRule="auto"/>
+        <w:jc w:val="both"/>
+        <w:rPr>
+          <w:vanish/>
+        </w:rPr>
+      </w:pPr>
+      <w:r>
+        <w:rPr>
+          <w:vanish/>
+        </w:rPr>
+        <w:t>Eseguita terza simulazione su ID9</w:t>
+      </w:r>
+      <w:r>
+        <w:rPr>
+          <w:vanish/>
+        </w:rPr>
+        <w:t xml:space="preserve"> (</w:t>
+      </w:r>
+      <w:r>
+        <w:rPr>
+          <w:vanish/>
+        </w:rPr>
+        <w:t>Sheffield</w:t>
+      </w:r>
+      <w:r>
+        <w:rPr>
+          <w:vanish/>
+        </w:rPr>
+        <w:t>)</w:t>
+      </w:r>
+      <w:r>
+        <w:rPr>
+          <w:vanish/>
+        </w:rPr>
+        <w:t xml:space="preserve"> con numero di dati più importante sui dataset. </w:t>
+      </w:r>
+      <w:r>
+        <w:rPr>
+          <w:vanish/>
+        </w:rPr>
+        <w:t>I modelli indiretti sono i modelli migliori a livello di performance rispetto agli altri.</w:t>
+      </w:r>
+      <w:r>
+        <w:rPr>
+          <w:vanish/>
+        </w:rPr>
+        <w:t xml:space="preserve"> Eseguire test con terzo ID uguale macchina e verificare che si comportino</w:t>
+      </w:r>
+      <w:r>
+        <w:rPr>
+          <w:vanish/>
+        </w:rPr>
+        <w:t xml:space="preserve"> allo stesso modo.</w:t>
+      </w:r>
+    </w:p>
+    <w:p>
+      <w:pPr>
+        <w:pStyle w:val="Paragrafoelenco"/>
+        <w:numPr>
+          <w:ilvl w:val="0"/>
+          <w:numId w:val="23"/>
+        </w:numPr>
+        <w:autoSpaceDE w:val="0"/>
+        <w:autoSpaceDN w:val="0"/>
+        <w:adjustRightInd w:val="0"/>
+        <w:spacing w:after="0" w:line="240" w:lineRule="auto"/>
+        <w:jc w:val="both"/>
+        <w:rPr>
+          <w:vanish/>
+        </w:rPr>
+      </w:pPr>
+      <w:r>
+        <w:rPr>
+          <w:vanish/>
+        </w:rPr>
+        <w:t>ID</w:t>
+      </w:r>
+      <w:r>
+        <w:rPr>
+          <w:vanish/>
+        </w:rPr>
+        <w:t>2</w:t>
+      </w:r>
+      <w:r>
+        <w:rPr>
+          <w:vanish/>
+        </w:rPr>
+        <w:t>4</w:t>
+      </w:r>
+      <w:r>
+        <w:rPr>
+          <w:vanish/>
+        </w:rPr>
+        <w:t xml:space="preserve"> (</w:t>
+      </w:r>
+      <w:r>
+        <w:rPr>
+          <w:vanish/>
+        </w:rPr>
+        <w:t>North Hertfordshire</w:t>
+      </w:r>
+      <w:r>
+        <w:rPr>
+          <w:vanish/>
+        </w:rPr>
+        <w:t>)</w:t>
+      </w:r>
+      <w:r>
+        <w:rPr>
+          <w:vanish/>
+        </w:rPr>
+        <w:t xml:space="preserve"> ok in inverno 2023-2024, no per 2022-2023</w:t>
+      </w:r>
+      <w:r>
+        <w:rPr>
+          <w:vanish/>
+        </w:rPr>
+        <w:t>, ID</w:t>
+      </w:r>
+      <w:r>
+        <w:rPr>
+          <w:vanish/>
+        </w:rPr>
+        <w:t>41</w:t>
+      </w:r>
+      <w:r>
+        <w:rPr>
+          <w:vanish/>
+        </w:rPr>
+        <w:t xml:space="preserve"> </w:t>
+      </w:r>
+      <w:r>
+        <w:rPr>
+          <w:vanish/>
+        </w:rPr>
+        <w:t>(</w:t>
+      </w:r>
+      <w:r>
+        <w:rPr>
+          <w:vanish/>
+        </w:rPr>
+        <w:t>St Albans</w:t>
+      </w:r>
+      <w:r>
+        <w:rPr>
+          <w:vanish/>
+        </w:rPr>
+        <w:t>)</w:t>
+      </w:r>
+      <w:r>
+        <w:rPr>
+          <w:vanish/>
+        </w:rPr>
+        <w:t xml:space="preserve"> ok in inverno 2023-2024, no per 2022-2023, </w:t>
+      </w:r>
+      <w:r>
+        <w:rPr>
+          <w:vanish/>
+        </w:rPr>
+        <w:t>ID</w:t>
+      </w:r>
+      <w:r>
+        <w:rPr>
+          <w:vanish/>
+        </w:rPr>
+        <w:t>75</w:t>
+      </w:r>
+      <w:r>
+        <w:rPr>
+          <w:vanish/>
+        </w:rPr>
+        <w:t xml:space="preserve"> (Beddgelert, Gwynedd)</w:t>
+      </w:r>
+      <w:r>
+        <w:rPr>
+          <w:vanish/>
+        </w:rPr>
+        <w:t xml:space="preserve"> ok in inverno 2023-2024, no per 2022-2023, </w:t>
+      </w:r>
+      <w:r>
+        <w:rPr>
+          <w:vanish/>
+        </w:rPr>
+        <w:t>ID77</w:t>
+      </w:r>
+      <w:r>
+        <w:rPr>
+          <w:vanish/>
+        </w:rPr>
+        <w:t xml:space="preserve"> (Woodham, Surrey)</w:t>
+      </w:r>
+      <w:r>
+        <w:rPr>
+          <w:vanish/>
+        </w:rPr>
+        <w:t xml:space="preserve"> ok in inverno 2023-2024, no per 2022-202</w:t>
+      </w:r>
+      <w:r>
+        <w:rPr>
+          <w:vanish/>
+        </w:rPr>
+        <w:t>3. Esegui</w:t>
+      </w:r>
+      <w:r>
+        <w:rPr>
+          <w:vanish/>
+        </w:rPr>
+        <w:t xml:space="preserve">to </w:t>
+      </w:r>
+      <w:r>
+        <w:rPr>
+          <w:vanish/>
+        </w:rPr>
+        <w:t>test per ID 24 inverno 2023-2024: medesimo risultato ottenuto negli altri casi. Per COP bassi, i modelli funzionano male mentre per COP a regime si comporta bene.</w:t>
+      </w:r>
+      <w:r>
+        <w:rPr>
+          <w:vanish/>
+        </w:rPr>
+        <w:t xml:space="preserve"> Runnare simulazione con </w:t>
+      </w:r>
+      <w:r>
+        <w:rPr>
+          <w:vanish/>
+        </w:rPr>
+        <w:t>punti vicino a catalogo</w:t>
+      </w:r>
+    </w:p>
+    <w:p>
+      <w:pPr>
+        <w:pStyle w:val="Paragrafoelenco"/>
+        <w:numPr>
+          <w:ilvl w:val="0"/>
+          <w:numId w:val="23"/>
+        </w:numPr>
+        <w:autoSpaceDE w:val="0"/>
+        <w:autoSpaceDN w:val="0"/>
+        <w:adjustRightInd w:val="0"/>
+        <w:spacing w:after="0" w:line="240" w:lineRule="auto"/>
+        <w:jc w:val="both"/>
+        <w:rPr>
+          <w:vanish/>
+        </w:rPr>
+      </w:pPr>
+      <w:r>
+        <w:rPr>
+          <w:vanish/>
+        </w:rPr>
+        <w:t>Eseguita simulazione anche vicino ai punti di catalogo. Permane poca predicibilità verso sinistr</w:t>
+      </w:r>
+      <w:r>
+        <w:rPr>
+          <w:vanish/>
+        </w:rPr>
+        <w:t>a a bassi a COP. Da approfondire.</w:t>
+      </w:r>
+    </w:p>
+    <w:p>
+      <w:pPr>
+        <w:autoSpaceDE w:val="0"/>
+        <w:autoSpaceDN w:val="0"/>
+        <w:adjustRightInd w:val="0"/>
+        <w:spacing w:after="0" w:line="240" w:lineRule="auto"/>
+        <w:jc w:val="both"/>
+      </w:pPr>
+    </w:p>
+    <w:p>
+      <w:pPr>
+        <w:contextualSpacing/>
+        <w:jc w:val="both"/>
         <w:rPr>
           <w:b/>
           <w:bCs/>
           <w:sz w:val="28"/>
           <w:szCs w:val="28"/>
-          <w:lang w:val="en-GB"/>
-        </w:rPr>
-        <w:t>Meeting 14/01/25</w:t>
-      </w:r>
-    </w:p>
-    <w:p>
-      <w:r>
-        <w:t>Tutti i modelli sovrastimano il COP.</w:t>
-      </w:r>
-      <w:r>
-        <w:t xml:space="preserve"> Si cerca di individuare la causa in due strade:</w:t>
+        </w:rPr>
+      </w:pPr>
+      <w:r>
+        <w:rPr>
+          <w:b/>
+          <w:bCs/>
+          <w:sz w:val="28"/>
+          <w:szCs w:val="28"/>
+        </w:rPr>
+        <w:t>Meeting 2</w:t>
+      </w:r>
+      <w:r>
+        <w:rPr>
+          <w:b/>
+          <w:bCs/>
+          <w:sz w:val="28"/>
+          <w:szCs w:val="28"/>
+        </w:rPr>
+        <w:t>8</w:t>
+      </w:r>
+      <w:r>
+        <w:rPr>
+          <w:b/>
+          <w:bCs/>
+          <w:sz w:val="28"/>
+          <w:szCs w:val="28"/>
+        </w:rPr>
+        <w:t>/01/25</w:t>
+      </w:r>
+    </w:p>
+    <w:p>
+      <w:pPr>
+        <w:autoSpaceDE w:val="0"/>
+        <w:autoSpaceDN w:val="0"/>
+        <w:adjustRightInd w:val="0"/>
+        <w:spacing w:after="0" w:line="240" w:lineRule="auto"/>
+        <w:jc w:val="both"/>
+      </w:pPr>
+      <w:r>
+        <w:t>Update sui risultati: eseguit</w:t>
+      </w:r>
+      <w:r>
+        <w:t xml:space="preserve">o calcolo del PLR tramite interpolazione bilineare dei dati di catalogo a full load utilizzando come </w:t>
+      </w:r>
+      <w:r>
+        <w:t>variabili la SET e la LExT. In certi casi, l’interpolazione bilineare presenta risultati maggiori di uno</w:t>
+      </w:r>
+      <w:r>
+        <w:t xml:space="preserve"> (approssimato per difetto)</w:t>
+      </w:r>
+      <w:r>
+        <w:t xml:space="preserve">. </w:t>
+      </w:r>
+      <w:r>
+        <w:t xml:space="preserve">Non è stato </w:t>
+      </w:r>
+      <w:r>
+        <w:t>possibile</w:t>
+      </w:r>
+      <w:r>
+        <w:t xml:space="preserve"> eseguire l’interpolazione bilineare nel caso di </w:t>
+      </w:r>
+      <w:r>
+        <w:t xml:space="preserve">ENEREN in quanto sono troppo pochi dati disponibili per eseguire un’interpolazione bilineare (chiedere curve a Jacopo). </w:t>
+      </w:r>
+      <w:r>
+        <w:t>In tal caso, o si esegue un filtro o si approssima all’unità (non è fisicamente accettabile avere un PLR &gt;1).</w:t>
+      </w:r>
+      <w:r>
+        <w:t xml:space="preserve"> Eseguiti i test su macchine di tipologia Valliant A+ 5 kW su tre installazioni differenti</w:t>
+      </w:r>
+      <w:r>
+        <w:t>(</w:t>
+      </w:r>
+      <w:r>
+        <w:t>Camberley Surrey</w:t>
+      </w:r>
+      <w:r>
+        <w:t xml:space="preserve">, </w:t>
+      </w:r>
+      <w:r>
+        <w:t>Sheffield</w:t>
+      </w:r>
+      <w:r>
+        <w:t xml:space="preserve">, </w:t>
+      </w:r>
+      <w:r>
+        <w:t>North Hertfordshire</w:t>
+      </w:r>
+      <w:r>
+        <w:t>)</w:t>
+      </w:r>
+      <w:r>
+        <w:t xml:space="preserve">. Si considera da 01-11-22 a 28-02-23 nelle prime due mentre nella terza si considera da 01-11-23 a 28-02-24. </w:t>
+      </w:r>
+      <w:r>
+        <w:t xml:space="preserve">Il calcolo del SCOP è stato eseguito tramite istanti consecutivi di un tempo “fittizio” ottenuto </w:t>
+      </w:r>
+      <w:r>
+        <w:t>eliminando istanti consecutivi in cui informazioni non erano presenti e calcolando l’SCOP come dato</w:t>
+      </w:r>
+      <w:r>
+        <w:t>.</w:t>
+      </w:r>
+    </w:p>
+    <w:p>
+      <w:pPr>
+        <w:autoSpaceDE w:val="0"/>
+        <w:autoSpaceDN w:val="0"/>
+        <w:adjustRightInd w:val="0"/>
+        <w:spacing w:after="0" w:line="240" w:lineRule="auto"/>
+        <w:jc w:val="both"/>
+      </w:pPr>
+      <w:r>
+        <w:t>Ipotesi:</w:t>
+      </w:r>
+    </w:p>
+    <w:p>
+      <w:pPr>
+        <w:pStyle w:val="Paragrafoelenco"/>
+        <w:numPr>
+          <w:ilvl w:val="0"/>
+          <w:numId w:val="3"/>
+        </w:numPr>
+        <w:autoSpaceDE w:val="0"/>
+        <w:autoSpaceDN w:val="0"/>
+        <w:adjustRightInd w:val="0"/>
+        <w:spacing w:after="0" w:line="240" w:lineRule="auto"/>
+        <w:jc w:val="both"/>
+      </w:pPr>
+      <w:r>
+        <w:t>Gli errori aumentano nel momento in cui si trainano i modelli su punti non vicini alle condizioni di test. Se dal training si eliminano i punti distanti, gli errori aumentano (test eseguiti su temperature LExT = 35-45 °C, escludendo gli altri punti</w:t>
+      </w:r>
+      <w:r>
+        <w:t xml:space="preserve"> in quanto applicazioni a basse temperature</w:t>
+      </w:r>
+      <w:r>
+        <w:t>);</w:t>
+      </w:r>
+    </w:p>
+    <w:p>
+      <w:pPr>
+        <w:pStyle w:val="Paragrafoelenco"/>
+        <w:numPr>
+          <w:ilvl w:val="0"/>
+          <w:numId w:val="3"/>
+        </w:numPr>
+        <w:autoSpaceDE w:val="0"/>
+        <w:autoSpaceDN w:val="0"/>
+        <w:adjustRightInd w:val="0"/>
+        <w:spacing w:after="0" w:line="240" w:lineRule="auto"/>
+        <w:jc w:val="both"/>
+      </w:pPr>
+      <w:r>
+        <w:t>I test sono stati eseguiti considerando il PLR come rapporto delle potenze anche nei dati di training;</w:t>
+      </w:r>
+    </w:p>
+    <w:p>
+      <w:pPr>
+        <w:autoSpaceDE w:val="0"/>
+        <w:autoSpaceDN w:val="0"/>
+        <w:adjustRightInd w:val="0"/>
+        <w:spacing w:after="0" w:line="240" w:lineRule="auto"/>
+        <w:jc w:val="both"/>
+      </w:pPr>
+      <w:r>
+        <w:t>Si sono ottenuti i seguenti risultati:</w:t>
+      </w:r>
+    </w:p>
+    <w:p>
+      <w:pPr>
+        <w:pStyle w:val="Paragrafoelenco"/>
+        <w:numPr>
+          <w:ilvl w:val="0"/>
+          <w:numId w:val="3"/>
+        </w:numPr>
+        <w:autoSpaceDE w:val="0"/>
+        <w:autoSpaceDN w:val="0"/>
+        <w:adjustRightInd w:val="0"/>
+        <w:spacing w:after="0" w:line="240" w:lineRule="auto"/>
+        <w:jc w:val="both"/>
+      </w:pPr>
+      <w:r>
+        <w:t xml:space="preserve">ID5: </w:t>
+      </w:r>
+      <w:r>
+        <w:t>I modelli diretti si comportano peggio di quelli indiretti che risultano essere quelli con errore assoluto, MAPE e RMSE minore. Tuttavia,</w:t>
+      </w:r>
+      <w:r>
+        <w:t xml:space="preserve"> i diretti hanno</w:t>
+      </w:r>
+      <w:r>
+        <w:t xml:space="preserve"> MAPE che non supera mai il 10 % con i diretti arrivando fino al 15 % con Carnot</w:t>
+      </w:r>
+      <w:r>
+        <w:t>;</w:t>
+      </w:r>
+    </w:p>
+    <w:p>
+      <w:pPr>
+        <w:pStyle w:val="Paragrafoelenco"/>
+        <w:numPr>
+          <w:ilvl w:val="0"/>
+          <w:numId w:val="3"/>
+        </w:numPr>
+        <w:autoSpaceDE w:val="0"/>
+        <w:autoSpaceDN w:val="0"/>
+        <w:adjustRightInd w:val="0"/>
+        <w:spacing w:after="0" w:line="240" w:lineRule="auto"/>
+        <w:jc w:val="both"/>
+      </w:pPr>
+      <w:r>
+        <w:t xml:space="preserve">ID9: </w:t>
+      </w:r>
+      <w:r>
+        <w:t>migliori modelli indiretti</w:t>
+      </w:r>
+      <w:r>
+        <w:t xml:space="preserve"> come errore assoluto (2% contro 5-10%), MAPE migliore per i diretti (11% contro </w:t>
+      </w:r>
+      <w:r>
+        <w:t>15% e 20% per Carnot) e anche RMSE inferiore per i diretti (0.4</w:t>
+      </w:r>
+      <w:r>
+        <w:t>-0.5);</w:t>
+      </w:r>
+    </w:p>
+    <w:p>
+      <w:pPr>
+        <w:pStyle w:val="Paragrafoelenco"/>
+        <w:numPr>
+          <w:ilvl w:val="0"/>
+          <w:numId w:val="3"/>
+        </w:numPr>
+        <w:autoSpaceDE w:val="0"/>
+        <w:autoSpaceDN w:val="0"/>
+        <w:adjustRightInd w:val="0"/>
+        <w:spacing w:after="0" w:line="240" w:lineRule="auto"/>
+        <w:jc w:val="both"/>
+      </w:pPr>
+      <w:r>
+        <w:t xml:space="preserve">I modelli </w:t>
+      </w:r>
+      <w:r>
+        <w:t xml:space="preserve">tendono ad avere una penalizzazione nel comportamento quando il COP diventa particolarmente basso. Sono stati analizzati anche i casi </w:t>
+      </w:r>
+      <w:r>
+        <w:t>coi punti vicini alle condizioni di catalogo e risulta</w:t>
+      </w:r>
+      <w:r>
+        <w:t xml:space="preserve"> sempre che i punti sono sovrastimati;</w:t>
+      </w:r>
+    </w:p>
+    <w:p>
+      <w:pPr>
+        <w:autoSpaceDE w:val="0"/>
+        <w:autoSpaceDN w:val="0"/>
+        <w:adjustRightInd w:val="0"/>
+        <w:spacing w:after="0" w:line="240" w:lineRule="auto"/>
+        <w:jc w:val="both"/>
+      </w:pPr>
+    </w:p>
+    <w:p>
+      <w:pPr>
+        <w:contextualSpacing/>
+        <w:jc w:val="both"/>
+        <w:rPr>
+          <w:b/>
+          <w:bCs/>
+          <w:sz w:val="28"/>
+          <w:szCs w:val="28"/>
+        </w:rPr>
+      </w:pPr>
+      <w:r>
+        <w:rPr>
+          <w:b/>
+          <w:bCs/>
+          <w:sz w:val="28"/>
+          <w:szCs w:val="28"/>
+        </w:rPr>
+        <w:t>Next steps:</w:t>
+      </w:r>
+    </w:p>
+    <w:p>
+      <w:pPr>
+        <w:pStyle w:val="Paragrafoelenco"/>
+        <w:numPr>
+          <w:ilvl w:val="0"/>
+          <w:numId w:val="19"/>
+        </w:numPr>
+        <w:autoSpaceDE w:val="0"/>
+        <w:autoSpaceDN w:val="0"/>
+        <w:adjustRightInd w:val="0"/>
+        <w:spacing w:after="0" w:line="240" w:lineRule="auto"/>
+        <w:jc w:val="both"/>
+      </w:pPr>
+      <w:r>
+        <w:t xml:space="preserve">Eseguire test per macchina Valliant A+ </w:t>
+      </w:r>
+      <w:r>
+        <w:t xml:space="preserve">5 Kw </w:t>
+      </w:r>
+      <w:r>
+        <w:t xml:space="preserve">con </w:t>
+      </w:r>
+      <w:r>
+        <w:t>medesima taglia e diverse installazioni per verificare l’andamento;</w:t>
+      </w:r>
+    </w:p>
+    <w:p>
+      <w:pPr>
+        <w:pStyle w:val="Paragrafoelenco"/>
+        <w:numPr>
+          <w:ilvl w:val="0"/>
+          <w:numId w:val="19"/>
+        </w:numPr>
+        <w:autoSpaceDE w:val="0"/>
+        <w:autoSpaceDN w:val="0"/>
+        <w:adjustRightInd w:val="0"/>
+        <w:spacing w:after="0" w:line="240" w:lineRule="auto"/>
+        <w:jc w:val="both"/>
+        <w:rPr>
+          <w:b/>
+          <w:bCs/>
+        </w:rPr>
+      </w:pPr>
+      <w:r>
+        <w:t xml:space="preserve">Fare analisi performance modelli usando metodi di dipendenza (person, ecc..). </w:t>
+      </w:r>
+      <w:r>
+        <w:rPr>
+          <w:b/>
+          <w:bCs/>
+        </w:rPr>
+        <w:t>DA ESEGUIRE IN SEGUITO DI QUESTO LAVORO COME EVENTUALE REVISIONE DEI MODELLI</w:t>
+      </w:r>
+      <w:r>
+        <w:rPr>
+          <w:b/>
+          <w:bCs/>
+        </w:rPr>
+        <w:t>;</w:t>
+      </w:r>
+    </w:p>
+    <w:p>
+      <w:pPr>
+        <w:pStyle w:val="Paragrafoelenco"/>
+        <w:numPr>
+          <w:ilvl w:val="0"/>
+          <w:numId w:val="19"/>
+        </w:numPr>
+        <w:autoSpaceDE w:val="0"/>
+        <w:autoSpaceDN w:val="0"/>
+        <w:adjustRightInd w:val="0"/>
+        <w:spacing w:after="0" w:line="240" w:lineRule="auto"/>
+        <w:jc w:val="both"/>
+      </w:pPr>
+      <w:r>
+        <w:t xml:space="preserve">Capire </w:t>
+      </w:r>
+      <w:r>
+        <w:t>motivazione di sovrastima d</w:t>
+      </w:r>
+      <w:r>
+        <w:t>ei punti a basso COP</w:t>
+      </w:r>
+      <w:r>
+        <w:t xml:space="preserve"> dividendo l’analisi </w:t>
+      </w:r>
+      <w:r>
+        <w:t>dei vari punti del dataframe</w:t>
+      </w:r>
+      <w:r>
+        <w:t xml:space="preserve">: dividere il dataframe e </w:t>
+      </w:r>
+      <w:r>
+        <w:t>analizzare i punti che si verificano a bassi COP fuori dal range dei modelli;</w:t>
+      </w:r>
+    </w:p>
+    <w:p>
+      <w:pPr>
+        <w:pStyle w:val="Paragrafoelenco"/>
+        <w:numPr>
+          <w:ilvl w:val="0"/>
+          <w:numId w:val="19"/>
+        </w:numPr>
+        <w:autoSpaceDE w:val="0"/>
+        <w:autoSpaceDN w:val="0"/>
+        <w:adjustRightInd w:val="0"/>
+        <w:spacing w:after="0" w:line="240" w:lineRule="auto"/>
+        <w:jc w:val="both"/>
+      </w:pPr>
+      <w:r>
+        <w:t xml:space="preserve">Aggiungere sul df non filtrato una nuova variabile che consenta di individuare il range di funzionamento della macchina </w:t>
+      </w:r>
+      <w:r>
+        <w:t xml:space="preserve">e rieseguire i plot. </w:t>
+      </w:r>
+      <w:r>
+        <w:t>Eseguire analisi coi punti senza “buchi” (intervalli) sul dataset completo e poi inserirlo all’</w:t>
+      </w:r>
+      <w:r>
+        <w:t>interno</w:t>
+      </w:r>
+      <w:r>
+        <w:t xml:space="preserve"> del database. (1 accensione, 0 stazionario, -1 spegnimento).</w:t>
+      </w:r>
+    </w:p>
+    <w:p>
+      <w:pPr>
+        <w:pStyle w:val="Paragrafoelenco"/>
+        <w:numPr>
+          <w:ilvl w:val="0"/>
+          <w:numId w:val="19"/>
+        </w:numPr>
+        <w:autoSpaceDE w:val="0"/>
+        <w:autoSpaceDN w:val="0"/>
+        <w:adjustRightInd w:val="0"/>
+        <w:spacing w:after="0" w:line="240" w:lineRule="auto"/>
+        <w:jc w:val="both"/>
+      </w:pPr>
+      <w:r>
+        <w:t>Verificare SCOP su df completo ed eseguire confronto coi risultati ottenuti dai modelli;</w:t>
+      </w:r>
+    </w:p>
+    <w:p>
+      <w:pPr>
+        <w:pStyle w:val="Paragrafoelenco"/>
+        <w:numPr>
+          <w:ilvl w:val="0"/>
+          <w:numId w:val="19"/>
+        </w:numPr>
+        <w:autoSpaceDE w:val="0"/>
+        <w:autoSpaceDN w:val="0"/>
+        <w:adjustRightInd w:val="0"/>
+        <w:spacing w:after="0" w:line="240" w:lineRule="auto"/>
+        <w:jc w:val="both"/>
+      </w:pPr>
+      <w:r>
+        <w:t>Selezionare 4-5 modelli che funzionano meglio degli altri e portare quelli sull’articolo;</w:t>
+      </w:r>
+      <w:r>
+        <w:t xml:space="preserve"> </w:t>
+      </w:r>
+    </w:p>
+    <w:p>
+      <w:pPr>
+        <w:autoSpaceDE w:val="0"/>
+        <w:autoSpaceDN w:val="0"/>
+        <w:adjustRightInd w:val="0"/>
+        <w:spacing w:after="0" w:line="240" w:lineRule="auto"/>
+        <w:jc w:val="both"/>
+      </w:pPr>
+    </w:p>
+    <w:p>
+      <w:pPr>
+        <w:autoSpaceDE w:val="0"/>
+        <w:autoSpaceDN w:val="0"/>
+        <w:adjustRightInd w:val="0"/>
+        <w:spacing w:after="0" w:line="240" w:lineRule="auto"/>
+        <w:jc w:val="both"/>
+      </w:pPr>
+    </w:p>
+    <w:p>
+      <w:pPr>
+        <w:autoSpaceDE w:val="0"/>
+        <w:autoSpaceDN w:val="0"/>
+        <w:adjustRightInd w:val="0"/>
+        <w:spacing w:after="0" w:line="240" w:lineRule="auto"/>
+        <w:jc w:val="both"/>
+      </w:pPr>
+    </w:p>
+    <w:p>
+      <w:pPr>
+        <w:autoSpaceDE w:val="0"/>
+        <w:autoSpaceDN w:val="0"/>
+        <w:adjustRightInd w:val="0"/>
+        <w:spacing w:after="0" w:line="240" w:lineRule="auto"/>
+        <w:jc w:val="both"/>
+      </w:pPr>
+    </w:p>
+    <w:p>
+      <w:pPr>
+        <w:autoSpaceDE w:val="0"/>
+        <w:autoSpaceDN w:val="0"/>
+        <w:adjustRightInd w:val="0"/>
+        <w:spacing w:after="0" w:line="240" w:lineRule="auto"/>
+        <w:jc w:val="both"/>
+      </w:pPr>
+    </w:p>
+    <w:p>
+      <w:pPr>
+        <w:contextualSpacing/>
+        <w:jc w:val="both"/>
+        <w:rPr>
+          <w:b/>
+          <w:bCs/>
+          <w:sz w:val="28"/>
+          <w:szCs w:val="28"/>
+        </w:rPr>
+      </w:pPr>
+      <w:r>
+        <w:rPr>
+          <w:b/>
+          <w:bCs/>
+          <w:sz w:val="28"/>
+          <w:szCs w:val="28"/>
+        </w:rPr>
+        <w:lastRenderedPageBreak/>
+        <w:t>28/01/25</w:t>
       </w:r>
     </w:p>
     <w:p>
@@ -80,580 +3269,35 @@
           <w:ilvl w:val="0"/>
           <w:numId w:val="2"/>
         </w:numPr>
-        <w:jc w:val="both"/>
-        <w:rPr>
-          <w:color w:val="000000" w:themeColor="text1"/>
-        </w:rPr>
-      </w:pPr>
-      <w:r>
-        <w:t>Verifica con simulazioni su Excel</w:t>
-      </w:r>
-      <w:r>
-        <w:t xml:space="preserve"> per vedere se il risultato è il medesimo.</w:t>
-      </w:r>
-      <w:r>
-        <w:rPr>
-          <w:color w:val="000000" w:themeColor="text1"/>
-        </w:rPr>
-        <w:t xml:space="preserve"> </w:t>
-      </w:r>
-      <w:r>
-        <w:rPr>
-          <w:color w:val="000000" w:themeColor="text1"/>
-        </w:rPr>
-        <w:t xml:space="preserve">La verifica dà i medesimi risultati ad eccezione </w:t>
-      </w:r>
-      <w:r>
-        <w:rPr>
-          <w:color w:val="000000" w:themeColor="text1"/>
-        </w:rPr>
-        <w:t>del modello C</w:t>
-      </w:r>
-      <w:r>
-        <w:rPr>
-          <w:color w:val="000000" w:themeColor="text1"/>
-        </w:rPr>
-        <w:t xml:space="preserve">. Tale modello è stato modificato in seguito per funzionare esclusivamente </w:t>
-      </w:r>
-      <w:r>
-        <w:rPr>
-          <w:color w:val="000000" w:themeColor="text1"/>
-        </w:rPr>
-        <w:t>coi punti di catalogo;</w:t>
-      </w:r>
-    </w:p>
-    <w:p>
-      <w:pPr>
-        <w:pStyle w:val="Paragrafoelenco"/>
-        <w:numPr>
-          <w:ilvl w:val="0"/>
-          <w:numId w:val="2"/>
-        </w:numPr>
-        <w:jc w:val="both"/>
-        <w:rPr>
-          <w:color w:val="000000" w:themeColor="text1"/>
-        </w:rPr>
-      </w:pPr>
-      <w:r>
-        <w:t xml:space="preserve">Di seguito, </w:t>
-      </w:r>
-      <w:r>
-        <w:t xml:space="preserve">Provare ad eseguire simulazione con punti prossimi ai valori di design della macchina </w:t>
-      </w:r>
-      <w:r>
-        <w:t xml:space="preserve">ed evidenziare scostamento rispetto ai dati misurati. </w:t>
-      </w:r>
-      <w:r>
-        <w:t>Si verifica una sovrastima anche in</w:t>
-      </w:r>
-      <w:r>
-        <w:t xml:space="preserve"> confronto ai dati misurati</w:t>
-      </w:r>
-    </w:p>
-    <w:p>
-      <w:pPr>
-        <w:contextualSpacing/>
-        <w:jc w:val="both"/>
-        <w:rPr>
-          <w:sz w:val="28"/>
-          <w:szCs w:val="28"/>
-        </w:rPr>
-      </w:pPr>
-      <w:r>
-        <w:rPr>
-          <w:sz w:val="28"/>
-          <w:szCs w:val="28"/>
-        </w:rPr>
-        <w:t>15/01/25</w:t>
-      </w:r>
-    </w:p>
-    <w:p>
-      <w:pPr>
-        <w:pStyle w:val="Paragrafoelenco"/>
-        <w:numPr>
-          <w:ilvl w:val="0"/>
-          <w:numId w:val="3"/>
-        </w:numPr>
-        <w:jc w:val="both"/>
-      </w:pPr>
-      <w:r>
-        <w:t xml:space="preserve">Eseguita verifica della normativa UNI TS 11330-4 (nominata nel sito della Eneren per i punti testati). La normativa risulta essere l’adattamento italiano </w:t>
-      </w:r>
-      <w:r>
-        <w:t>della EN 13612-2.</w:t>
-      </w:r>
-    </w:p>
-    <w:p>
-      <w:pPr>
-        <w:pStyle w:val="Paragrafoelenco"/>
-        <w:numPr>
-          <w:ilvl w:val="0"/>
-          <w:numId w:val="3"/>
-        </w:numPr>
-        <w:jc w:val="both"/>
-      </w:pPr>
-      <w:r>
-        <w:t>Verifica che il modello della macchina sia il medesimo installato nel laboratorio RSE</w:t>
-      </w:r>
-      <w:r>
-        <w:t xml:space="preserve"> per modello. In accordo con quanto scritto </w:t>
-      </w:r>
-      <w:r>
-        <w:t>sul report RSE, la macchina presenta il medesimo nome (NAW 006) ma</w:t>
-      </w:r>
-      <w:r>
-        <w:t xml:space="preserve"> si comporta</w:t>
-      </w:r>
-      <w:r>
-        <w:t xml:space="preserve"> in maniera differente (confronta</w:t>
-      </w:r>
-      <w:r>
-        <w:t>t</w:t>
-      </w:r>
-      <w:r>
-        <w:t xml:space="preserve">e le schede tecniche del report </w:t>
-      </w:r>
-      <w:r>
-        <w:t>RSE e del catalogo Eneren)</w:t>
-      </w:r>
-      <w:r>
-        <w:t>;</w:t>
-      </w:r>
-    </w:p>
-    <w:p>
-      <w:pPr>
-        <w:pStyle w:val="Paragrafoelenco"/>
-        <w:numPr>
-          <w:ilvl w:val="0"/>
-          <w:numId w:val="3"/>
-        </w:numPr>
-        <w:jc w:val="both"/>
-      </w:pPr>
-      <w:r>
-        <w:t xml:space="preserve">Le macchine hanno lo stesso nome ma probabilmente sono state modificate (una è stata installata prima, il catalogo aggiornato potrebbe far riferimento a una macchina con caratteristiche differenti). </w:t>
-      </w:r>
-      <w:r>
-        <w:t xml:space="preserve"> Verifica eseguita su modello H02: fittando coi dati della macchina nel report RSE, i risultati sembrano migliori rispetto a quelli precedenti. Problema: pochi dati </w:t>
-      </w:r>
-      <w:r>
-        <w:t>di catalogo</w:t>
-      </w:r>
-      <w:r>
-        <w:t xml:space="preserve"> disponibili.</w:t>
-      </w:r>
-    </w:p>
-    <w:p>
-      <w:pPr>
-        <w:jc w:val="both"/>
-        <w:rPr>
-          <w:sz w:val="28"/>
-          <w:szCs w:val="28"/>
-        </w:rPr>
-      </w:pPr>
-      <w:r>
-        <w:rPr>
-          <w:sz w:val="28"/>
-          <w:szCs w:val="28"/>
-        </w:rPr>
-        <w:t>16/01/25</w:t>
-      </w:r>
-    </w:p>
-    <w:p>
-      <w:pPr>
-        <w:pStyle w:val="Paragrafoelenco"/>
-        <w:numPr>
-          <w:ilvl w:val="0"/>
-          <w:numId w:val="4"/>
-        </w:numPr>
-        <w:jc w:val="both"/>
-      </w:pPr>
-      <w:r>
-        <w:t>Eseguita simulazione</w:t>
-      </w:r>
-      <w:r>
-        <w:t xml:space="preserve"> usando </w:t>
-      </w:r>
-      <w:r>
-        <w:t xml:space="preserve">gli </w:t>
-      </w:r>
-      <w:r>
-        <w:t>altri modelli</w:t>
-      </w:r>
-      <w:r>
-        <w:t xml:space="preserve">. I modelli 04 e 05 sovrastimano </w:t>
-      </w:r>
-      <w:r>
-        <w:t xml:space="preserve">pesantemente i risultati, mentre </w:t>
-      </w:r>
-      <w:r>
-        <w:t>i modelli 02, 06 e 07</w:t>
-      </w:r>
-      <w:r>
-        <w:t xml:space="preserve"> diretti sembrano essere nel range di errore del +- 20%. </w:t>
-      </w:r>
-      <w:r>
-        <w:t>I modelli indirett</w:t>
-      </w:r>
-      <w:r>
-        <w:t>i tendono a sovrastimare i risultati. I modelli di Carnot sovrastimano i risultati.</w:t>
-      </w:r>
-    </w:p>
-    <w:p>
-      <w:pPr>
-        <w:pStyle w:val="Paragrafoelenco"/>
-        <w:numPr>
-          <w:ilvl w:val="0"/>
-          <w:numId w:val="4"/>
-        </w:numPr>
-        <w:jc w:val="both"/>
-      </w:pPr>
-      <w:r>
-        <w:t xml:space="preserve">Eseguita simulazione con punti vicino a dati di catalogo. I </w:t>
-      </w:r>
-      <w:r>
-        <w:t>modell</w:t>
-      </w:r>
-      <w:r>
-        <w:t>i</w:t>
-      </w:r>
-      <w:r>
-        <w:t xml:space="preserve"> diretti</w:t>
-      </w:r>
-      <w:r>
-        <w:t xml:space="preserve"> fitta</w:t>
-      </w:r>
-      <w:r>
-        <w:t>no</w:t>
-      </w:r>
-      <w:r>
-        <w:t xml:space="preserve"> bene in vicinanza dei punti di catalogo</w:t>
-      </w:r>
-      <w:r>
-        <w:t xml:space="preserve"> mentre gli indiretti sembrano sovrastimare.</w:t>
-      </w:r>
-      <w:r>
-        <w:t xml:space="preserve"> I modelli B e C si rifer</w:t>
-      </w:r>
-      <w:r>
-        <w:t xml:space="preserve">iscono a una curva media </w:t>
-      </w:r>
-      <w:r>
-        <w:t xml:space="preserve">ottenuta su altre macchine. Questa potrebbe essere la causa della sovrastima. </w:t>
-      </w:r>
-      <w:r>
-        <w:t>Analogamente</w:t>
-      </w:r>
-      <w:r>
-        <w:t>, i modelli di Carnot prendono per riferimento la curva implementata all’interno del</w:t>
-      </w:r>
-      <w:r>
-        <w:t xml:space="preserve"> file excel, che è sovrastimata rispetto alle reali performance della macchina.</w:t>
-      </w:r>
-    </w:p>
-    <w:p>
-      <w:pPr>
-        <w:jc w:val="both"/>
-        <w:rPr>
-          <w:sz w:val="28"/>
-          <w:szCs w:val="28"/>
-        </w:rPr>
-      </w:pPr>
-      <w:r>
-        <w:rPr>
-          <w:sz w:val="28"/>
-          <w:szCs w:val="28"/>
-        </w:rPr>
-        <w:t>17/01/25</w:t>
-      </w:r>
-    </w:p>
-    <w:p>
-      <w:pPr>
-        <w:pStyle w:val="Paragrafoelenco"/>
-        <w:numPr>
-          <w:ilvl w:val="0"/>
-          <w:numId w:val="5"/>
-        </w:numPr>
-        <w:jc w:val="both"/>
-      </w:pPr>
-      <w:r>
-        <w:t xml:space="preserve">Eseguita simulazione “inversa” </w:t>
-      </w:r>
-      <w:r>
-        <w:t xml:space="preserve">sia per nuovo che per vecchio catalogo. </w:t>
-      </w:r>
-      <w:r>
-        <w:t>OLD</w:t>
-      </w:r>
-      <w:r>
-        <w:t xml:space="preserve">: i modelli diretti stimano bene i punti (nel range del </w:t>
-      </w:r>
-      <w:r>
-        <w:t>+-20%) mentre gli indiretti sovrastimano (la curva media è molto maggiore di quella effettiva di funzionamento della macchina)</w:t>
-      </w:r>
-      <w:r>
-        <w:t xml:space="preserve">. Questa affermazione è vera sia per </w:t>
-      </w:r>
-      <w:r>
-        <w:t xml:space="preserve">test con macchina 006 sia per test con altre potenze (NAW 006 + 008 +010). NEW: </w:t>
-      </w:r>
-      <w:r>
-        <w:t xml:space="preserve">i diretti sottostimano (tra </w:t>
-      </w:r>
-      <w:r>
-        <w:t>-20 e-25 %) mentre gli indiretti sovrastimano leggermente.</w:t>
-      </w:r>
-    </w:p>
-    <w:p>
-      <w:pPr>
-        <w:pStyle w:val="Paragrafoelenco"/>
-        <w:numPr>
-          <w:ilvl w:val="0"/>
-          <w:numId w:val="5"/>
-        </w:numPr>
-        <w:jc w:val="both"/>
-      </w:pPr>
-      <w:r>
-        <w:t>Definizioni EN 14825:</w:t>
-      </w:r>
-    </w:p>
-    <w:p>
-      <w:pPr>
-        <w:pStyle w:val="Paragrafoelenco"/>
-        <w:numPr>
-          <w:ilvl w:val="0"/>
-          <w:numId w:val="6"/>
-        </w:numPr>
-        <w:autoSpaceDE w:val="0"/>
-        <w:autoSpaceDN w:val="0"/>
-        <w:adjustRightInd w:val="0"/>
-        <w:spacing w:after="0" w:line="240" w:lineRule="auto"/>
-        <w:rPr>
-          <w:lang w:val="en-GB"/>
-        </w:rPr>
-      </w:pPr>
-      <w:r>
-        <w:rPr>
-          <w:b/>
-          <w:bCs/>
-          <w:lang w:val="en-GB"/>
-        </w:rPr>
-        <w:t>bin</w:t>
-      </w:r>
-      <w:r>
-        <w:rPr>
-          <w:lang w:val="en-GB"/>
-        </w:rPr>
-        <w:t xml:space="preserve">: outdoor temperature interval of 1 </w:t>
-      </w:r>
-      <w:proofErr w:type="gramStart"/>
-      <w:r>
-        <w:rPr>
-          <w:lang w:val="en-GB"/>
-        </w:rPr>
-        <w:t>K;</w:t>
-      </w:r>
-      <w:proofErr w:type="gramEnd"/>
-    </w:p>
-    <w:p>
-      <w:pPr>
-        <w:pStyle w:val="Paragrafoelenco"/>
-        <w:numPr>
-          <w:ilvl w:val="0"/>
-          <w:numId w:val="6"/>
-        </w:numPr>
-        <w:autoSpaceDE w:val="0"/>
-        <w:autoSpaceDN w:val="0"/>
-        <w:adjustRightInd w:val="0"/>
-        <w:spacing w:after="0" w:line="240" w:lineRule="auto"/>
-        <w:rPr>
-          <w:rFonts w:ascii="Cambria-Bold" w:hAnsi="Cambria-Bold" w:cs="Cambria-Bold"/>
-          <w:b/>
-          <w:bCs/>
-          <w:color w:val="000000"/>
-          <w:kern w:val="0"/>
-          <w:lang w:val="en-GB"/>
-        </w:rPr>
-      </w:pPr>
-      <w:r>
-        <w:rPr>
-          <w:b/>
-          <w:bCs/>
-          <w:lang w:val="en-GB"/>
-        </w:rPr>
-        <w:t>part load ratio:</w:t>
-      </w:r>
-      <w:r>
-        <w:rPr>
-          <w:lang w:val="en-GB"/>
-        </w:rPr>
-        <w:t xml:space="preserve"> bin temperature minus 16 °C divided by the reference design temperature minus 16 °C</w:t>
-      </w:r>
-    </w:p>
-    <w:p>
-      <w:pPr>
-        <w:autoSpaceDE w:val="0"/>
-        <w:autoSpaceDN w:val="0"/>
-        <w:adjustRightInd w:val="0"/>
-        <w:spacing w:after="0" w:line="240" w:lineRule="auto"/>
-        <w:ind w:left="720"/>
-      </w:pPr>
-      <w:r>
-        <w:t xml:space="preserve">Eseguiti calcoli con PLR calcolato invece che con frequenza. Da provare stesso processo con macchina Valliant per </w:t>
-      </w:r>
-      <w:r>
-        <w:t xml:space="preserve">valutare se i modelli si comportano meglio in caso di una mole maggiore di dati </w:t>
-      </w:r>
-      <w:r>
-        <w:t>di training</w:t>
-      </w:r>
-      <w:r>
-        <w:t xml:space="preserve"> utilizzand</w:t>
-      </w:r>
-      <w:r>
-        <w:t>o formula del PLR invece che utilizzare la potenza.</w:t>
-      </w:r>
-    </w:p>
-    <w:p>
-      <w:pPr>
-        <w:pStyle w:val="Paragrafoelenco"/>
-        <w:numPr>
-          <w:ilvl w:val="0"/>
-          <w:numId w:val="5"/>
-        </w:numPr>
-        <w:autoSpaceDE w:val="0"/>
-        <w:autoSpaceDN w:val="0"/>
-        <w:adjustRightInd w:val="0"/>
-        <w:spacing w:after="0" w:line="240" w:lineRule="auto"/>
-        <w:jc w:val="both"/>
-      </w:pPr>
-      <w:r>
-        <w:lastRenderedPageBreak/>
-        <w:t>Il PLR nominato in EN14285 non corrisponde al PLR utilizzato nei modelli in quanto il primo</w:t>
-      </w:r>
-      <w:r>
-        <w:t xml:space="preserve"> è un fatto di carico con la formula precedente</w:t>
-      </w:r>
-      <w:r>
-        <w:t xml:space="preserve"> (dipende solo dalla temperatura esterna) mentre il </w:t>
-      </w:r>
-      <w:r>
-        <w:t>secondo (chiamato anche CAPACITY FACTOR CR) è il rapporto della potenza a partial load e della potenza a full load alle stesse temperature di acqua e aria</w:t>
-      </w:r>
-      <w:r>
-        <w:t xml:space="preserve"> (NB: il paper originale è quello di Sara).</w:t>
-      </w:r>
-    </w:p>
-    <w:p>
-      <w:pPr>
-        <w:autoSpaceDE w:val="0"/>
-        <w:autoSpaceDN w:val="0"/>
-        <w:adjustRightInd w:val="0"/>
-        <w:spacing w:after="0" w:line="240" w:lineRule="auto"/>
-        <w:ind w:left="360"/>
-        <w:jc w:val="both"/>
-      </w:pPr>
-    </w:p>
-    <w:p>
-      <w:pPr>
-        <w:contextualSpacing/>
-        <w:jc w:val="both"/>
-        <w:rPr>
-          <w:sz w:val="28"/>
-          <w:szCs w:val="28"/>
-        </w:rPr>
-      </w:pPr>
-      <w:r>
-        <w:rPr>
-          <w:sz w:val="28"/>
-          <w:szCs w:val="28"/>
-        </w:rPr>
-        <w:t>20/01/25</w:t>
-      </w:r>
-    </w:p>
-    <w:p>
-      <w:pPr>
-        <w:pStyle w:val="Paragrafoelenco"/>
-        <w:numPr>
-          <w:ilvl w:val="0"/>
-          <w:numId w:val="8"/>
-        </w:numPr>
-        <w:autoSpaceDE w:val="0"/>
-        <w:autoSpaceDN w:val="0"/>
-        <w:adjustRightInd w:val="0"/>
-        <w:spacing w:after="0" w:line="240" w:lineRule="auto"/>
-        <w:jc w:val="both"/>
-      </w:pPr>
-      <w:r>
-        <w:t xml:space="preserve">Tesi: valori stimati male dai modelli indiretti e meglio dai modelli diretti con pochi punti di catalogo. Ciò deriva dal fatto che </w:t>
-      </w:r>
-      <w:r>
-        <w:t xml:space="preserve">la curva “media” non è una buona soluzione in quanto cambia in maniera sostanziale da macchina a macchina. Non è possibile fare un confronto basandosi solo sui </w:t>
-      </w:r>
-      <w:r>
-        <w:t>modelli indiretti a causa di un’assenza della curva di rifer</w:t>
-      </w:r>
-      <w:r>
-        <w:t xml:space="preserve">imento da catalogo. </w:t>
-      </w:r>
-      <w:proofErr w:type="gramStart"/>
-      <w:r>
-        <w:t>E’</w:t>
-      </w:r>
-      <w:proofErr w:type="gramEnd"/>
-      <w:r>
-        <w:t xml:space="preserve"> necessario avere più dati a disposizione.</w:t>
-      </w:r>
-    </w:p>
-    <w:p>
-      <w:pPr>
-        <w:pStyle w:val="Paragrafoelenco"/>
-        <w:numPr>
-          <w:ilvl w:val="0"/>
-          <w:numId w:val="8"/>
-        </w:numPr>
-        <w:autoSpaceDE w:val="0"/>
-        <w:autoSpaceDN w:val="0"/>
-        <w:adjustRightInd w:val="0"/>
-        <w:spacing w:after="0" w:line="240" w:lineRule="auto"/>
-        <w:jc w:val="both"/>
-      </w:pPr>
-      <w:r>
-        <w:t>Eseguita simulazione sui cataloghi di Valliant e test sui cataloghi stessi.</w:t>
-      </w:r>
-      <w:r>
-        <w:t xml:space="preserve"> I modelli diretti funzionano abbastanza bene</w:t>
-      </w:r>
-      <w:r>
-        <w:t xml:space="preserve"> (MAPE &lt;= 20%)</w:t>
-      </w:r>
-      <w:r>
-        <w:t xml:space="preserve">, mentre i modelli indiretti </w:t>
-      </w:r>
-      <w:r>
-        <w:t>sbagliano in maniera significativa</w:t>
-      </w:r>
-      <w:r>
-        <w:t xml:space="preserve"> (MAPE = 30</w:t>
-      </w:r>
-      <w:r>
-        <w:t>-35</w:t>
-      </w:r>
-      <w:r>
-        <w:t>%</w:t>
-      </w:r>
-      <w:r>
-        <w:t xml:space="preserve"> per i lineari, &gt;100% per gli </w:t>
-      </w:r>
-      <w:proofErr w:type="gramStart"/>
-      <w:r>
-        <w:t xml:space="preserve">indiretti </w:t>
-      </w:r>
-      <w:r>
-        <w:t>,</w:t>
-      </w:r>
-      <w:proofErr w:type="gramEnd"/>
-      <w:r>
-        <w:t xml:space="preserve"> &lt;25% per i Carnot).</w:t>
+        <w:autoSpaceDE w:val="0"/>
+        <w:autoSpaceDN w:val="0"/>
+        <w:adjustRightInd w:val="0"/>
+        <w:spacing w:after="0" w:line="240" w:lineRule="auto"/>
+        <w:jc w:val="both"/>
+      </w:pPr>
+      <w:r>
+        <w:t>I modelli di tipo 02 si comportano mediamente bene</w:t>
+      </w:r>
+      <w:r>
+        <w:t xml:space="preserve">, con MAPE che varia tra 8 e17% e RMSE che varia tra </w:t>
+      </w:r>
+      <w:r>
+        <w:t>0.43 a 0.68</w:t>
+      </w:r>
+      <w:r>
+        <w:t xml:space="preserve"> con il modello di tipo A che presenta la maggiore </w:t>
+      </w:r>
+      <w:r>
+        <w:t xml:space="preserve">variabilità e anche il MAPE e RMSE maggiore. In generale, i modelli indiretti predicono meglio l’SCOP ma </w:t>
+      </w:r>
+      <w:r>
+        <w:t xml:space="preserve">falliscono maggiormente sulla predizione puntuale, dove invece i modelli </w:t>
+      </w:r>
+      <w:r>
+        <w:t xml:space="preserve">diretti </w:t>
+      </w:r>
+      <w:r>
+        <w:t>risultano essere più precisi.</w:t>
       </w:r>
     </w:p>
     <w:p>
@@ -683,1013 +3327,17 @@
           <w:sz w:val="28"/>
           <w:szCs w:val="28"/>
         </w:rPr>
-        <w:t>Results</w:t>
-      </w:r>
-      <w:r>
-        <w:rPr>
-          <w:b/>
-          <w:bCs/>
-          <w:sz w:val="28"/>
-          <w:szCs w:val="28"/>
-        </w:rPr>
-        <w:t xml:space="preserve"> 20/01/25</w:t>
-      </w:r>
-      <w:r>
-        <w:rPr>
-          <w:b/>
-          <w:bCs/>
-          <w:sz w:val="28"/>
-          <w:szCs w:val="28"/>
-        </w:rPr>
-        <w:t>:</w:t>
-      </w:r>
-    </w:p>
-    <w:p>
-      <w:pPr>
-        <w:pStyle w:val="Paragrafoelenco"/>
-        <w:numPr>
-          <w:ilvl w:val="0"/>
-          <w:numId w:val="10"/>
-        </w:numPr>
-        <w:autoSpaceDE w:val="0"/>
-        <w:autoSpaceDN w:val="0"/>
-        <w:adjustRightInd w:val="0"/>
-        <w:spacing w:after="0" w:line="240" w:lineRule="auto"/>
-        <w:jc w:val="both"/>
-      </w:pPr>
-      <w:r>
-        <w:t>Verificato i risultati con i modelli excel e si ottiene lo stesso medesimo risultato</w:t>
-      </w:r>
-      <w:r>
-        <w:t>;</w:t>
-      </w:r>
-    </w:p>
-    <w:p>
-      <w:pPr>
-        <w:pStyle w:val="Paragrafoelenco"/>
-        <w:numPr>
-          <w:ilvl w:val="0"/>
-          <w:numId w:val="10"/>
-        </w:numPr>
-        <w:autoSpaceDE w:val="0"/>
-        <w:autoSpaceDN w:val="0"/>
-        <w:adjustRightInd w:val="0"/>
-        <w:spacing w:after="0" w:line="240" w:lineRule="auto"/>
-        <w:jc w:val="both"/>
-      </w:pPr>
-      <w:r>
-        <w:t>Sovrastima nei pressi dei punti di catalogo è sempre presente anche dopo filtro =&gt; L’interpolazione è corretta;</w:t>
-      </w:r>
-    </w:p>
-    <w:p>
-      <w:pPr>
-        <w:pStyle w:val="Paragrafoelenco"/>
-        <w:numPr>
-          <w:ilvl w:val="0"/>
-          <w:numId w:val="10"/>
-        </w:numPr>
-        <w:autoSpaceDE w:val="0"/>
-        <w:autoSpaceDN w:val="0"/>
-        <w:adjustRightInd w:val="0"/>
-        <w:spacing w:after="0" w:line="240" w:lineRule="auto"/>
-        <w:jc w:val="both"/>
-      </w:pPr>
-      <w:r>
-        <w:t>La norma riportata sul catalogo UNI TS 11330-4 è l’adattamento italiano della EN 13612-2</w:t>
-      </w:r>
-      <w:r>
-        <w:t>. C’è una differenza tra PLR (fattore di carico climatico) e CR (capacity ratio). Il primo, usato nella EN 1</w:t>
-      </w:r>
-      <w:r>
-        <w:t>4285, è dipendente solo dalle temperature esterne, mentre il secondo è il rapporto rispetto al carico della macchina in full load;</w:t>
-      </w:r>
-    </w:p>
-    <w:p>
-      <w:pPr>
-        <w:pStyle w:val="Paragrafoelenco"/>
-        <w:numPr>
-          <w:ilvl w:val="0"/>
-          <w:numId w:val="10"/>
-        </w:numPr>
-        <w:autoSpaceDE w:val="0"/>
-        <w:autoSpaceDN w:val="0"/>
-        <w:adjustRightInd w:val="0"/>
-        <w:spacing w:after="0" w:line="240" w:lineRule="auto"/>
-        <w:jc w:val="both"/>
-      </w:pPr>
-      <w:r>
-        <w:t>Il catalogo online fa riferimento a una macchina diversa rispet</w:t>
-      </w:r>
-      <w:r>
-        <w:t>t</w:t>
-      </w:r>
-      <w:r>
-        <w:t>o a quella installata in laboratorio e da RSE</w:t>
-      </w:r>
-      <w:r>
-        <w:t xml:space="preserve"> (vedere i cataloghi)</w:t>
-      </w:r>
-      <w:r>
-        <w:t xml:space="preserve">. </w:t>
-      </w:r>
-      <w:r>
-        <w:t>Nel secondo caso ci sono pochi dati disponibili. Provare a sentire RSE e ENEREN?</w:t>
-      </w:r>
-    </w:p>
-    <w:p>
-      <w:pPr>
-        <w:pStyle w:val="Paragrafoelenco"/>
-        <w:numPr>
-          <w:ilvl w:val="0"/>
-          <w:numId w:val="10"/>
-        </w:numPr>
-        <w:autoSpaceDE w:val="0"/>
-        <w:autoSpaceDN w:val="0"/>
-        <w:adjustRightInd w:val="0"/>
-        <w:spacing w:after="0" w:line="240" w:lineRule="auto"/>
-        <w:jc w:val="both"/>
-      </w:pPr>
-      <w:r>
-        <w:t xml:space="preserve">Eseguito test in reverse: test sui dati sperimentali e verifica sui dati di catalogo: errori </w:t>
-      </w:r>
-      <w:r>
-        <w:t xml:space="preserve">sugli indiretti a causa di </w:t>
-      </w:r>
-      <w:r>
-        <w:t>una curva di training non significativa;</w:t>
-      </w:r>
-    </w:p>
-    <w:p>
-      <w:pPr>
-        <w:pStyle w:val="Paragrafoelenco"/>
-        <w:numPr>
-          <w:ilvl w:val="0"/>
-          <w:numId w:val="10"/>
-        </w:numPr>
-        <w:autoSpaceDE w:val="0"/>
-        <w:autoSpaceDN w:val="0"/>
-        <w:adjustRightInd w:val="0"/>
-        <w:spacing w:after="0" w:line="240" w:lineRule="auto"/>
-        <w:jc w:val="both"/>
-      </w:pPr>
-      <w:r>
-        <w:t>Messo grafico potenza + COP in funzione del tempo</w:t>
-      </w:r>
-    </w:p>
-    <w:p>
-      <w:pPr>
-        <w:pStyle w:val="Paragrafoelenco"/>
-        <w:numPr>
-          <w:ilvl w:val="0"/>
-          <w:numId w:val="10"/>
-        </w:numPr>
-        <w:autoSpaceDE w:val="0"/>
-        <w:autoSpaceDN w:val="0"/>
-        <w:adjustRightInd w:val="0"/>
-        <w:spacing w:after="0" w:line="240" w:lineRule="auto"/>
-        <w:jc w:val="both"/>
-      </w:pPr>
-      <w:r>
-        <w:t xml:space="preserve">Eseguito test su punti di catalogo macchina Valliant: non un buon andamento </w:t>
-      </w:r>
-      <w:r>
-        <w:t>coi modelli indiretti. Miglioramento coi modelli diretti;</w:t>
-      </w:r>
-    </w:p>
-    <w:p>
-      <w:pPr>
-        <w:pStyle w:val="Paragrafoelenco"/>
-        <w:numPr>
-          <w:ilvl w:val="0"/>
-          <w:numId w:val="10"/>
-        </w:numPr>
-        <w:autoSpaceDE w:val="0"/>
-        <w:autoSpaceDN w:val="0"/>
-        <w:adjustRightInd w:val="0"/>
-        <w:spacing w:after="0" w:line="240" w:lineRule="auto"/>
-        <w:jc w:val="both"/>
-      </w:pPr>
-      <w:r>
-        <w:t xml:space="preserve">TESI: non si riesce a fare paragone con </w:t>
-      </w:r>
-      <w:r>
-        <w:t>modelli indiretti in quanto la curva sovrastima il funzionamento della macchina.</w:t>
-      </w:r>
-    </w:p>
-    <w:p>
-      <w:pPr>
-        <w:autoSpaceDE w:val="0"/>
-        <w:autoSpaceDN w:val="0"/>
-        <w:adjustRightInd w:val="0"/>
-        <w:spacing w:after="0" w:line="240" w:lineRule="auto"/>
-        <w:jc w:val="both"/>
-      </w:pPr>
-    </w:p>
-    <w:p>
-      <w:pPr>
-        <w:contextualSpacing/>
-        <w:jc w:val="both"/>
-        <w:rPr>
-          <w:b/>
-          <w:bCs/>
-          <w:sz w:val="28"/>
-          <w:szCs w:val="28"/>
-        </w:rPr>
-      </w:pPr>
-      <w:r>
-        <w:rPr>
-          <w:b/>
-          <w:bCs/>
-          <w:sz w:val="28"/>
-          <w:szCs w:val="28"/>
-        </w:rPr>
-        <w:t>Next steps:</w:t>
-      </w:r>
-    </w:p>
-    <w:p>
-      <w:pPr>
-        <w:pStyle w:val="Paragrafoelenco"/>
-        <w:numPr>
-          <w:ilvl w:val="0"/>
-          <w:numId w:val="13"/>
-        </w:numPr>
-        <w:autoSpaceDE w:val="0"/>
-        <w:autoSpaceDN w:val="0"/>
-        <w:adjustRightInd w:val="0"/>
-        <w:spacing w:after="0" w:line="240" w:lineRule="auto"/>
-        <w:jc w:val="both"/>
-      </w:pPr>
-      <w:r>
-        <w:t>Rilettura articolo Sara per capire come hanno strutturato e scritto i modelli</w:t>
-      </w:r>
-      <w:r>
-        <w:t xml:space="preserve"> per eseguire una eventuale modifica</w:t>
-      </w:r>
-      <w:r>
-        <w:t>;</w:t>
-      </w:r>
-    </w:p>
-    <w:p>
-      <w:pPr>
-        <w:pStyle w:val="Paragrafoelenco"/>
-        <w:numPr>
-          <w:ilvl w:val="0"/>
-          <w:numId w:val="13"/>
-        </w:numPr>
-        <w:autoSpaceDE w:val="0"/>
-        <w:autoSpaceDN w:val="0"/>
-        <w:adjustRightInd w:val="0"/>
-        <w:spacing w:after="0" w:line="240" w:lineRule="auto"/>
-        <w:jc w:val="both"/>
-      </w:pPr>
-      <w:r>
-        <w:t>Test su macchina valliant dividendo per la poten</w:t>
-      </w:r>
-      <w:r>
-        <w:t>z</w:t>
-      </w:r>
-      <w:r>
-        <w:t>a di catalogo in modo da trovare il PLR</w:t>
-      </w:r>
-      <w:r>
-        <w:t xml:space="preserve"> e usare i punti del database;</w:t>
-      </w:r>
-    </w:p>
-    <w:p>
-      <w:pPr>
-        <w:pStyle w:val="Paragrafoelenco"/>
-        <w:numPr>
-          <w:ilvl w:val="0"/>
-          <w:numId w:val="13"/>
-        </w:numPr>
-        <w:autoSpaceDE w:val="0"/>
-        <w:autoSpaceDN w:val="0"/>
-        <w:adjustRightInd w:val="0"/>
-        <w:spacing w:after="0" w:line="240" w:lineRule="auto"/>
-        <w:jc w:val="both"/>
-      </w:pPr>
-      <w:r>
-        <w:t>Richiedere cataloghi/ più dati ai tedeschi;</w:t>
-      </w:r>
-    </w:p>
-    <w:p>
-      <w:pPr>
-        <w:pStyle w:val="Paragrafoelenco"/>
-        <w:numPr>
-          <w:ilvl w:val="0"/>
-          <w:numId w:val="13"/>
-        </w:numPr>
-        <w:autoSpaceDE w:val="0"/>
-        <w:autoSpaceDN w:val="0"/>
-        <w:adjustRightInd w:val="0"/>
-        <w:spacing w:after="0" w:line="240" w:lineRule="auto"/>
-        <w:jc w:val="both"/>
-      </w:pPr>
-      <w:r>
-        <w:t xml:space="preserve">Richiedere più dato / cataloghi a RSE </w:t>
-      </w:r>
-      <w:proofErr w:type="gramStart"/>
-      <w:r>
-        <w:t>e</w:t>
-      </w:r>
-      <w:proofErr w:type="gramEnd"/>
-      <w:r>
-        <w:t xml:space="preserve"> Eneren.</w:t>
-      </w:r>
-    </w:p>
-    <w:p>
-      <w:pPr>
-        <w:pStyle w:val="Paragrafoelenco"/>
-        <w:numPr>
-          <w:ilvl w:val="0"/>
-          <w:numId w:val="13"/>
-        </w:numPr>
-        <w:autoSpaceDE w:val="0"/>
-        <w:autoSpaceDN w:val="0"/>
-        <w:adjustRightInd w:val="0"/>
-        <w:spacing w:after="0" w:line="240" w:lineRule="auto"/>
-        <w:jc w:val="both"/>
-      </w:pPr>
-      <w:r>
-        <w:t>Cambiare tipo di analisi e fare test sui punti sperimentali?</w:t>
-      </w:r>
-      <w:r>
-        <w:t xml:space="preserve"> Uso pochi dati per vedere la predicibilità dei modelli</w:t>
-      </w:r>
-      <w:r>
-        <w:t xml:space="preserve">? L’analisi viene focalizzata sulla verifica dei modelli anche con pochi punti sperimentali a disposizione. </w:t>
-      </w:r>
-      <w:proofErr w:type="gramStart"/>
-      <w:r>
-        <w:t>E’</w:t>
-      </w:r>
-      <w:proofErr w:type="gramEnd"/>
-      <w:r>
-        <w:t xml:space="preserve"> efficace la stima fatta se ho poche informazioni disponibili anche se l’errore è grande.</w:t>
-      </w:r>
-      <w:r>
-        <w:t xml:space="preserve"> </w:t>
-      </w:r>
-    </w:p>
-    <w:p>
-      <w:pPr>
-        <w:autoSpaceDE w:val="0"/>
-        <w:autoSpaceDN w:val="0"/>
-        <w:adjustRightInd w:val="0"/>
-        <w:spacing w:after="0" w:line="240" w:lineRule="auto"/>
-        <w:jc w:val="both"/>
-      </w:pPr>
-    </w:p>
-    <w:p>
-      <w:pPr>
-        <w:autoSpaceDE w:val="0"/>
-        <w:autoSpaceDN w:val="0"/>
-        <w:adjustRightInd w:val="0"/>
-        <w:spacing w:after="0" w:line="240" w:lineRule="auto"/>
-        <w:ind w:left="360"/>
-        <w:jc w:val="both"/>
-      </w:pPr>
-    </w:p>
-    <w:p>
-      <w:pPr>
-        <w:contextualSpacing/>
-        <w:jc w:val="both"/>
-        <w:rPr>
-          <w:b/>
-          <w:bCs/>
-          <w:sz w:val="28"/>
-          <w:szCs w:val="28"/>
-        </w:rPr>
-      </w:pPr>
-      <w:r>
-        <w:lastRenderedPageBreak/>
-        <w:br/>
-      </w:r>
-      <w:r>
-        <w:br/>
-      </w:r>
-      <w:proofErr w:type="gramStart"/>
-      <w:r>
-        <w:rPr>
-          <w:b/>
-          <w:bCs/>
-          <w:sz w:val="28"/>
-          <w:szCs w:val="28"/>
-        </w:rPr>
-        <w:t>Meeting</w:t>
-      </w:r>
-      <w:proofErr w:type="gramEnd"/>
-      <w:r>
-        <w:rPr>
-          <w:b/>
-          <w:bCs/>
-          <w:sz w:val="28"/>
-          <w:szCs w:val="28"/>
-        </w:rPr>
-        <w:t xml:space="preserve"> </w:t>
-      </w:r>
-      <w:r>
-        <w:rPr>
-          <w:b/>
-          <w:bCs/>
-          <w:sz w:val="28"/>
-          <w:szCs w:val="28"/>
-        </w:rPr>
-        <w:t>21/01/25</w:t>
-      </w:r>
-    </w:p>
-    <w:p>
-      <w:pPr>
-        <w:autoSpaceDE w:val="0"/>
-        <w:autoSpaceDN w:val="0"/>
-        <w:adjustRightInd w:val="0"/>
-        <w:spacing w:after="0" w:line="240" w:lineRule="auto"/>
-        <w:jc w:val="both"/>
-      </w:pPr>
-      <w:r>
-        <w:t xml:space="preserve">Update sui risultati: verificata che la macchina </w:t>
-      </w:r>
-      <w:r>
-        <w:t xml:space="preserve">installata nel laboratorio è differente rispetto a quella </w:t>
-      </w:r>
-      <w:r>
-        <w:t xml:space="preserve">installata. I risultati dei modelli nei pressi dei punti di lavoro sono buoni, mentre le condizioni peggiorano nel momento in cui ci distacchiamo dalle condizioni di training. </w:t>
-      </w:r>
-      <w:r>
-        <w:t>Il fitting sui dati sperimentali e test catalogo dà dei buoni risultati</w:t>
-      </w:r>
-      <w:r>
-        <w:t>. Next steps:</w:t>
-      </w:r>
-    </w:p>
-    <w:p>
-      <w:pPr>
-        <w:pStyle w:val="Paragrafoelenco"/>
-        <w:numPr>
-          <w:ilvl w:val="0"/>
-          <w:numId w:val="17"/>
-        </w:numPr>
-        <w:autoSpaceDE w:val="0"/>
-        <w:autoSpaceDN w:val="0"/>
-        <w:adjustRightInd w:val="0"/>
-        <w:spacing w:after="0" w:line="240" w:lineRule="auto"/>
-        <w:jc w:val="both"/>
-      </w:pPr>
-      <w:r>
-        <w:t>Per quali macchine a carico parziale si ha un peggioramento delle condizioni?</w:t>
-      </w:r>
-      <w:r>
-        <w:t xml:space="preserve"> Fare analisi sulla componentistica</w:t>
-      </w:r>
-      <w:r>
-        <w:t xml:space="preserve"> delle diverse macchine e paragonare diverse curve</w:t>
-      </w:r>
-      <w:r>
-        <w:t>. Interpretare eventuale correlazione rispetto ai componenti;</w:t>
-      </w:r>
-    </w:p>
-    <w:p>
-      <w:pPr>
-        <w:pStyle w:val="Paragrafoelenco"/>
-        <w:numPr>
-          <w:ilvl w:val="0"/>
-          <w:numId w:val="17"/>
-        </w:numPr>
-        <w:autoSpaceDE w:val="0"/>
-        <w:autoSpaceDN w:val="0"/>
-        <w:adjustRightInd w:val="0"/>
-        <w:spacing w:after="0" w:line="240" w:lineRule="auto"/>
-        <w:jc w:val="both"/>
-      </w:pPr>
-      <w:r>
-        <w:t xml:space="preserve">Calcolare in modo fittizio il PLR </w:t>
-      </w:r>
-      <w:r>
-        <w:t>per ENEREN</w:t>
-      </w:r>
-      <w:r>
-        <w:t>,</w:t>
-      </w:r>
-      <w:r>
-        <w:t xml:space="preserve"> VALLIANT </w:t>
-      </w:r>
-      <w:r>
-        <w:t xml:space="preserve">e per la macchina </w:t>
-      </w:r>
-      <w:r>
-        <w:t xml:space="preserve">tedesca </w:t>
-      </w:r>
-      <w:r>
-        <w:t xml:space="preserve">in modo da vedere se </w:t>
-      </w:r>
-      <w:r>
-        <w:t>è necessario o meno l’informazione sugli rps del compressore / frequenza dei punti sperimentali</w:t>
-      </w:r>
-      <w:r>
-        <w:t>. Fatta analisi con Valliant. Provare con più dati e</w:t>
-      </w:r>
-      <w:r>
-        <w:t>/o</w:t>
-      </w:r>
-      <w:r>
-        <w:t xml:space="preserve"> con</w:t>
-      </w:r>
-      <w:r>
-        <w:t xml:space="preserve"> fitting differente.</w:t>
-      </w:r>
-    </w:p>
-    <w:p>
-      <w:pPr>
-        <w:pStyle w:val="Paragrafoelenco"/>
-        <w:numPr>
-          <w:ilvl w:val="0"/>
-          <w:numId w:val="17"/>
-        </w:numPr>
-        <w:autoSpaceDE w:val="0"/>
-        <w:autoSpaceDN w:val="0"/>
-        <w:adjustRightInd w:val="0"/>
-        <w:spacing w:after="0" w:line="240" w:lineRule="auto"/>
-        <w:jc w:val="both"/>
-      </w:pPr>
-      <w:r>
-        <w:t xml:space="preserve">Analizzare dipendenza delle differenti variabili </w:t>
-      </w:r>
-      <w:r>
-        <w:t>sui grafici del cop predetto (Dipendenza da temperatura acqua / temperatura aria).</w:t>
-      </w:r>
-    </w:p>
-    <w:p>
-      <w:pPr>
-        <w:pStyle w:val="Paragrafoelenco"/>
-        <w:numPr>
-          <w:ilvl w:val="0"/>
-          <w:numId w:val="17"/>
-        </w:numPr>
-        <w:autoSpaceDE w:val="0"/>
-        <w:autoSpaceDN w:val="0"/>
-        <w:adjustRightInd w:val="0"/>
-        <w:spacing w:after="0" w:line="240" w:lineRule="auto"/>
-        <w:jc w:val="both"/>
-      </w:pPr>
-      <w:r>
-        <w:t xml:space="preserve">Riletto articolo di Sara per verificare la </w:t>
-      </w:r>
-      <w:r>
-        <w:t xml:space="preserve">struttura dei modelli: </w:t>
-      </w:r>
-      <w:r>
-        <w:rPr>
-          <w:highlight w:val="yellow"/>
-        </w:rPr>
-        <w:t>non c’è procedura particolare per la valutazione dei modelli stessi</w:t>
-      </w:r>
-      <w:r>
-        <w:t>.</w:t>
-      </w:r>
-    </w:p>
-    <w:p>
-      <w:pPr>
-        <w:pStyle w:val="Paragrafoelenco"/>
-        <w:numPr>
-          <w:ilvl w:val="0"/>
-          <w:numId w:val="17"/>
-        </w:numPr>
-        <w:autoSpaceDE w:val="0"/>
-        <w:autoSpaceDN w:val="0"/>
-        <w:adjustRightInd w:val="0"/>
-        <w:spacing w:after="0" w:line="240" w:lineRule="auto"/>
-        <w:jc w:val="both"/>
-      </w:pPr>
-      <w:r>
-        <w:t>Future steps: cercare nuove tipologie di analisi (su punti sperimentali)</w:t>
-      </w:r>
-    </w:p>
-    <w:p>
-      <w:pPr>
-        <w:autoSpaceDE w:val="0"/>
-        <w:autoSpaceDN w:val="0"/>
-        <w:adjustRightInd w:val="0"/>
-        <w:spacing w:after="0" w:line="240" w:lineRule="auto"/>
-        <w:jc w:val="both"/>
-      </w:pPr>
-    </w:p>
-    <w:p>
-      <w:pPr>
-        <w:contextualSpacing/>
-        <w:jc w:val="both"/>
-        <w:rPr>
-          <w:b/>
-          <w:bCs/>
-          <w:sz w:val="28"/>
-          <w:szCs w:val="28"/>
-        </w:rPr>
-      </w:pPr>
-      <w:r>
-        <w:rPr>
-          <w:b/>
-          <w:bCs/>
-          <w:sz w:val="28"/>
-          <w:szCs w:val="28"/>
-        </w:rPr>
-        <w:t>22/01/25</w:t>
-      </w:r>
-    </w:p>
-    <w:p>
-      <w:pPr>
-        <w:pStyle w:val="Paragrafoelenco"/>
-        <w:numPr>
-          <w:ilvl w:val="0"/>
-          <w:numId w:val="18"/>
-        </w:numPr>
-        <w:autoSpaceDE w:val="0"/>
-        <w:autoSpaceDN w:val="0"/>
-        <w:adjustRightInd w:val="0"/>
-        <w:spacing w:after="0" w:line="240" w:lineRule="auto"/>
-        <w:jc w:val="both"/>
-      </w:pPr>
-      <w:r>
-        <w:t xml:space="preserve">Eseguita analisi con Vallaint </w:t>
-      </w:r>
-      <w:r>
-        <w:t>A</w:t>
-      </w:r>
-      <w:r>
-        <w:t xml:space="preserve">erotherm plus per installazione con ID=5. </w:t>
-      </w:r>
-      <w:r>
-        <w:t>Sono abbastanza soddisfacenti</w:t>
-      </w:r>
-      <w:r>
-        <w:t xml:space="preserve">: i modelli presentano la medesima performance con </w:t>
-      </w:r>
-      <w:r>
-        <w:t>andamenti simili</w:t>
-      </w:r>
-      <w:r>
-        <w:t>. Da riprovare simulazione utilizzando sol</w:t>
-      </w:r>
-      <w:r>
-        <w:t>amente</w:t>
-      </w:r>
-      <w:r>
-        <w:t xml:space="preserve"> i punti vicini ai punti di test</w:t>
-      </w:r>
-      <w:r>
-        <w:t>.</w:t>
-      </w:r>
-    </w:p>
-    <w:p>
-      <w:pPr>
-        <w:pStyle w:val="Paragrafoelenco"/>
-        <w:numPr>
-          <w:ilvl w:val="0"/>
-          <w:numId w:val="18"/>
-        </w:numPr>
-        <w:autoSpaceDE w:val="0"/>
-        <w:autoSpaceDN w:val="0"/>
-        <w:adjustRightInd w:val="0"/>
-        <w:spacing w:after="0" w:line="240" w:lineRule="auto"/>
-        <w:jc w:val="both"/>
-      </w:pPr>
-      <w:r>
-        <w:t>Eseguito test su punti più vicini ri</w:t>
-      </w:r>
-      <w:r>
-        <w:t>spetto alle condizioni di test (Temperatura acqua 30-3</w:t>
-      </w:r>
-      <w:r>
-        <w:t xml:space="preserve">5 °C). Da riprovare ad eseguire il calcolo sulle potenze termiche nello stesso modo in cui viene eseguito sui </w:t>
-      </w:r>
-      <w:r>
-        <w:t>dati sperimentali (prendendo HC in full load).</w:t>
-      </w:r>
-    </w:p>
-    <w:p>
-      <w:pPr>
-        <w:pStyle w:val="Paragrafoelenco"/>
-        <w:numPr>
-          <w:ilvl w:val="0"/>
-          <w:numId w:val="18"/>
-        </w:numPr>
-        <w:autoSpaceDE w:val="0"/>
-        <w:autoSpaceDN w:val="0"/>
-        <w:adjustRightInd w:val="0"/>
-        <w:spacing w:after="0" w:line="240" w:lineRule="auto"/>
-        <w:jc w:val="both"/>
-      </w:pPr>
-      <w:r>
-        <w:t>Rieseguito il test</w:t>
-      </w:r>
-      <w:r>
-        <w:t xml:space="preserve"> su macchina </w:t>
-      </w:r>
-      <w:r>
-        <w:t>V</w:t>
-      </w:r>
-      <w:r>
-        <w:t xml:space="preserve">alliant utilizzando i </w:t>
-      </w:r>
-      <w:r>
-        <w:t xml:space="preserve">calcolando il PLR </w:t>
-      </w:r>
-      <w:r>
-        <w:t>ottenuto con la divisione del</w:t>
-      </w:r>
-      <w:r>
-        <w:t xml:space="preserve">le potenze e non con la frequenza della </w:t>
-      </w:r>
-      <w:proofErr w:type="gramStart"/>
-      <w:r>
-        <w:t>macchina</w:t>
-      </w:r>
-      <w:r>
-        <w:t>(</w:t>
-      </w:r>
-      <w:proofErr w:type="gramEnd"/>
-      <w:r>
-        <w:t>sia train che test)</w:t>
-      </w:r>
-      <w:r>
-        <w:t>. I risultati sono buoni</w:t>
-      </w:r>
-      <w:r>
-        <w:t xml:space="preserve">. Effettuata anche analisi in reversed (traninando sui dati sperimentali e </w:t>
-      </w:r>
-      <w:r>
-        <w:t>verificando sui cataloghi)</w:t>
-      </w:r>
-      <w:r>
-        <w:t xml:space="preserve">. I modelli migliori sono H04D01, </w:t>
-      </w:r>
-      <w:r>
-        <w:t>H04D02,</w:t>
-      </w:r>
-      <w:r>
-        <w:t xml:space="preserve"> H0</w:t>
-      </w:r>
-      <w:r>
-        <w:t>5D01, H05D02,</w:t>
-      </w:r>
-      <w:r>
-        <w:t xml:space="preserve"> H10 e H11. I modelli </w:t>
-      </w:r>
-      <w:r>
-        <w:t>esponenziali sovrastimano il COP.</w:t>
-      </w:r>
-      <w:r>
-        <w:t xml:space="preserve"> </w:t>
-      </w:r>
-    </w:p>
-    <w:p>
-      <w:pPr>
-        <w:pStyle w:val="Paragrafoelenco"/>
-        <w:numPr>
-          <w:ilvl w:val="0"/>
-          <w:numId w:val="18"/>
-        </w:numPr>
-        <w:autoSpaceDE w:val="0"/>
-        <w:autoSpaceDN w:val="0"/>
-        <w:adjustRightInd w:val="0"/>
-        <w:spacing w:after="0" w:line="240" w:lineRule="auto"/>
-        <w:jc w:val="both"/>
-      </w:pPr>
-      <w:r>
-        <w:t>Fatta analisi senza filtro. I modelli stimano abbastanza bene a pieno carico ma sovrastimano a carico parziale</w:t>
-      </w:r>
-      <w:r>
-        <w:t xml:space="preserve"> ridotti.</w:t>
-      </w:r>
-    </w:p>
-    <w:p>
-      <w:pPr>
-        <w:autoSpaceDE w:val="0"/>
-        <w:autoSpaceDN w:val="0"/>
-        <w:adjustRightInd w:val="0"/>
-        <w:spacing w:after="0" w:line="240" w:lineRule="auto"/>
-        <w:jc w:val="both"/>
-      </w:pPr>
-    </w:p>
-    <w:p>
-      <w:pPr>
-        <w:contextualSpacing/>
-        <w:jc w:val="both"/>
-        <w:rPr>
-          <w:b/>
-          <w:bCs/>
-          <w:sz w:val="28"/>
-          <w:szCs w:val="28"/>
-        </w:rPr>
-      </w:pPr>
-      <w:r>
-        <w:rPr>
-          <w:b/>
-          <w:bCs/>
-          <w:sz w:val="28"/>
-          <w:szCs w:val="28"/>
-        </w:rPr>
-        <w:t>23/01/25</w:t>
-      </w:r>
-    </w:p>
-    <w:p>
-      <w:pPr>
-        <w:pStyle w:val="Paragrafoelenco"/>
-        <w:numPr>
-          <w:ilvl w:val="0"/>
-          <w:numId w:val="19"/>
-        </w:numPr>
-        <w:autoSpaceDE w:val="0"/>
-        <w:autoSpaceDN w:val="0"/>
-        <w:adjustRightInd w:val="0"/>
-        <w:spacing w:after="0" w:line="240" w:lineRule="auto"/>
-        <w:jc w:val="both"/>
-      </w:pPr>
-      <w:r>
-        <w:t xml:space="preserve">Eseguita analisi con Vallaint Aerotherm plus per installazione con ID=5 </w:t>
-      </w:r>
-      <w:r>
-        <w:t>usando</w:t>
-      </w:r>
-      <w:r>
-        <w:t xml:space="preserve"> i dati </w:t>
-      </w:r>
-      <w:r>
-        <w:t>di catalogo a</w:t>
-      </w:r>
-      <w:r>
-        <w:t xml:space="preserve"> temperature di uscita carico di 35 e 45 °C.</w:t>
-      </w:r>
-      <w:r>
-        <w:t xml:space="preserve"> </w:t>
-      </w:r>
-      <w:r>
-        <w:rPr>
-          <w:highlight w:val="yellow"/>
-        </w:rPr>
-        <w:t xml:space="preserve">Valutato SCOP supponendo istanti temporali </w:t>
-      </w:r>
-      <w:r>
-        <w:rPr>
-          <w:highlight w:val="yellow"/>
-        </w:rPr>
-        <w:t>consecutivi</w:t>
-      </w:r>
-      <w:r>
-        <w:t xml:space="preserve"> (in alcuni istanti ci sono istanti temporali in cui il calcolo non viene eseguito e allora viene trascurato). Il calcolo del SCOP viene fatto ipotizzando un tempo “fittizio” sul quale fare il plot (tempo reale= 10,</w:t>
-      </w:r>
-      <w:proofErr w:type="gramStart"/>
-      <w:r>
-        <w:t>30,40,…</w:t>
-      </w:r>
-      <w:proofErr w:type="gramEnd"/>
-      <w:r>
-        <w:t xml:space="preserve"> tempo fittizio = 10,20,30,….).</w:t>
-      </w:r>
-    </w:p>
-    <w:p>
-      <w:pPr>
-        <w:pStyle w:val="Paragrafoelenco"/>
-        <w:numPr>
-          <w:ilvl w:val="0"/>
-          <w:numId w:val="19"/>
-        </w:numPr>
-        <w:autoSpaceDE w:val="0"/>
-        <w:autoSpaceDN w:val="0"/>
-        <w:adjustRightInd w:val="0"/>
-        <w:spacing w:after="0" w:line="240" w:lineRule="auto"/>
-        <w:jc w:val="both"/>
-      </w:pPr>
-      <w:r>
-        <w:t>Eseguita simulazione in reversed</w:t>
-      </w:r>
-      <w:r>
-        <w:t>.</w:t>
-      </w:r>
-      <w:r>
-        <w:t xml:space="preserve"> </w:t>
-      </w:r>
-      <w:r>
-        <w:t>I migliori modelli nelle due simulazioni sono (vedendo il grafico</w:t>
-      </w:r>
-      <w:r>
-        <w:t>) i modelli H</w:t>
-      </w:r>
-      <w:r>
-        <w:t>07D01 e H07D02</w:t>
-      </w:r>
-      <w:r>
-        <w:t xml:space="preserve"> e modellI H10</w:t>
-      </w:r>
-      <w:proofErr w:type="gramStart"/>
-      <w:r>
-        <w:t>B,C</w:t>
-      </w:r>
-      <w:proofErr w:type="gramEnd"/>
-      <w:r>
-        <w:t xml:space="preserve"> e H11B,C</w:t>
-      </w:r>
-      <w:r>
-        <w:t xml:space="preserve"> (funzionano bene perché calcolano il valore di COP in full load basandosi sulla curva dei dati di catalogo,</w:t>
-      </w:r>
-      <w:r>
-        <w:t xml:space="preserve"> e utilizzano sempre lo stesso per le valutazioni, a differenza degli altri modelli indiretti che necessita di un training su un solo punto che è uguale a 1);</w:t>
-      </w:r>
-    </w:p>
-    <w:p>
-      <w:pPr>
-        <w:pStyle w:val="Paragrafoelenco"/>
-        <w:numPr>
-          <w:ilvl w:val="0"/>
-          <w:numId w:val="19"/>
-        </w:numPr>
-        <w:autoSpaceDE w:val="0"/>
-        <w:autoSpaceDN w:val="0"/>
-        <w:adjustRightInd w:val="0"/>
-        <w:spacing w:after="0" w:line="240" w:lineRule="auto"/>
-        <w:jc w:val="both"/>
-      </w:pPr>
-      <w:r>
-        <w:t>Non è chiaro a cosa corrisponda la heatpump_flowrate nel database</w:t>
-      </w:r>
-    </w:p>
-    <w:p>
-      <w:pPr>
-        <w:pStyle w:val="Paragrafoelenco"/>
-        <w:numPr>
-          <w:ilvl w:val="0"/>
-          <w:numId w:val="19"/>
-        </w:numPr>
-        <w:autoSpaceDE w:val="0"/>
-        <w:autoSpaceDN w:val="0"/>
-        <w:adjustRightInd w:val="0"/>
-        <w:spacing w:after="0" w:line="240" w:lineRule="auto"/>
-        <w:jc w:val="both"/>
-        <w:rPr>
-          <w:highlight w:val="yellow"/>
-        </w:rPr>
-      </w:pPr>
-      <w:r>
-        <w:rPr>
-          <w:highlight w:val="yellow"/>
-        </w:rPr>
-        <w:t xml:space="preserve">I modelli diretti si comportano peggio di quelli indiretti che risultano essere quelli con </w:t>
-      </w:r>
-      <w:r>
-        <w:rPr>
-          <w:highlight w:val="yellow"/>
-        </w:rPr>
-        <w:t xml:space="preserve">errore assoluto, MAPE e RMSE minore. Tuttavia, ho dei buoni risultati comunque, con un </w:t>
-      </w:r>
-      <w:r>
-        <w:rPr>
-          <w:highlight w:val="yellow"/>
-        </w:rPr>
-        <w:t xml:space="preserve">MAPE che non supera mai il 10 % con i diretti arrivando fino al 15 </w:t>
-      </w:r>
-      <w:proofErr w:type="gramStart"/>
-      <w:r>
-        <w:rPr>
-          <w:highlight w:val="yellow"/>
-        </w:rPr>
-        <w:t>%  con</w:t>
-      </w:r>
-      <w:proofErr w:type="gramEnd"/>
-      <w:r>
-        <w:rPr>
-          <w:highlight w:val="yellow"/>
-        </w:rPr>
-        <w:t xml:space="preserve"> Carnot.</w:t>
-      </w:r>
-    </w:p>
-    <w:p>
-      <w:pPr>
-        <w:autoSpaceDE w:val="0"/>
-        <w:autoSpaceDN w:val="0"/>
-        <w:adjustRightInd w:val="0"/>
-        <w:spacing w:after="0" w:line="240" w:lineRule="auto"/>
-        <w:jc w:val="both"/>
-      </w:pPr>
-    </w:p>
-    <w:p>
-      <w:pPr>
-        <w:contextualSpacing/>
-        <w:jc w:val="both"/>
-        <w:rPr>
-          <w:b/>
-          <w:bCs/>
-          <w:sz w:val="28"/>
-          <w:szCs w:val="28"/>
-        </w:rPr>
-      </w:pPr>
-      <w:r>
-        <w:rPr>
-          <w:b/>
-          <w:bCs/>
-          <w:sz w:val="28"/>
-          <w:szCs w:val="28"/>
-        </w:rPr>
-        <w:lastRenderedPageBreak/>
-        <w:t>23/01/25</w:t>
-      </w:r>
+        <w:t>29/01/25</w:t>
+      </w:r>
+    </w:p>
+    <w:p>
+      <w:pPr>
+        <w:autoSpaceDE w:val="0"/>
+        <w:autoSpaceDN w:val="0"/>
+        <w:adjustRightInd w:val="0"/>
+        <w:spacing w:after="0" w:line="240" w:lineRule="auto"/>
+        <w:jc w:val="both"/>
+      </w:pPr>
     </w:p>
     <w:p>
       <w:pPr>
@@ -1705,25 +3353,97 @@
         <w:jc w:val="both"/>
       </w:pPr>
       <w:r>
-        <w:t>Non è possibile eseguire la simulazione con Eneren perché si ha a disposizione troppi pochi punti alla stessa temperatura e non si riesce ad eseguire interpolazione bilin</w:t>
-      </w:r>
-      <w:r>
-        <w:t>eare (sono tutti alle stesse temperature in ingresso aria)</w:t>
-      </w:r>
-      <w:r>
-        <w:t>. Provare a fare test su macchina Valliant con medesima metologia (o RIELLO)</w:t>
-      </w:r>
-      <w:r>
-        <w:t xml:space="preserve">. Fare analisi su ID = </w:t>
-      </w:r>
-      <w:r>
-        <w:t>1</w:t>
-      </w:r>
-      <w:r>
-        <w:t>09</w:t>
-      </w:r>
-      <w:r>
-        <w:t xml:space="preserve"> HP (Valliant A+)</w:t>
+        <w:t xml:space="preserve">Eseguito il test </w:t>
+      </w:r>
+      <w:r>
+        <w:t>inserendo fattore di carico parziale. Sembra che l</w:t>
+      </w:r>
+      <w:r>
+        <w:t xml:space="preserve">a sottostima del COP sia dovuta a condizioni di </w:t>
+      </w:r>
+      <w:r>
+        <w:t>spegnimento, non di accensione, della stessa</w:t>
+      </w:r>
+      <w:r>
+        <w:t>. In</w:t>
+      </w:r>
+      <w:r>
+        <w:t xml:space="preserve"> pa</w:t>
+      </w:r>
+      <w:r>
+        <w:t>rticolar</w:t>
+      </w:r>
+      <w:r>
+        <w:t>e, l</w:t>
+      </w:r>
+      <w:r>
+        <w:t xml:space="preserve">’errore </w:t>
+      </w:r>
+      <w:r>
+        <w:t xml:space="preserve">assoluto </w:t>
+      </w:r>
+      <w:r>
+        <w:t>aum</w:t>
+      </w:r>
+      <w:r>
+        <w:t>enta nel mom</w:t>
+      </w:r>
+      <w:r>
+        <w:t>ento in c</w:t>
+      </w:r>
+      <w:r>
+        <w:t>u</w:t>
+      </w:r>
+      <w:r>
+        <w:t>i si han</w:t>
+      </w:r>
+      <w:r>
+        <w:t xml:space="preserve">no </w:t>
+      </w:r>
+      <w:r>
+        <w:t>PLR</w:t>
+      </w:r>
+      <w:r>
+        <w:t xml:space="preserve"> &lt; </w:t>
+      </w:r>
+      <w:r>
+        <w:t>0</w:t>
+      </w:r>
+      <w:r>
+        <w:t xml:space="preserve">.4 </w:t>
+      </w:r>
+      <w:r>
+        <w:t xml:space="preserve">e </w:t>
+      </w:r>
+      <w:r>
+        <w:t>condizion</w:t>
+      </w:r>
+      <w:r>
+        <w:t>i transit</w:t>
+      </w:r>
+      <w:r>
+        <w:t xml:space="preserve">orie </w:t>
+      </w:r>
+      <w:r>
+        <w:t xml:space="preserve">(di </w:t>
+      </w:r>
+      <w:r>
+        <w:t>dimi</w:t>
+      </w:r>
+      <w:r>
+        <w:t>nuzi</w:t>
+      </w:r>
+      <w:r>
+        <w:t>one della p</w:t>
+      </w:r>
+      <w:r>
+        <w:t>otenza elet</w:t>
+      </w:r>
+      <w:r>
+        <w:t>trica)</w:t>
+      </w:r>
+      <w:r>
+        <w:t>.</w:t>
       </w:r>
     </w:p>
     <w:p>
@@ -1740,42 +3460,16 @@
         <w:jc w:val="both"/>
       </w:pPr>
       <w:r>
-        <w:t>ID 53 sovrastima i risultati rispetto a ID</w:t>
-      </w:r>
-      <w:r>
-        <w:t xml:space="preserve"> 5</w:t>
-      </w:r>
-      <w:r>
-        <w:t xml:space="preserve"> (</w:t>
-      </w:r>
-      <w:r>
-        <w:t>Camberley, Surrey</w:t>
-      </w:r>
-      <w:r>
-        <w:t xml:space="preserve"> installazione)</w:t>
-      </w:r>
-      <w:r>
-        <w:t xml:space="preserve">. Prendere in considerazione una terza </w:t>
-      </w:r>
-      <w:proofErr w:type="gramStart"/>
-      <w:r>
-        <w:t>macchina.</w:t>
-      </w:r>
-      <w:r>
-        <w:t>(</w:t>
-      </w:r>
-      <w:proofErr w:type="gramEnd"/>
-      <w:r>
-        <w:t>380,</w:t>
-      </w:r>
-      <w:r>
-        <w:t>556</w:t>
-      </w:r>
-      <w:r>
-        <w:t>,139</w:t>
-      </w:r>
-      <w:r>
-        <w:t>)</w:t>
+        <w:t>Per ID9 si verifica il medesimo pattern (si sta analizzando solo il modello di categoria 02 poiché è il più semplice tra quelli disponibili).</w:t>
+      </w:r>
+      <w:r>
+        <w:t xml:space="preserve"> Inoltre, si osserva una sottostima del COP nelle zone </w:t>
+      </w:r>
+      <w:r>
+        <w:t>in cui la macchina sta rallentando (dovuto all’inerzia termica del sistema: potenza elettrica diminuisce ma la fornitura di potenza termica continua</w:t>
+      </w:r>
+      <w:r>
+        <w:t>, portando a una stima di COP elevati).</w:t>
       </w:r>
     </w:p>
     <w:p>
@@ -1791,28 +3485,1006 @@
         <w:spacing w:after="0" w:line="240" w:lineRule="auto"/>
         <w:jc w:val="both"/>
       </w:pPr>
+      <w:r>
+        <w:t>Analizzato il df: i punti di sottostima del COP sono tutti punti in cui si passa da un Delta di temperatura elevato ad un delta di temperatura basso (circa un grado, anche meno). Dopo di che, il delta di temperatura riprende</w:t>
+      </w:r>
+      <w:r>
+        <w:t xml:space="preserve"> a fluire in maniera normale. Può essere una condizione intermedia del carico? Viene soddisfatto una parte di esso e poi viene ridotto nuovamente?</w:t>
+      </w:r>
+      <w:r>
+        <w:t xml:space="preserve"> Provare ad aggiungere al catalogo di test anche i punti a 48-55 °C e verificare cosa accade (in certe condizioni si raggiungono anche i 50°C)</w:t>
+      </w:r>
+    </w:p>
+    <w:p>
+      <w:pPr>
+        <w:autoSpaceDE w:val="0"/>
+        <w:autoSpaceDN w:val="0"/>
+        <w:adjustRightInd w:val="0"/>
+        <w:spacing w:after="0" w:line="240" w:lineRule="auto"/>
+        <w:jc w:val="both"/>
+      </w:pPr>
+    </w:p>
+    <w:p>
+      <w:pPr>
+        <w:contextualSpacing/>
+        <w:jc w:val="both"/>
+        <w:rPr>
+          <w:b/>
+          <w:bCs/>
+          <w:sz w:val="28"/>
+          <w:szCs w:val="28"/>
+        </w:rPr>
+      </w:pPr>
+      <w:r>
+        <w:rPr>
+          <w:b/>
+          <w:bCs/>
+          <w:sz w:val="28"/>
+          <w:szCs w:val="28"/>
+        </w:rPr>
+        <w:t>30</w:t>
+      </w:r>
+      <w:r>
+        <w:rPr>
+          <w:b/>
+          <w:bCs/>
+          <w:sz w:val="28"/>
+          <w:szCs w:val="28"/>
+        </w:rPr>
+        <w:t>/01/25</w:t>
+      </w:r>
+    </w:p>
+    <w:p>
+      <w:pPr>
+        <w:autoSpaceDE w:val="0"/>
+        <w:autoSpaceDN w:val="0"/>
+        <w:adjustRightInd w:val="0"/>
+        <w:spacing w:after="0" w:line="240" w:lineRule="auto"/>
+        <w:jc w:val="both"/>
+      </w:pPr>
     </w:p>
     <w:p>
       <w:pPr>
         <w:pStyle w:val="Paragrafoelenco"/>
-        <w:autoSpaceDE w:val="0"/>
-        <w:autoSpaceDN w:val="0"/>
-        <w:adjustRightInd w:val="0"/>
-        <w:spacing w:after="0" w:line="240" w:lineRule="auto"/>
-        <w:jc w:val="both"/>
-      </w:pPr>
-    </w:p>
-    <w:p>
-      <w:pPr>
-        <w:autoSpaceDE w:val="0"/>
-        <w:autoSpaceDN w:val="0"/>
-        <w:adjustRightInd w:val="0"/>
-        <w:spacing w:after="0" w:line="240" w:lineRule="auto"/>
-        <w:jc w:val="both"/>
-      </w:pPr>
-    </w:p>
-    <w:p>
-      <w:pPr>
+        <w:numPr>
+          <w:ilvl w:val="0"/>
+          <w:numId w:val="26"/>
+        </w:numPr>
+        <w:autoSpaceDE w:val="0"/>
+        <w:autoSpaceDN w:val="0"/>
+        <w:adjustRightInd w:val="0"/>
+        <w:spacing w:after="0" w:line="240" w:lineRule="auto"/>
+        <w:jc w:val="both"/>
+      </w:pPr>
+      <w:r>
+        <w:t xml:space="preserve">La portata </w:t>
+      </w:r>
+      <w:r>
+        <w:t>in L</w:t>
+      </w:r>
+      <w:r>
+        <w:t>FR è in m^3/h! Considerando i m^3/h la conversione delle unità risulta corretta.</w:t>
+      </w:r>
+      <w:r>
+        <w:t xml:space="preserve"> Eseguire analisi in maniera separata tra start and stop in modo da evidenziar</w:t>
+      </w:r>
+      <w:r>
+        <w:t>e l’andamento del modello in funzione della temperatura</w:t>
+      </w:r>
+      <w:r>
+        <w:t>. Analisi condotta utilizzando il caso studio ID9;</w:t>
+      </w:r>
+    </w:p>
+    <w:p>
+      <w:pPr>
+        <w:pStyle w:val="Paragrafoelenco"/>
+        <w:numPr>
+          <w:ilvl w:val="0"/>
+          <w:numId w:val="26"/>
+        </w:numPr>
+        <w:autoSpaceDE w:val="0"/>
+        <w:autoSpaceDN w:val="0"/>
+        <w:adjustRightInd w:val="0"/>
+        <w:spacing w:after="0" w:line="240" w:lineRule="auto"/>
+        <w:jc w:val="both"/>
+      </w:pPr>
+      <w:r>
+        <w:t>Non</w:t>
+      </w:r>
+      <w:r>
+        <w:t xml:space="preserve"> si trova</w:t>
+      </w:r>
+      <w:r>
+        <w:t xml:space="preserve"> correlazione</w:t>
+      </w:r>
+      <w:r>
+        <w:t xml:space="preserve"> con le altre variabili</w:t>
+      </w:r>
+      <w:r>
+        <w:t xml:space="preserve">. </w:t>
+      </w:r>
+      <w:r>
+        <w:t>Le analisi sono svolte sul modello H</w:t>
+      </w:r>
+      <w:r>
+        <w:t>02DD01.</w:t>
+      </w:r>
+    </w:p>
+    <w:p>
+      <w:pPr>
+        <w:pStyle w:val="Paragrafoelenco"/>
+        <w:numPr>
+          <w:ilvl w:val="0"/>
+          <w:numId w:val="27"/>
+        </w:numPr>
+        <w:autoSpaceDE w:val="0"/>
+        <w:autoSpaceDN w:val="0"/>
+        <w:adjustRightInd w:val="0"/>
+        <w:spacing w:after="0" w:line="240" w:lineRule="auto"/>
+        <w:jc w:val="both"/>
+      </w:pPr>
+      <w:r>
+        <w:rPr>
+          <w:b/>
+          <w:bCs/>
+        </w:rPr>
+        <w:t>STOP</w:t>
+      </w:r>
+      <w:r>
+        <w:t xml:space="preserve">: </w:t>
+      </w:r>
+      <w:r>
+        <w:t xml:space="preserve">Si osserva che quando la </w:t>
+      </w:r>
+      <w:r>
+        <w:t>temperatura dell’aria aumenta</w:t>
+      </w:r>
+      <w:r>
+        <w:t xml:space="preserve"> (a carico basso)</w:t>
+      </w:r>
+      <w:r>
+        <w:t>, il PLR diminuisce. Ciò è dovuto a un funzionamento parzializzato della macchina.</w:t>
+      </w:r>
+      <w:r>
+        <w:t xml:space="preserve"> I punti fuori dalla variabile sono tutti a bassa </w:t>
+      </w:r>
+      <w:r>
+        <w:t>LeXT. E’ strano che ci sia un funzionamento a basso ca</w:t>
+      </w:r>
+      <w:r>
+        <w:t xml:space="preserve">rico </w:t>
+      </w:r>
+      <w:r>
+        <w:t>in decellerazione (sx curva ). Se ho un carico basso, dovrei accellerare, non rallentare.</w:t>
+      </w:r>
+    </w:p>
+    <w:p>
+      <w:pPr>
+        <w:pStyle w:val="Paragrafoelenco"/>
+        <w:numPr>
+          <w:ilvl w:val="0"/>
+          <w:numId w:val="27"/>
+        </w:numPr>
+        <w:autoSpaceDE w:val="0"/>
+        <w:autoSpaceDN w:val="0"/>
+        <w:adjustRightInd w:val="0"/>
+        <w:spacing w:after="0" w:line="240" w:lineRule="auto"/>
+        <w:jc w:val="both"/>
+      </w:pPr>
+      <w:r>
+        <w:rPr>
+          <w:b/>
+          <w:bCs/>
+        </w:rPr>
+        <w:t>ST</w:t>
+      </w:r>
+      <w:r>
+        <w:rPr>
+          <w:b/>
+          <w:bCs/>
+        </w:rPr>
+        <w:t>ART</w:t>
+      </w:r>
+      <w:r>
+        <w:t xml:space="preserve">: Si osserva che quando la temperatura dell’aria aumenta (a carico basso), il PLR diminuisce. </w:t>
+      </w:r>
+      <w:r>
+        <w:t xml:space="preserve">Inoltre, nella zona di sx (sovrastima) risulta che la macchina stia </w:t>
+      </w:r>
+      <w:r>
+        <w:t>accelerando: si porta da bassi DeltaTW verso condizioni di regime migliori.</w:t>
+      </w:r>
+    </w:p>
+    <w:p>
+      <w:pPr>
+        <w:contextualSpacing/>
+        <w:jc w:val="both"/>
+        <w:rPr>
+          <w:b/>
+          <w:bCs/>
+          <w:sz w:val="28"/>
+          <w:szCs w:val="28"/>
+        </w:rPr>
+      </w:pPr>
+      <w:r>
+        <w:rPr>
+          <w:b/>
+          <w:bCs/>
+          <w:sz w:val="28"/>
+          <w:szCs w:val="28"/>
+        </w:rPr>
+        <w:t>31</w:t>
+      </w:r>
+      <w:r>
+        <w:rPr>
+          <w:b/>
+          <w:bCs/>
+          <w:sz w:val="28"/>
+          <w:szCs w:val="28"/>
+        </w:rPr>
+        <w:t>/01/25</w:t>
+      </w:r>
+    </w:p>
+    <w:p>
+      <w:pPr>
+        <w:autoSpaceDE w:val="0"/>
+        <w:autoSpaceDN w:val="0"/>
+        <w:adjustRightInd w:val="0"/>
+        <w:spacing w:after="0" w:line="240" w:lineRule="auto"/>
+        <w:jc w:val="both"/>
+      </w:pPr>
+    </w:p>
+    <w:p>
+      <w:pPr>
+        <w:pStyle w:val="Paragrafoelenco"/>
+        <w:numPr>
+          <w:ilvl w:val="0"/>
+          <w:numId w:val="28"/>
+        </w:numPr>
+        <w:autoSpaceDE w:val="0"/>
+        <w:autoSpaceDN w:val="0"/>
+        <w:adjustRightInd w:val="0"/>
+        <w:spacing w:after="0" w:line="240" w:lineRule="auto"/>
+        <w:jc w:val="both"/>
+      </w:pPr>
+      <w:r>
+        <w:t xml:space="preserve">Rieseguito la simulazione utilizzando </w:t>
+      </w:r>
+      <w:r>
+        <w:t>un’interpolazione trilineare (SET, LExT e LET)</w:t>
+      </w:r>
+      <w:r>
+        <w:t xml:space="preserve">. A bassi PLR, risulta comunque che </w:t>
+      </w:r>
+      <w:r>
+        <w:t xml:space="preserve">il modello devia verso sinistra. Riproporre le analisi </w:t>
+      </w:r>
+      <w:r>
+        <w:t>condotte sopra (separando start, stop e stazionario)</w:t>
+      </w:r>
+      <w:r>
+        <w:t xml:space="preserve"> e vedere cosa accade.</w:t>
+      </w:r>
+    </w:p>
+    <w:p>
+      <w:pPr>
+        <w:pStyle w:val="Paragrafoelenco"/>
+        <w:numPr>
+          <w:ilvl w:val="0"/>
+          <w:numId w:val="28"/>
+        </w:numPr>
+        <w:autoSpaceDE w:val="0"/>
+        <w:autoSpaceDN w:val="0"/>
+        <w:adjustRightInd w:val="0"/>
+        <w:spacing w:after="0" w:line="240" w:lineRule="auto"/>
+        <w:jc w:val="both"/>
+      </w:pPr>
+      <w:r>
+        <w:t>Utilizzando un</w:t>
+      </w:r>
+      <w:r>
+        <w:t>’</w:t>
+      </w:r>
+      <w:r>
+        <w:t xml:space="preserve">interpolazione trilineare, </w:t>
+      </w:r>
+      <w:r>
+        <w:t xml:space="preserve">ottengo un numero di punti molto più basso. </w:t>
+      </w:r>
+      <w:r>
+        <w:t>Dalla analisi si evince che:</w:t>
+      </w:r>
+    </w:p>
+    <w:p>
+      <w:pPr>
+        <w:pStyle w:val="Paragrafoelenco"/>
+        <w:numPr>
+          <w:ilvl w:val="0"/>
+          <w:numId w:val="29"/>
+        </w:numPr>
+        <w:autoSpaceDE w:val="0"/>
+        <w:autoSpaceDN w:val="0"/>
+        <w:adjustRightInd w:val="0"/>
+        <w:spacing w:after="0" w:line="240" w:lineRule="auto"/>
+        <w:jc w:val="both"/>
+      </w:pPr>
+      <w:r>
+        <w:rPr>
+          <w:b/>
+          <w:bCs/>
+        </w:rPr>
+        <w:t xml:space="preserve">START: </w:t>
+      </w:r>
+      <w:r>
+        <w:t xml:space="preserve">non segue un andamento preciso e il modello sbaglia </w:t>
+      </w:r>
+      <w:r>
+        <w:t xml:space="preserve">ad alti PLR/ </w:t>
+      </w:r>
+      <w:r>
+        <w:t>bassi SET. Ciò è anomalo in quanto mi aspetterei un comportamento speculare a questo, con un errore che aumenta al diminuire del carico</w:t>
+      </w:r>
+      <w:r>
+        <w:t>;</w:t>
+      </w:r>
+    </w:p>
+    <w:p>
+      <w:pPr>
+        <w:pStyle w:val="Paragrafoelenco"/>
+        <w:numPr>
+          <w:ilvl w:val="0"/>
+          <w:numId w:val="29"/>
+        </w:numPr>
+        <w:autoSpaceDE w:val="0"/>
+        <w:autoSpaceDN w:val="0"/>
+        <w:adjustRightInd w:val="0"/>
+        <w:spacing w:after="0" w:line="240" w:lineRule="auto"/>
+        <w:jc w:val="both"/>
+      </w:pPr>
+      <w:r>
+        <w:rPr>
+          <w:b/>
+          <w:bCs/>
+        </w:rPr>
+        <w:t xml:space="preserve">STATIONARY: </w:t>
+      </w:r>
+      <w:r>
+        <w:t>il modello presenta</w:t>
+      </w:r>
+      <w:r>
+        <w:t xml:space="preserve"> una sovrastima</w:t>
+      </w:r>
+      <w:r>
+        <w:t xml:space="preserve"> </w:t>
+      </w:r>
+      <w:r>
+        <w:t xml:space="preserve">al diminuire della SET e una sottostima all’aumento della SET. </w:t>
+      </w:r>
+    </w:p>
+    <w:p>
+      <w:pPr>
+        <w:pStyle w:val="Paragrafoelenco"/>
+        <w:numPr>
+          <w:ilvl w:val="0"/>
+          <w:numId w:val="29"/>
+        </w:numPr>
+        <w:autoSpaceDE w:val="0"/>
+        <w:autoSpaceDN w:val="0"/>
+        <w:adjustRightInd w:val="0"/>
+        <w:spacing w:after="0" w:line="240" w:lineRule="auto"/>
+        <w:jc w:val="both"/>
+      </w:pPr>
+      <w:r>
+        <w:rPr>
+          <w:b/>
+          <w:bCs/>
+        </w:rPr>
+        <w:lastRenderedPageBreak/>
+        <w:t>STOP:</w:t>
+      </w:r>
+      <w:r>
+        <w:t xml:space="preserve"> </w:t>
+      </w:r>
+      <w:r>
+        <w:t>come STATIONARY.</w:t>
+      </w:r>
+    </w:p>
+    <w:p>
+      <w:pPr>
+        <w:autoSpaceDE w:val="0"/>
+        <w:autoSpaceDN w:val="0"/>
+        <w:adjustRightInd w:val="0"/>
+        <w:spacing w:after="0" w:line="240" w:lineRule="auto"/>
+        <w:ind w:left="426"/>
+        <w:jc w:val="both"/>
+      </w:pPr>
+      <w:r>
+        <w:rPr>
+          <w:highlight w:val="yellow"/>
+        </w:rPr>
+        <w:t xml:space="preserve">Mettendo assieme le informazioni ottenute con la rappresentazione Bilineare </w:t>
+      </w:r>
+      <w:r>
+        <w:rPr>
+          <w:highlight w:val="yellow"/>
+        </w:rPr>
+        <w:t xml:space="preserve">e con la Trilineare, è possibile che questa deviazione di sottostima non sia dovuta </w:t>
+      </w:r>
+      <w:r>
+        <w:rPr>
+          <w:highlight w:val="yellow"/>
+        </w:rPr>
+        <w:t>a una condizione fisica bensì da una mancanza di punti di training nella zona interessata.</w:t>
+      </w:r>
+      <w:r>
+        <w:t xml:space="preserve"> Per esempio</w:t>
+      </w:r>
+      <w:r>
+        <w:t>, nella fase di Start, i punti a sx nella 2D sono nella maggior parte a 35°C di LET e 36°C di LExT. Questa è una condizione che nei dati di training non è presente e quindi in quel caso il modello sbaglia di più</w:t>
+      </w:r>
+      <w:r>
+        <w:t>.</w:t>
+      </w:r>
+      <w:r>
+        <w:t xml:space="preserve"> </w:t>
+      </w:r>
+      <w:r>
+        <w:t xml:space="preserve"> </w:t>
+      </w:r>
+      <w:r>
+        <w:t>Provare analisi col corr sull’errore del COP rispetto le altre variabili per capire quale influenza maggiormente dell’errore stesso. Alternativamente, fare analisi sulle velocità di cambiamento delle potenze e vedere cosa succede (eseguire analisi incrociata).</w:t>
+      </w:r>
+      <w:r>
+        <w:t xml:space="preserve"> In ogni caso, la divisione delle curve risulta essere sempre orizzontale.</w:t>
+      </w:r>
+    </w:p>
+    <w:p>
+      <w:pPr>
+        <w:autoSpaceDE w:val="0"/>
+        <w:autoSpaceDN w:val="0"/>
+        <w:adjustRightInd w:val="0"/>
+        <w:spacing w:after="0" w:line="240" w:lineRule="auto"/>
+        <w:ind w:left="426"/>
+        <w:jc w:val="both"/>
+      </w:pPr>
+    </w:p>
+    <w:p>
+      <w:pPr>
+        <w:contextualSpacing/>
+        <w:jc w:val="both"/>
+        <w:rPr>
+          <w:b/>
+          <w:bCs/>
+          <w:sz w:val="28"/>
+          <w:szCs w:val="28"/>
+        </w:rPr>
+      </w:pPr>
+      <w:r>
+        <w:rPr>
+          <w:b/>
+          <w:bCs/>
+          <w:sz w:val="28"/>
+          <w:szCs w:val="28"/>
+        </w:rPr>
+        <w:t xml:space="preserve">Meeting </w:t>
+      </w:r>
+      <w:r>
+        <w:rPr>
+          <w:b/>
+          <w:bCs/>
+          <w:sz w:val="28"/>
+          <w:szCs w:val="28"/>
+        </w:rPr>
+        <w:t>04</w:t>
+      </w:r>
+      <w:r>
+        <w:rPr>
+          <w:b/>
+          <w:bCs/>
+          <w:sz w:val="28"/>
+          <w:szCs w:val="28"/>
+        </w:rPr>
+        <w:t>/0</w:t>
+      </w:r>
+      <w:r>
+        <w:rPr>
+          <w:b/>
+          <w:bCs/>
+          <w:sz w:val="28"/>
+          <w:szCs w:val="28"/>
+        </w:rPr>
+        <w:t>2</w:t>
+      </w:r>
+      <w:r>
+        <w:rPr>
+          <w:b/>
+          <w:bCs/>
+          <w:sz w:val="28"/>
+          <w:szCs w:val="28"/>
+        </w:rPr>
+        <w:t>/25</w:t>
+      </w:r>
+    </w:p>
+    <w:p>
+      <w:pPr>
+        <w:autoSpaceDE w:val="0"/>
+        <w:autoSpaceDN w:val="0"/>
+        <w:adjustRightInd w:val="0"/>
+        <w:spacing w:after="0" w:line="240" w:lineRule="auto"/>
+        <w:jc w:val="both"/>
+      </w:pPr>
+      <w:r>
+        <w:t>Update sui risultati:</w:t>
+      </w:r>
+    </w:p>
+    <w:p>
+      <w:pPr>
+        <w:pStyle w:val="Paragrafoelenco"/>
+        <w:numPr>
+          <w:ilvl w:val="0"/>
+          <w:numId w:val="31"/>
+        </w:numPr>
+        <w:autoSpaceDE w:val="0"/>
+        <w:autoSpaceDN w:val="0"/>
+        <w:adjustRightInd w:val="0"/>
+        <w:spacing w:after="0" w:line="240" w:lineRule="auto"/>
+        <w:jc w:val="both"/>
+      </w:pPr>
+      <w:r>
+        <w:t xml:space="preserve">Aggiunta verifica su SCOP totale (calcolato con dataframe intero senza filtri) e SCOP valutato coi filtri. </w:t>
+      </w:r>
+      <w:r>
+        <w:t>Per ID</w:t>
+      </w:r>
+      <w:r>
+        <w:t xml:space="preserve">5, la stima è peggiore su TOT rispetto che su df parzializzato, </w:t>
+      </w:r>
+      <w:r>
+        <w:t xml:space="preserve">ID9 è al contrario, </w:t>
+      </w:r>
+      <w:r>
+        <w:t>ID24 è come ID5</w:t>
+      </w:r>
+      <w:r>
+        <w:t>;</w:t>
+      </w:r>
+    </w:p>
+    <w:p>
+      <w:pPr>
+        <w:pStyle w:val="Paragrafoelenco"/>
+        <w:numPr>
+          <w:ilvl w:val="0"/>
+          <w:numId w:val="31"/>
+        </w:numPr>
+        <w:autoSpaceDE w:val="0"/>
+        <w:autoSpaceDN w:val="0"/>
+        <w:adjustRightInd w:val="0"/>
+        <w:spacing w:after="0" w:line="240" w:lineRule="auto"/>
+        <w:jc w:val="both"/>
+      </w:pPr>
+      <w:r>
+        <w:t xml:space="preserve">Rieseguita simulazione id5 e id9 con 5 minuti di </w:t>
+      </w:r>
+      <w:r>
+        <w:t>tempo;</w:t>
+      </w:r>
+    </w:p>
+    <w:p>
+      <w:pPr>
+        <w:pStyle w:val="Paragrafoelenco"/>
+        <w:numPr>
+          <w:ilvl w:val="0"/>
+          <w:numId w:val="31"/>
+        </w:numPr>
+        <w:autoSpaceDE w:val="0"/>
+        <w:autoSpaceDN w:val="0"/>
+        <w:adjustRightInd w:val="0"/>
+        <w:spacing w:after="0" w:line="240" w:lineRule="auto"/>
+        <w:jc w:val="both"/>
+      </w:pPr>
+      <w:r>
+        <w:t>Eseguita separazione tra start, stop e stationary</w:t>
+      </w:r>
+      <w:r>
+        <w:t xml:space="preserve"> con interpolazione bilineare:</w:t>
+      </w:r>
+    </w:p>
+    <w:p>
+      <w:pPr>
+        <w:pStyle w:val="Paragrafoelenco"/>
+        <w:numPr>
+          <w:ilvl w:val="0"/>
+          <w:numId w:val="32"/>
+        </w:numPr>
+        <w:autoSpaceDE w:val="0"/>
+        <w:autoSpaceDN w:val="0"/>
+        <w:adjustRightInd w:val="0"/>
+        <w:spacing w:after="0" w:line="240" w:lineRule="auto"/>
+        <w:jc w:val="both"/>
+      </w:pPr>
+      <w:r>
+        <w:rPr>
+          <w:b/>
+          <w:bCs/>
+        </w:rPr>
+        <w:t xml:space="preserve">START: </w:t>
+      </w:r>
+      <w:r>
+        <w:t xml:space="preserve">nella zona a sx di sovrastima del grafico, una parte dei punti è in accelerazione. Si porta </w:t>
+      </w:r>
+      <w:r>
+        <w:t>da zone a bassi deltaTW</w:t>
+      </w:r>
+      <w:r>
+        <w:t xml:space="preserve"> ad accellerare?</w:t>
+      </w:r>
+    </w:p>
+    <w:p>
+      <w:pPr>
+        <w:pStyle w:val="Paragrafoelenco"/>
+        <w:numPr>
+          <w:ilvl w:val="0"/>
+          <w:numId w:val="32"/>
+        </w:numPr>
+        <w:autoSpaceDE w:val="0"/>
+        <w:autoSpaceDN w:val="0"/>
+        <w:adjustRightInd w:val="0"/>
+        <w:spacing w:after="0" w:line="240" w:lineRule="auto"/>
+        <w:jc w:val="both"/>
+      </w:pPr>
+      <w:r>
+        <w:t xml:space="preserve"> </w:t>
+      </w:r>
+      <w:r>
+        <w:rPr>
+          <w:b/>
+          <w:bCs/>
+        </w:rPr>
+        <w:t>ST</w:t>
+      </w:r>
+      <w:r>
+        <w:rPr>
+          <w:b/>
+          <w:bCs/>
+        </w:rPr>
+        <w:t>OP</w:t>
+      </w:r>
+      <w:r>
+        <w:rPr>
+          <w:b/>
+          <w:bCs/>
+        </w:rPr>
+        <w:t xml:space="preserve">: </w:t>
+      </w:r>
+      <w:r>
+        <w:t>nella zona</w:t>
+      </w:r>
+      <w:r>
+        <w:t xml:space="preserve"> a sx si osserva una decelerazione del sistema. E’ zona a bass</w:t>
+      </w:r>
+      <w:r>
+        <w:t>o carico, come mai decellero?</w:t>
+      </w:r>
+    </w:p>
+    <w:p>
+      <w:pPr>
+        <w:pStyle w:val="Paragrafoelenco"/>
+        <w:numPr>
+          <w:ilvl w:val="0"/>
+          <w:numId w:val="31"/>
+        </w:numPr>
+        <w:autoSpaceDE w:val="0"/>
+        <w:autoSpaceDN w:val="0"/>
+        <w:adjustRightInd w:val="0"/>
+        <w:spacing w:after="0" w:line="240" w:lineRule="auto"/>
+        <w:jc w:val="both"/>
+      </w:pPr>
+      <w:r>
+        <w:t>Eseguita separazione tra start, stop e stationary con interpolazione</w:t>
+      </w:r>
+      <w:r>
+        <w:t xml:space="preserve"> tr</w:t>
+      </w:r>
+      <w:r>
+        <w:t>ilineare:</w:t>
+      </w:r>
+    </w:p>
+    <w:p>
+      <w:pPr>
+        <w:pStyle w:val="Paragrafoelenco"/>
+        <w:numPr>
+          <w:ilvl w:val="0"/>
+          <w:numId w:val="35"/>
+        </w:numPr>
+        <w:autoSpaceDE w:val="0"/>
+        <w:autoSpaceDN w:val="0"/>
+        <w:adjustRightInd w:val="0"/>
+        <w:spacing w:after="0" w:line="240" w:lineRule="auto"/>
+        <w:jc w:val="both"/>
+      </w:pPr>
+      <w:r>
+        <w:rPr>
+          <w:b/>
+          <w:bCs/>
+        </w:rPr>
+        <w:t xml:space="preserve">START: </w:t>
+      </w:r>
+      <w:r>
+        <w:t>non segue un andamento preciso e il modello sbaglia ad alti PLR/ bassi SET</w:t>
+      </w:r>
+      <w:r>
+        <w:t>. Strano(?)</w:t>
+      </w:r>
+    </w:p>
+    <w:p>
+      <w:pPr>
+        <w:pStyle w:val="Paragrafoelenco"/>
+        <w:numPr>
+          <w:ilvl w:val="0"/>
+          <w:numId w:val="35"/>
+        </w:numPr>
+        <w:autoSpaceDE w:val="0"/>
+        <w:autoSpaceDN w:val="0"/>
+        <w:adjustRightInd w:val="0"/>
+        <w:spacing w:after="0" w:line="240" w:lineRule="auto"/>
+        <w:jc w:val="both"/>
+      </w:pPr>
+      <w:r>
+        <w:rPr>
+          <w:b/>
+          <w:bCs/>
+        </w:rPr>
+        <w:t>STATIONARY</w:t>
+      </w:r>
+      <w:r>
+        <w:rPr>
+          <w:b/>
+          <w:bCs/>
+        </w:rPr>
+        <w:t xml:space="preserve"> E STOP</w:t>
+      </w:r>
+      <w:r>
+        <w:rPr>
+          <w:b/>
+          <w:bCs/>
+        </w:rPr>
+        <w:t xml:space="preserve"> </w:t>
+      </w:r>
+      <w:r>
+        <w:t xml:space="preserve">il modello presenta una sovrastima al diminuire della SET e una sottostima all’aumento della SET. </w:t>
+      </w:r>
+    </w:p>
+    <w:p>
+      <w:pPr>
+        <w:autoSpaceDE w:val="0"/>
+        <w:autoSpaceDN w:val="0"/>
+        <w:adjustRightInd w:val="0"/>
+        <w:spacing w:after="0" w:line="240" w:lineRule="auto"/>
+        <w:jc w:val="both"/>
+      </w:pPr>
+    </w:p>
+    <w:p>
+      <w:pPr>
+        <w:contextualSpacing/>
+        <w:jc w:val="both"/>
+        <w:rPr>
+          <w:b/>
+          <w:bCs/>
+          <w:sz w:val="28"/>
+          <w:szCs w:val="28"/>
+        </w:rPr>
+      </w:pPr>
+      <w:r>
+        <w:rPr>
+          <w:b/>
+          <w:bCs/>
+          <w:sz w:val="28"/>
+          <w:szCs w:val="28"/>
+        </w:rPr>
+        <w:t>Next steps:</w:t>
+      </w:r>
+    </w:p>
+    <w:p>
+      <w:pPr>
+        <w:pStyle w:val="Paragrafoelenco"/>
+        <w:numPr>
+          <w:ilvl w:val="0"/>
+          <w:numId w:val="36"/>
+        </w:numPr>
+        <w:autoSpaceDE w:val="0"/>
+        <w:autoSpaceDN w:val="0"/>
+        <w:adjustRightInd w:val="0"/>
+        <w:spacing w:after="0" w:line="240" w:lineRule="auto"/>
+        <w:jc w:val="both"/>
+      </w:pPr>
+      <w:r>
+        <w:t xml:space="preserve">Aggiornare funzionamento inserendo </w:t>
+      </w:r>
+      <w:r>
+        <w:t>un filtro sulla potenza differente</w:t>
+      </w:r>
+      <w:r>
+        <w:t xml:space="preserve"> (via intermedia tra 0.1 a 0.5 </w:t>
+      </w:r>
+      <w:r>
+        <w:t>kW</w:t>
+      </w:r>
+      <w:r>
+        <w:t>).</w:t>
+      </w:r>
+      <w:r>
+        <w:t xml:space="preserve"> Verificare che in un profilo giornaliero si becchi effettivamente lo start e stop della macchina</w:t>
+      </w:r>
+      <w:r>
+        <w:t>. Verificare l’energy meter</w:t>
+      </w:r>
+      <w:r>
+        <w:t xml:space="preserve"> e cambiare soglia da 0.1 a 0.3 a 0.5</w:t>
+      </w:r>
+      <w:r>
+        <w:t xml:space="preserve">. </w:t>
+      </w:r>
+      <w:r>
+        <w:t>Sto consider</w:t>
+      </w:r>
+      <w:r>
+        <w:t xml:space="preserve">ando come spegnimento </w:t>
+      </w:r>
+      <w:r>
+        <w:t>la modulazione.</w:t>
+      </w:r>
+      <w:r>
+        <w:t xml:space="preserve"> Bisogna fare una finestra mobile</w:t>
+      </w:r>
+      <w:r>
+        <w:t xml:space="preserve"> (ciclo esterno con un’ora e fare </w:t>
+      </w:r>
+      <w:r>
+        <w:t>finestra mobile</w:t>
+      </w:r>
+      <w:r>
+        <w:t xml:space="preserve"> e verificare spegnimento di più punti consecutivi</w:t>
+      </w:r>
+      <w:r>
+        <w:t>). Fare plot potenza su dei giorni campione per vedere come si comporta (uno freddo e uno più caldo).</w:t>
+      </w:r>
+      <w:r>
+        <w:t xml:space="preserve"> Sta</w:t>
+      </w:r>
+      <w:r>
+        <w:t>bilire una regol</w:t>
+      </w:r>
+      <w:r>
+        <w:t>a</w:t>
+      </w:r>
+      <w:r>
+        <w:t xml:space="preserve"> che lega le finestre una successiva all’altra. Fare per un giorno</w:t>
+      </w:r>
+      <w:r>
+        <w:t>. Partire con modulazione</w:t>
+      </w:r>
+      <w:r>
+        <w:t xml:space="preserve"> e regime stazionario.</w:t>
+      </w:r>
+      <w:r>
+        <w:t xml:space="preserve"> Eseguire con </w:t>
+      </w:r>
+      <w:r>
+        <w:t>solo 0 e 1 (quando cambio da ON a OFF =&gt; spenta e accesa).</w:t>
+      </w:r>
+    </w:p>
+    <w:p>
+      <w:pPr>
+        <w:pStyle w:val="Paragrafoelenco"/>
+        <w:numPr>
+          <w:ilvl w:val="0"/>
+          <w:numId w:val="36"/>
+        </w:numPr>
+        <w:autoSpaceDE w:val="0"/>
+        <w:autoSpaceDN w:val="0"/>
+        <w:adjustRightInd w:val="0"/>
+        <w:spacing w:after="0" w:line="240" w:lineRule="auto"/>
+        <w:jc w:val="both"/>
+      </w:pPr>
+      <w:r>
+        <w:t>Conferenza?</w:t>
+      </w:r>
+      <w:r>
+        <w:t xml:space="preserve"> Iniziare a guardare modelica</w:t>
+      </w:r>
+      <w:r>
+        <w:t xml:space="preserve"> e ad analizzare modelli vecchi.</w:t>
+      </w:r>
+    </w:p>
+    <w:p>
+      <w:pPr>
+        <w:autoSpaceDE w:val="0"/>
+        <w:autoSpaceDN w:val="0"/>
+        <w:adjustRightInd w:val="0"/>
+        <w:spacing w:after="0" w:line="240" w:lineRule="auto"/>
+        <w:jc w:val="both"/>
+      </w:pPr>
+    </w:p>
+    <w:p>
+      <w:pPr>
+        <w:autoSpaceDE w:val="0"/>
+        <w:autoSpaceDN w:val="0"/>
+        <w:adjustRightInd w:val="0"/>
+        <w:spacing w:after="0" w:line="240" w:lineRule="auto"/>
+        <w:ind w:left="708"/>
+        <w:jc w:val="both"/>
+      </w:pPr>
+    </w:p>
+    <w:p>
+      <w:pPr>
+        <w:autoSpaceDE w:val="0"/>
+        <w:autoSpaceDN w:val="0"/>
+        <w:adjustRightInd w:val="0"/>
+        <w:spacing w:after="0" w:line="240" w:lineRule="auto"/>
+        <w:jc w:val="both"/>
+      </w:pPr>
+    </w:p>
+    <w:p>
+      <w:pPr>
+        <w:autoSpaceDE w:val="0"/>
+        <w:autoSpaceDN w:val="0"/>
+        <w:adjustRightInd w:val="0"/>
+        <w:spacing w:after="0" w:line="240" w:lineRule="auto"/>
+        <w:ind w:left="708"/>
+        <w:jc w:val="both"/>
+      </w:pPr>
+    </w:p>
+    <w:p>
+      <w:pPr>
+        <w:autoSpaceDE w:val="0"/>
+        <w:autoSpaceDN w:val="0"/>
+        <w:adjustRightInd w:val="0"/>
+        <w:spacing w:after="0" w:line="240" w:lineRule="auto"/>
+        <w:ind w:left="708"/>
+        <w:jc w:val="both"/>
+      </w:pPr>
+    </w:p>
+    <w:p>
+      <w:pPr>
+        <w:autoSpaceDE w:val="0"/>
+        <w:autoSpaceDN w:val="0"/>
+        <w:adjustRightInd w:val="0"/>
+        <w:spacing w:after="0" w:line="240" w:lineRule="auto"/>
+        <w:ind w:left="708"/>
+        <w:jc w:val="both"/>
+      </w:pPr>
+    </w:p>
+    <w:p>
+      <w:pPr>
+        <w:autoSpaceDE w:val="0"/>
+        <w:autoSpaceDN w:val="0"/>
+        <w:adjustRightInd w:val="0"/>
+        <w:spacing w:after="0" w:line="240" w:lineRule="auto"/>
+        <w:jc w:val="both"/>
+      </w:pPr>
+    </w:p>
+    <w:p>
+      <w:pPr>
+        <w:autoSpaceDE w:val="0"/>
+        <w:autoSpaceDN w:val="0"/>
+        <w:adjustRightInd w:val="0"/>
+        <w:spacing w:after="0" w:line="240" w:lineRule="auto"/>
+        <w:jc w:val="both"/>
+      </w:pPr>
+    </w:p>
+    <w:p>
+      <w:pPr>
+        <w:autoSpaceDE w:val="0"/>
+        <w:autoSpaceDN w:val="0"/>
+        <w:adjustRightInd w:val="0"/>
+        <w:spacing w:after="0" w:line="240" w:lineRule="auto"/>
+        <w:ind w:left="360"/>
+        <w:jc w:val="both"/>
+      </w:pPr>
+    </w:p>
+    <w:p>
+      <w:pPr>
+        <w:pStyle w:val="Paragrafoelenco"/>
         <w:autoSpaceDE w:val="0"/>
         <w:autoSpaceDN w:val="0"/>
         <w:adjustRightInd w:val="0"/>
@@ -2091,6 +4763,178 @@
     </w:lvl>
   </w:abstractNum>
   <w:abstractNum w:abstractNumId="3" w15:restartNumberingAfterBreak="0">
+    <w:nsid w:val="0A087ABC"/>
+    <w:multiLevelType w:val="hybridMultilevel"/>
+    <w:tmpl w:val="9B929E56"/>
+    <w:lvl w:ilvl="0" w:tplc="0410000F">
+      <w:start w:val="1"/>
+      <w:numFmt w:val="decimal"/>
+      <w:lvlText w:val="%1."/>
+      <w:lvlJc w:val="left"/>
+      <w:pPr>
+        <w:ind w:left="720" w:hanging="360"/>
+      </w:pPr>
+    </w:lvl>
+    <w:lvl w:ilvl="1" w:tplc="04100019" w:tentative="1">
+      <w:start w:val="1"/>
+      <w:numFmt w:val="lowerLetter"/>
+      <w:lvlText w:val="%2."/>
+      <w:lvlJc w:val="left"/>
+      <w:pPr>
+        <w:ind w:left="1440" w:hanging="360"/>
+      </w:pPr>
+    </w:lvl>
+    <w:lvl w:ilvl="2" w:tplc="0410001B" w:tentative="1">
+      <w:start w:val="1"/>
+      <w:numFmt w:val="lowerRoman"/>
+      <w:lvlText w:val="%3."/>
+      <w:lvlJc w:val="right"/>
+      <w:pPr>
+        <w:ind w:left="2160" w:hanging="180"/>
+      </w:pPr>
+    </w:lvl>
+    <w:lvl w:ilvl="3" w:tplc="0410000F" w:tentative="1">
+      <w:start w:val="1"/>
+      <w:numFmt w:val="decimal"/>
+      <w:lvlText w:val="%4."/>
+      <w:lvlJc w:val="left"/>
+      <w:pPr>
+        <w:ind w:left="2880" w:hanging="360"/>
+      </w:pPr>
+    </w:lvl>
+    <w:lvl w:ilvl="4" w:tplc="04100019" w:tentative="1">
+      <w:start w:val="1"/>
+      <w:numFmt w:val="lowerLetter"/>
+      <w:lvlText w:val="%5."/>
+      <w:lvlJc w:val="left"/>
+      <w:pPr>
+        <w:ind w:left="3600" w:hanging="360"/>
+      </w:pPr>
+    </w:lvl>
+    <w:lvl w:ilvl="5" w:tplc="0410001B" w:tentative="1">
+      <w:start w:val="1"/>
+      <w:numFmt w:val="lowerRoman"/>
+      <w:lvlText w:val="%6."/>
+      <w:lvlJc w:val="right"/>
+      <w:pPr>
+        <w:ind w:left="4320" w:hanging="180"/>
+      </w:pPr>
+    </w:lvl>
+    <w:lvl w:ilvl="6" w:tplc="0410000F" w:tentative="1">
+      <w:start w:val="1"/>
+      <w:numFmt w:val="decimal"/>
+      <w:lvlText w:val="%7."/>
+      <w:lvlJc w:val="left"/>
+      <w:pPr>
+        <w:ind w:left="5040" w:hanging="360"/>
+      </w:pPr>
+    </w:lvl>
+    <w:lvl w:ilvl="7" w:tplc="04100019" w:tentative="1">
+      <w:start w:val="1"/>
+      <w:numFmt w:val="lowerLetter"/>
+      <w:lvlText w:val="%8."/>
+      <w:lvlJc w:val="left"/>
+      <w:pPr>
+        <w:ind w:left="5760" w:hanging="360"/>
+      </w:pPr>
+    </w:lvl>
+    <w:lvl w:ilvl="8" w:tplc="0410001B" w:tentative="1">
+      <w:start w:val="1"/>
+      <w:numFmt w:val="lowerRoman"/>
+      <w:lvlText w:val="%9."/>
+      <w:lvlJc w:val="right"/>
+      <w:pPr>
+        <w:ind w:left="6480" w:hanging="180"/>
+      </w:pPr>
+    </w:lvl>
+  </w:abstractNum>
+  <w:abstractNum w:abstractNumId="4" w15:restartNumberingAfterBreak="0">
+    <w:nsid w:val="0B6B2E02"/>
+    <w:multiLevelType w:val="hybridMultilevel"/>
+    <w:tmpl w:val="E12A8CBA"/>
+    <w:lvl w:ilvl="0" w:tplc="0410000F">
+      <w:start w:val="1"/>
+      <w:numFmt w:val="decimal"/>
+      <w:lvlText w:val="%1."/>
+      <w:lvlJc w:val="left"/>
+      <w:pPr>
+        <w:ind w:left="720" w:hanging="360"/>
+      </w:pPr>
+    </w:lvl>
+    <w:lvl w:ilvl="1" w:tplc="04100019" w:tentative="1">
+      <w:start w:val="1"/>
+      <w:numFmt w:val="lowerLetter"/>
+      <w:lvlText w:val="%2."/>
+      <w:lvlJc w:val="left"/>
+      <w:pPr>
+        <w:ind w:left="1440" w:hanging="360"/>
+      </w:pPr>
+    </w:lvl>
+    <w:lvl w:ilvl="2" w:tplc="0410001B" w:tentative="1">
+      <w:start w:val="1"/>
+      <w:numFmt w:val="lowerRoman"/>
+      <w:lvlText w:val="%3."/>
+      <w:lvlJc w:val="right"/>
+      <w:pPr>
+        <w:ind w:left="2160" w:hanging="180"/>
+      </w:pPr>
+    </w:lvl>
+    <w:lvl w:ilvl="3" w:tplc="0410000F" w:tentative="1">
+      <w:start w:val="1"/>
+      <w:numFmt w:val="decimal"/>
+      <w:lvlText w:val="%4."/>
+      <w:lvlJc w:val="left"/>
+      <w:pPr>
+        <w:ind w:left="2880" w:hanging="360"/>
+      </w:pPr>
+    </w:lvl>
+    <w:lvl w:ilvl="4" w:tplc="04100019" w:tentative="1">
+      <w:start w:val="1"/>
+      <w:numFmt w:val="lowerLetter"/>
+      <w:lvlText w:val="%5."/>
+      <w:lvlJc w:val="left"/>
+      <w:pPr>
+        <w:ind w:left="3600" w:hanging="360"/>
+      </w:pPr>
+    </w:lvl>
+    <w:lvl w:ilvl="5" w:tplc="0410001B" w:tentative="1">
+      <w:start w:val="1"/>
+      <w:numFmt w:val="lowerRoman"/>
+      <w:lvlText w:val="%6."/>
+      <w:lvlJc w:val="right"/>
+      <w:pPr>
+        <w:ind w:left="4320" w:hanging="180"/>
+      </w:pPr>
+    </w:lvl>
+    <w:lvl w:ilvl="6" w:tplc="0410000F" w:tentative="1">
+      <w:start w:val="1"/>
+      <w:numFmt w:val="decimal"/>
+      <w:lvlText w:val="%7."/>
+      <w:lvlJc w:val="left"/>
+      <w:pPr>
+        <w:ind w:left="5040" w:hanging="360"/>
+      </w:pPr>
+    </w:lvl>
+    <w:lvl w:ilvl="7" w:tplc="04100019" w:tentative="1">
+      <w:start w:val="1"/>
+      <w:numFmt w:val="lowerLetter"/>
+      <w:lvlText w:val="%8."/>
+      <w:lvlJc w:val="left"/>
+      <w:pPr>
+        <w:ind w:left="5760" w:hanging="360"/>
+      </w:pPr>
+    </w:lvl>
+    <w:lvl w:ilvl="8" w:tplc="0410001B" w:tentative="1">
+      <w:start w:val="1"/>
+      <w:numFmt w:val="lowerRoman"/>
+      <w:lvlText w:val="%9."/>
+      <w:lvlJc w:val="right"/>
+      <w:pPr>
+        <w:ind w:left="6480" w:hanging="180"/>
+      </w:pPr>
+    </w:lvl>
+  </w:abstractNum>
+  <w:abstractNum w:abstractNumId="5" w15:restartNumberingAfterBreak="0">
     <w:nsid w:val="1165082E"/>
     <w:multiLevelType w:val="hybridMultilevel"/>
     <w:tmpl w:val="9E56F8B8"/>
@@ -2176,7 +5020,7 @@
       </w:pPr>
     </w:lvl>
   </w:abstractNum>
-  <w:abstractNum w:abstractNumId="4" w15:restartNumberingAfterBreak="0">
+  <w:abstractNum w:abstractNumId="6" w15:restartNumberingAfterBreak="0">
     <w:nsid w:val="14860620"/>
     <w:multiLevelType w:val="hybridMultilevel"/>
     <w:tmpl w:val="4F04E68E"/>
@@ -2289,7 +5133,7 @@
       </w:rPr>
     </w:lvl>
   </w:abstractNum>
-  <w:abstractNum w:abstractNumId="5" w15:restartNumberingAfterBreak="0">
+  <w:abstractNum w:abstractNumId="7" w15:restartNumberingAfterBreak="0">
     <w:nsid w:val="16865A15"/>
     <w:multiLevelType w:val="hybridMultilevel"/>
     <w:tmpl w:val="B5B6848C"/>
@@ -2375,17 +5219,17 @@
       </w:pPr>
     </w:lvl>
   </w:abstractNum>
-  <w:abstractNum w:abstractNumId="6" w15:restartNumberingAfterBreak="0">
-    <w:nsid w:val="1BB23574"/>
+  <w:abstractNum w:abstractNumId="8" w15:restartNumberingAfterBreak="0">
+    <w:nsid w:val="179A1E39"/>
     <w:multiLevelType w:val="hybridMultilevel"/>
-    <w:tmpl w:val="A964E39E"/>
+    <w:tmpl w:val="6A9A08A8"/>
     <w:lvl w:ilvl="0" w:tplc="04100001">
       <w:start w:val="1"/>
       <w:numFmt w:val="bullet"/>
       <w:lvlText w:val=""/>
       <w:lvlJc w:val="left"/>
       <w:pPr>
-        <w:ind w:left="720" w:hanging="360"/>
+        <w:ind w:left="2136" w:hanging="360"/>
       </w:pPr>
       <w:rPr>
         <w:rFonts w:ascii="Symbol" w:hAnsi="Symbol" w:hint="default"/>
@@ -2397,7 +5241,7 @@
       <w:lvlText w:val="o"/>
       <w:lvlJc w:val="left"/>
       <w:pPr>
-        <w:ind w:left="1440" w:hanging="360"/>
+        <w:ind w:left="2856" w:hanging="360"/>
       </w:pPr>
       <w:rPr>
         <w:rFonts w:ascii="Courier New" w:hAnsi="Courier New" w:cs="Courier New" w:hint="default"/>
@@ -2409,7 +5253,7 @@
       <w:lvlText w:val=""/>
       <w:lvlJc w:val="left"/>
       <w:pPr>
-        <w:ind w:left="2160" w:hanging="360"/>
+        <w:ind w:left="3576" w:hanging="360"/>
       </w:pPr>
       <w:rPr>
         <w:rFonts w:ascii="Wingdings" w:hAnsi="Wingdings" w:hint="default"/>
@@ -2421,7 +5265,7 @@
       <w:lvlText w:val=""/>
       <w:lvlJc w:val="left"/>
       <w:pPr>
-        <w:ind w:left="2880" w:hanging="360"/>
+        <w:ind w:left="4296" w:hanging="360"/>
       </w:pPr>
       <w:rPr>
         <w:rFonts w:ascii="Symbol" w:hAnsi="Symbol" w:hint="default"/>
@@ -2433,7 +5277,7 @@
       <w:lvlText w:val="o"/>
       <w:lvlJc w:val="left"/>
       <w:pPr>
-        <w:ind w:left="3600" w:hanging="360"/>
+        <w:ind w:left="5016" w:hanging="360"/>
       </w:pPr>
       <w:rPr>
         <w:rFonts w:ascii="Courier New" w:hAnsi="Courier New" w:cs="Courier New" w:hint="default"/>
@@ -2445,7 +5289,7 @@
       <w:lvlText w:val=""/>
       <w:lvlJc w:val="left"/>
       <w:pPr>
-        <w:ind w:left="4320" w:hanging="360"/>
+        <w:ind w:left="5736" w:hanging="360"/>
       </w:pPr>
       <w:rPr>
         <w:rFonts w:ascii="Wingdings" w:hAnsi="Wingdings" w:hint="default"/>
@@ -2457,7 +5301,7 @@
       <w:lvlText w:val=""/>
       <w:lvlJc w:val="left"/>
       <w:pPr>
-        <w:ind w:left="5040" w:hanging="360"/>
+        <w:ind w:left="6456" w:hanging="360"/>
       </w:pPr>
       <w:rPr>
         <w:rFonts w:ascii="Symbol" w:hAnsi="Symbol" w:hint="default"/>
@@ -2469,7 +5313,7 @@
       <w:lvlText w:val="o"/>
       <w:lvlJc w:val="left"/>
       <w:pPr>
-        <w:ind w:left="5760" w:hanging="360"/>
+        <w:ind w:left="7176" w:hanging="360"/>
       </w:pPr>
       <w:rPr>
         <w:rFonts w:ascii="Courier New" w:hAnsi="Courier New" w:cs="Courier New" w:hint="default"/>
@@ -2481,14 +5325,240 @@
       <w:lvlText w:val=""/>
       <w:lvlJc w:val="left"/>
       <w:pPr>
-        <w:ind w:left="6480" w:hanging="360"/>
+        <w:ind w:left="7896" w:hanging="360"/>
       </w:pPr>
       <w:rPr>
         <w:rFonts w:ascii="Wingdings" w:hAnsi="Wingdings" w:hint="default"/>
       </w:rPr>
     </w:lvl>
   </w:abstractNum>
-  <w:abstractNum w:abstractNumId="7" w15:restartNumberingAfterBreak="0">
+  <w:abstractNum w:abstractNumId="9" w15:restartNumberingAfterBreak="0">
+    <w:nsid w:val="1BB23574"/>
+    <w:multiLevelType w:val="hybridMultilevel"/>
+    <w:tmpl w:val="9EAA7D5E"/>
+    <w:lvl w:ilvl="0" w:tplc="0410000F">
+      <w:start w:val="1"/>
+      <w:numFmt w:val="decimal"/>
+      <w:lvlText w:val="%1."/>
+      <w:lvlJc w:val="left"/>
+      <w:pPr>
+        <w:ind w:left="720" w:hanging="360"/>
+      </w:pPr>
+      <w:rPr>
+        <w:rFonts w:hint="default"/>
+      </w:rPr>
+    </w:lvl>
+    <w:lvl w:ilvl="1" w:tplc="04100003" w:tentative="1">
+      <w:start w:val="1"/>
+      <w:numFmt w:val="bullet"/>
+      <w:lvlText w:val="o"/>
+      <w:lvlJc w:val="left"/>
+      <w:pPr>
+        <w:ind w:left="1440" w:hanging="360"/>
+      </w:pPr>
+      <w:rPr>
+        <w:rFonts w:ascii="Courier New" w:hAnsi="Courier New" w:cs="Courier New" w:hint="default"/>
+      </w:rPr>
+    </w:lvl>
+    <w:lvl w:ilvl="2" w:tplc="04100005" w:tentative="1">
+      <w:start w:val="1"/>
+      <w:numFmt w:val="bullet"/>
+      <w:lvlText w:val=""/>
+      <w:lvlJc w:val="left"/>
+      <w:pPr>
+        <w:ind w:left="2160" w:hanging="360"/>
+      </w:pPr>
+      <w:rPr>
+        <w:rFonts w:ascii="Wingdings" w:hAnsi="Wingdings" w:hint="default"/>
+      </w:rPr>
+    </w:lvl>
+    <w:lvl w:ilvl="3" w:tplc="04100001" w:tentative="1">
+      <w:start w:val="1"/>
+      <w:numFmt w:val="bullet"/>
+      <w:lvlText w:val=""/>
+      <w:lvlJc w:val="left"/>
+      <w:pPr>
+        <w:ind w:left="2880" w:hanging="360"/>
+      </w:pPr>
+      <w:rPr>
+        <w:rFonts w:ascii="Symbol" w:hAnsi="Symbol" w:hint="default"/>
+      </w:rPr>
+    </w:lvl>
+    <w:lvl w:ilvl="4" w:tplc="04100003" w:tentative="1">
+      <w:start w:val="1"/>
+      <w:numFmt w:val="bullet"/>
+      <w:lvlText w:val="o"/>
+      <w:lvlJc w:val="left"/>
+      <w:pPr>
+        <w:ind w:left="3600" w:hanging="360"/>
+      </w:pPr>
+      <w:rPr>
+        <w:rFonts w:ascii="Courier New" w:hAnsi="Courier New" w:cs="Courier New" w:hint="default"/>
+      </w:rPr>
+    </w:lvl>
+    <w:lvl w:ilvl="5" w:tplc="04100005" w:tentative="1">
+      <w:start w:val="1"/>
+      <w:numFmt w:val="bullet"/>
+      <w:lvlText w:val=""/>
+      <w:lvlJc w:val="left"/>
+      <w:pPr>
+        <w:ind w:left="4320" w:hanging="360"/>
+      </w:pPr>
+      <w:rPr>
+        <w:rFonts w:ascii="Wingdings" w:hAnsi="Wingdings" w:hint="default"/>
+      </w:rPr>
+    </w:lvl>
+    <w:lvl w:ilvl="6" w:tplc="04100001" w:tentative="1">
+      <w:start w:val="1"/>
+      <w:numFmt w:val="bullet"/>
+      <w:lvlText w:val=""/>
+      <w:lvlJc w:val="left"/>
+      <w:pPr>
+        <w:ind w:left="5040" w:hanging="360"/>
+      </w:pPr>
+      <w:rPr>
+        <w:rFonts w:ascii="Symbol" w:hAnsi="Symbol" w:hint="default"/>
+      </w:rPr>
+    </w:lvl>
+    <w:lvl w:ilvl="7" w:tplc="04100003" w:tentative="1">
+      <w:start w:val="1"/>
+      <w:numFmt w:val="bullet"/>
+      <w:lvlText w:val="o"/>
+      <w:lvlJc w:val="left"/>
+      <w:pPr>
+        <w:ind w:left="5760" w:hanging="360"/>
+      </w:pPr>
+      <w:rPr>
+        <w:rFonts w:ascii="Courier New" w:hAnsi="Courier New" w:cs="Courier New" w:hint="default"/>
+      </w:rPr>
+    </w:lvl>
+    <w:lvl w:ilvl="8" w:tplc="04100005" w:tentative="1">
+      <w:start w:val="1"/>
+      <w:numFmt w:val="bullet"/>
+      <w:lvlText w:val=""/>
+      <w:lvlJc w:val="left"/>
+      <w:pPr>
+        <w:ind w:left="6480" w:hanging="360"/>
+      </w:pPr>
+      <w:rPr>
+        <w:rFonts w:ascii="Wingdings" w:hAnsi="Wingdings" w:hint="default"/>
+      </w:rPr>
+    </w:lvl>
+  </w:abstractNum>
+  <w:abstractNum w:abstractNumId="10" w15:restartNumberingAfterBreak="0">
+    <w:nsid w:val="20941138"/>
+    <w:multiLevelType w:val="hybridMultilevel"/>
+    <w:tmpl w:val="82D47438"/>
+    <w:lvl w:ilvl="0" w:tplc="04100001">
+      <w:start w:val="1"/>
+      <w:numFmt w:val="bullet"/>
+      <w:lvlText w:val=""/>
+      <w:lvlJc w:val="left"/>
+      <w:pPr>
+        <w:ind w:left="720" w:hanging="360"/>
+      </w:pPr>
+      <w:rPr>
+        <w:rFonts w:ascii="Symbol" w:hAnsi="Symbol" w:hint="default"/>
+      </w:rPr>
+    </w:lvl>
+    <w:lvl w:ilvl="1" w:tplc="04100003" w:tentative="1">
+      <w:start w:val="1"/>
+      <w:numFmt w:val="bullet"/>
+      <w:lvlText w:val="o"/>
+      <w:lvlJc w:val="left"/>
+      <w:pPr>
+        <w:ind w:left="1440" w:hanging="360"/>
+      </w:pPr>
+      <w:rPr>
+        <w:rFonts w:ascii="Courier New" w:hAnsi="Courier New" w:cs="Courier New" w:hint="default"/>
+      </w:rPr>
+    </w:lvl>
+    <w:lvl w:ilvl="2" w:tplc="04100005" w:tentative="1">
+      <w:start w:val="1"/>
+      <w:numFmt w:val="bullet"/>
+      <w:lvlText w:val=""/>
+      <w:lvlJc w:val="left"/>
+      <w:pPr>
+        <w:ind w:left="2160" w:hanging="360"/>
+      </w:pPr>
+      <w:rPr>
+        <w:rFonts w:ascii="Wingdings" w:hAnsi="Wingdings" w:hint="default"/>
+      </w:rPr>
+    </w:lvl>
+    <w:lvl w:ilvl="3" w:tplc="04100001" w:tentative="1">
+      <w:start w:val="1"/>
+      <w:numFmt w:val="bullet"/>
+      <w:lvlText w:val=""/>
+      <w:lvlJc w:val="left"/>
+      <w:pPr>
+        <w:ind w:left="2880" w:hanging="360"/>
+      </w:pPr>
+      <w:rPr>
+        <w:rFonts w:ascii="Symbol" w:hAnsi="Symbol" w:hint="default"/>
+      </w:rPr>
+    </w:lvl>
+    <w:lvl w:ilvl="4" w:tplc="04100003" w:tentative="1">
+      <w:start w:val="1"/>
+      <w:numFmt w:val="bullet"/>
+      <w:lvlText w:val="o"/>
+      <w:lvlJc w:val="left"/>
+      <w:pPr>
+        <w:ind w:left="3600" w:hanging="360"/>
+      </w:pPr>
+      <w:rPr>
+        <w:rFonts w:ascii="Courier New" w:hAnsi="Courier New" w:cs="Courier New" w:hint="default"/>
+      </w:rPr>
+    </w:lvl>
+    <w:lvl w:ilvl="5" w:tplc="04100005" w:tentative="1">
+      <w:start w:val="1"/>
+      <w:numFmt w:val="bullet"/>
+      <w:lvlText w:val=""/>
+      <w:lvlJc w:val="left"/>
+      <w:pPr>
+        <w:ind w:left="4320" w:hanging="360"/>
+      </w:pPr>
+      <w:rPr>
+        <w:rFonts w:ascii="Wingdings" w:hAnsi="Wingdings" w:hint="default"/>
+      </w:rPr>
+    </w:lvl>
+    <w:lvl w:ilvl="6" w:tplc="04100001" w:tentative="1">
+      <w:start w:val="1"/>
+      <w:numFmt w:val="bullet"/>
+      <w:lvlText w:val=""/>
+      <w:lvlJc w:val="left"/>
+      <w:pPr>
+        <w:ind w:left="5040" w:hanging="360"/>
+      </w:pPr>
+      <w:rPr>
+        <w:rFonts w:ascii="Symbol" w:hAnsi="Symbol" w:hint="default"/>
+      </w:rPr>
+    </w:lvl>
+    <w:lvl w:ilvl="7" w:tplc="04100003" w:tentative="1">
+      <w:start w:val="1"/>
+      <w:numFmt w:val="bullet"/>
+      <w:lvlText w:val="o"/>
+      <w:lvlJc w:val="left"/>
+      <w:pPr>
+        <w:ind w:left="5760" w:hanging="360"/>
+      </w:pPr>
+      <w:rPr>
+        <w:rFonts w:ascii="Courier New" w:hAnsi="Courier New" w:cs="Courier New" w:hint="default"/>
+      </w:rPr>
+    </w:lvl>
+    <w:lvl w:ilvl="8" w:tplc="04100005" w:tentative="1">
+      <w:start w:val="1"/>
+      <w:numFmt w:val="bullet"/>
+      <w:lvlText w:val=""/>
+      <w:lvlJc w:val="left"/>
+      <w:pPr>
+        <w:ind w:left="6480" w:hanging="360"/>
+      </w:pPr>
+      <w:rPr>
+        <w:rFonts w:ascii="Wingdings" w:hAnsi="Wingdings" w:hint="default"/>
+      </w:rPr>
+    </w:lvl>
+  </w:abstractNum>
+  <w:abstractNum w:abstractNumId="11" w15:restartNumberingAfterBreak="0">
     <w:nsid w:val="25B431F1"/>
     <w:multiLevelType w:val="hybridMultilevel"/>
     <w:tmpl w:val="4E72F718"/>
@@ -2601,7 +5671,7 @@
       </w:rPr>
     </w:lvl>
   </w:abstractNum>
-  <w:abstractNum w:abstractNumId="8" w15:restartNumberingAfterBreak="0">
+  <w:abstractNum w:abstractNumId="12" w15:restartNumberingAfterBreak="0">
     <w:nsid w:val="26DB622A"/>
     <w:multiLevelType w:val="hybridMultilevel"/>
     <w:tmpl w:val="7C18039A"/>
@@ -2687,7 +5757,7 @@
       </w:pPr>
     </w:lvl>
   </w:abstractNum>
-  <w:abstractNum w:abstractNumId="9" w15:restartNumberingAfterBreak="0">
+  <w:abstractNum w:abstractNumId="13" w15:restartNumberingAfterBreak="0">
     <w:nsid w:val="2B5057CB"/>
     <w:multiLevelType w:val="hybridMultilevel"/>
     <w:tmpl w:val="95B60D82"/>
@@ -2773,7 +5843,7 @@
       </w:pPr>
     </w:lvl>
   </w:abstractNum>
-  <w:abstractNum w:abstractNumId="10" w15:restartNumberingAfterBreak="0">
+  <w:abstractNum w:abstractNumId="14" w15:restartNumberingAfterBreak="0">
     <w:nsid w:val="2BBF69A0"/>
     <w:multiLevelType w:val="hybridMultilevel"/>
     <w:tmpl w:val="CC800556"/>
@@ -2886,7 +5956,7 @@
       </w:rPr>
     </w:lvl>
   </w:abstractNum>
-  <w:abstractNum w:abstractNumId="11" w15:restartNumberingAfterBreak="0">
+  <w:abstractNum w:abstractNumId="15" w15:restartNumberingAfterBreak="0">
     <w:nsid w:val="2C0E5229"/>
     <w:multiLevelType w:val="hybridMultilevel"/>
     <w:tmpl w:val="4A2267F2"/>
@@ -2972,7 +6042,7 @@
       </w:pPr>
     </w:lvl>
   </w:abstractNum>
-  <w:abstractNum w:abstractNumId="12" w15:restartNumberingAfterBreak="0">
+  <w:abstractNum w:abstractNumId="16" w15:restartNumberingAfterBreak="0">
     <w:nsid w:val="2C9C26D9"/>
     <w:multiLevelType w:val="hybridMultilevel"/>
     <w:tmpl w:val="C3CCF57A"/>
@@ -3061,7 +6131,7 @@
       </w:pPr>
     </w:lvl>
   </w:abstractNum>
-  <w:abstractNum w:abstractNumId="13" w15:restartNumberingAfterBreak="0">
+  <w:abstractNum w:abstractNumId="17" w15:restartNumberingAfterBreak="0">
     <w:nsid w:val="2E53738B"/>
     <w:multiLevelType w:val="hybridMultilevel"/>
     <w:tmpl w:val="E60A8FB6"/>
@@ -3147,7 +6217,7 @@
       </w:pPr>
     </w:lvl>
   </w:abstractNum>
-  <w:abstractNum w:abstractNumId="14" w15:restartNumberingAfterBreak="0">
+  <w:abstractNum w:abstractNumId="18" w15:restartNumberingAfterBreak="0">
     <w:nsid w:val="35AB177E"/>
     <w:multiLevelType w:val="hybridMultilevel"/>
     <w:tmpl w:val="815632A2"/>
@@ -3233,7 +6303,7 @@
       </w:pPr>
     </w:lvl>
   </w:abstractNum>
-  <w:abstractNum w:abstractNumId="15" w15:restartNumberingAfterBreak="0">
+  <w:abstractNum w:abstractNumId="19" w15:restartNumberingAfterBreak="0">
     <w:nsid w:val="367566C9"/>
     <w:multiLevelType w:val="hybridMultilevel"/>
     <w:tmpl w:val="F82447C4"/>
@@ -3319,7 +6389,7 @@
       </w:pPr>
     </w:lvl>
   </w:abstractNum>
-  <w:abstractNum w:abstractNumId="16" w15:restartNumberingAfterBreak="0">
+  <w:abstractNum w:abstractNumId="20" w15:restartNumberingAfterBreak="0">
     <w:nsid w:val="36B31DD7"/>
     <w:multiLevelType w:val="hybridMultilevel"/>
     <w:tmpl w:val="815632A2"/>
@@ -3405,7 +6475,577 @@
       </w:pPr>
     </w:lvl>
   </w:abstractNum>
-  <w:abstractNum w:abstractNumId="17" w15:restartNumberingAfterBreak="0">
+  <w:abstractNum w:abstractNumId="21" w15:restartNumberingAfterBreak="0">
+    <w:nsid w:val="3C3E6720"/>
+    <w:multiLevelType w:val="hybridMultilevel"/>
+    <w:tmpl w:val="0CCC3340"/>
+    <w:lvl w:ilvl="0" w:tplc="04100001">
+      <w:start w:val="1"/>
+      <w:numFmt w:val="bullet"/>
+      <w:lvlText w:val=""/>
+      <w:lvlJc w:val="left"/>
+      <w:pPr>
+        <w:ind w:left="1534" w:hanging="360"/>
+      </w:pPr>
+      <w:rPr>
+        <w:rFonts w:ascii="Symbol" w:hAnsi="Symbol" w:hint="default"/>
+      </w:rPr>
+    </w:lvl>
+    <w:lvl w:ilvl="1" w:tplc="04100003" w:tentative="1">
+      <w:start w:val="1"/>
+      <w:numFmt w:val="bullet"/>
+      <w:lvlText w:val="o"/>
+      <w:lvlJc w:val="left"/>
+      <w:pPr>
+        <w:ind w:left="2254" w:hanging="360"/>
+      </w:pPr>
+      <w:rPr>
+        <w:rFonts w:ascii="Courier New" w:hAnsi="Courier New" w:cs="Courier New" w:hint="default"/>
+      </w:rPr>
+    </w:lvl>
+    <w:lvl w:ilvl="2" w:tplc="04100005" w:tentative="1">
+      <w:start w:val="1"/>
+      <w:numFmt w:val="bullet"/>
+      <w:lvlText w:val=""/>
+      <w:lvlJc w:val="left"/>
+      <w:pPr>
+        <w:ind w:left="2974" w:hanging="360"/>
+      </w:pPr>
+      <w:rPr>
+        <w:rFonts w:ascii="Wingdings" w:hAnsi="Wingdings" w:hint="default"/>
+      </w:rPr>
+    </w:lvl>
+    <w:lvl w:ilvl="3" w:tplc="04100001" w:tentative="1">
+      <w:start w:val="1"/>
+      <w:numFmt w:val="bullet"/>
+      <w:lvlText w:val=""/>
+      <w:lvlJc w:val="left"/>
+      <w:pPr>
+        <w:ind w:left="3694" w:hanging="360"/>
+      </w:pPr>
+      <w:rPr>
+        <w:rFonts w:ascii="Symbol" w:hAnsi="Symbol" w:hint="default"/>
+      </w:rPr>
+    </w:lvl>
+    <w:lvl w:ilvl="4" w:tplc="04100003" w:tentative="1">
+      <w:start w:val="1"/>
+      <w:numFmt w:val="bullet"/>
+      <w:lvlText w:val="o"/>
+      <w:lvlJc w:val="left"/>
+      <w:pPr>
+        <w:ind w:left="4414" w:hanging="360"/>
+      </w:pPr>
+      <w:rPr>
+        <w:rFonts w:ascii="Courier New" w:hAnsi="Courier New" w:cs="Courier New" w:hint="default"/>
+      </w:rPr>
+    </w:lvl>
+    <w:lvl w:ilvl="5" w:tplc="04100005" w:tentative="1">
+      <w:start w:val="1"/>
+      <w:numFmt w:val="bullet"/>
+      <w:lvlText w:val=""/>
+      <w:lvlJc w:val="left"/>
+      <w:pPr>
+        <w:ind w:left="5134" w:hanging="360"/>
+      </w:pPr>
+      <w:rPr>
+        <w:rFonts w:ascii="Wingdings" w:hAnsi="Wingdings" w:hint="default"/>
+      </w:rPr>
+    </w:lvl>
+    <w:lvl w:ilvl="6" w:tplc="04100001" w:tentative="1">
+      <w:start w:val="1"/>
+      <w:numFmt w:val="bullet"/>
+      <w:lvlText w:val=""/>
+      <w:lvlJc w:val="left"/>
+      <w:pPr>
+        <w:ind w:left="5854" w:hanging="360"/>
+      </w:pPr>
+      <w:rPr>
+        <w:rFonts w:ascii="Symbol" w:hAnsi="Symbol" w:hint="default"/>
+      </w:rPr>
+    </w:lvl>
+    <w:lvl w:ilvl="7" w:tplc="04100003" w:tentative="1">
+      <w:start w:val="1"/>
+      <w:numFmt w:val="bullet"/>
+      <w:lvlText w:val="o"/>
+      <w:lvlJc w:val="left"/>
+      <w:pPr>
+        <w:ind w:left="6574" w:hanging="360"/>
+      </w:pPr>
+      <w:rPr>
+        <w:rFonts w:ascii="Courier New" w:hAnsi="Courier New" w:cs="Courier New" w:hint="default"/>
+      </w:rPr>
+    </w:lvl>
+    <w:lvl w:ilvl="8" w:tplc="04100005" w:tentative="1">
+      <w:start w:val="1"/>
+      <w:numFmt w:val="bullet"/>
+      <w:lvlText w:val=""/>
+      <w:lvlJc w:val="left"/>
+      <w:pPr>
+        <w:ind w:left="7294" w:hanging="360"/>
+      </w:pPr>
+      <w:rPr>
+        <w:rFonts w:ascii="Wingdings" w:hAnsi="Wingdings" w:hint="default"/>
+      </w:rPr>
+    </w:lvl>
+  </w:abstractNum>
+  <w:abstractNum w:abstractNumId="22" w15:restartNumberingAfterBreak="0">
+    <w:nsid w:val="40B4033A"/>
+    <w:multiLevelType w:val="hybridMultilevel"/>
+    <w:tmpl w:val="D9AAE8F8"/>
+    <w:lvl w:ilvl="0" w:tplc="0410000F">
+      <w:start w:val="1"/>
+      <w:numFmt w:val="decimal"/>
+      <w:lvlText w:val="%1."/>
+      <w:lvlJc w:val="left"/>
+      <w:pPr>
+        <w:ind w:left="1080" w:hanging="360"/>
+      </w:pPr>
+    </w:lvl>
+    <w:lvl w:ilvl="1" w:tplc="04100019" w:tentative="1">
+      <w:start w:val="1"/>
+      <w:numFmt w:val="lowerLetter"/>
+      <w:lvlText w:val="%2."/>
+      <w:lvlJc w:val="left"/>
+      <w:pPr>
+        <w:ind w:left="1800" w:hanging="360"/>
+      </w:pPr>
+    </w:lvl>
+    <w:lvl w:ilvl="2" w:tplc="0410001B" w:tentative="1">
+      <w:start w:val="1"/>
+      <w:numFmt w:val="lowerRoman"/>
+      <w:lvlText w:val="%3."/>
+      <w:lvlJc w:val="right"/>
+      <w:pPr>
+        <w:ind w:left="2520" w:hanging="180"/>
+      </w:pPr>
+    </w:lvl>
+    <w:lvl w:ilvl="3" w:tplc="0410000F" w:tentative="1">
+      <w:start w:val="1"/>
+      <w:numFmt w:val="decimal"/>
+      <w:lvlText w:val="%4."/>
+      <w:lvlJc w:val="left"/>
+      <w:pPr>
+        <w:ind w:left="3240" w:hanging="360"/>
+      </w:pPr>
+    </w:lvl>
+    <w:lvl w:ilvl="4" w:tplc="04100019" w:tentative="1">
+      <w:start w:val="1"/>
+      <w:numFmt w:val="lowerLetter"/>
+      <w:lvlText w:val="%5."/>
+      <w:lvlJc w:val="left"/>
+      <w:pPr>
+        <w:ind w:left="3960" w:hanging="360"/>
+      </w:pPr>
+    </w:lvl>
+    <w:lvl w:ilvl="5" w:tplc="0410001B" w:tentative="1">
+      <w:start w:val="1"/>
+      <w:numFmt w:val="lowerRoman"/>
+      <w:lvlText w:val="%6."/>
+      <w:lvlJc w:val="right"/>
+      <w:pPr>
+        <w:ind w:left="4680" w:hanging="180"/>
+      </w:pPr>
+    </w:lvl>
+    <w:lvl w:ilvl="6" w:tplc="0410000F" w:tentative="1">
+      <w:start w:val="1"/>
+      <w:numFmt w:val="decimal"/>
+      <w:lvlText w:val="%7."/>
+      <w:lvlJc w:val="left"/>
+      <w:pPr>
+        <w:ind w:left="5400" w:hanging="360"/>
+      </w:pPr>
+    </w:lvl>
+    <w:lvl w:ilvl="7" w:tplc="04100019" w:tentative="1">
+      <w:start w:val="1"/>
+      <w:numFmt w:val="lowerLetter"/>
+      <w:lvlText w:val="%8."/>
+      <w:lvlJc w:val="left"/>
+      <w:pPr>
+        <w:ind w:left="6120" w:hanging="360"/>
+      </w:pPr>
+    </w:lvl>
+    <w:lvl w:ilvl="8" w:tplc="0410001B" w:tentative="1">
+      <w:start w:val="1"/>
+      <w:numFmt w:val="lowerRoman"/>
+      <w:lvlText w:val="%9."/>
+      <w:lvlJc w:val="right"/>
+      <w:pPr>
+        <w:ind w:left="6840" w:hanging="180"/>
+      </w:pPr>
+    </w:lvl>
+  </w:abstractNum>
+  <w:abstractNum w:abstractNumId="23" w15:restartNumberingAfterBreak="0">
+    <w:nsid w:val="4C0B063A"/>
+    <w:multiLevelType w:val="hybridMultilevel"/>
+    <w:tmpl w:val="0E04FFAA"/>
+    <w:lvl w:ilvl="0" w:tplc="04100001">
+      <w:start w:val="1"/>
+      <w:numFmt w:val="bullet"/>
+      <w:lvlText w:val=""/>
+      <w:lvlJc w:val="left"/>
+      <w:pPr>
+        <w:ind w:left="1146" w:hanging="360"/>
+      </w:pPr>
+      <w:rPr>
+        <w:rFonts w:ascii="Symbol" w:hAnsi="Symbol" w:hint="default"/>
+      </w:rPr>
+    </w:lvl>
+    <w:lvl w:ilvl="1" w:tplc="04100003" w:tentative="1">
+      <w:start w:val="1"/>
+      <w:numFmt w:val="bullet"/>
+      <w:lvlText w:val="o"/>
+      <w:lvlJc w:val="left"/>
+      <w:pPr>
+        <w:ind w:left="1866" w:hanging="360"/>
+      </w:pPr>
+      <w:rPr>
+        <w:rFonts w:ascii="Courier New" w:hAnsi="Courier New" w:cs="Courier New" w:hint="default"/>
+      </w:rPr>
+    </w:lvl>
+    <w:lvl w:ilvl="2" w:tplc="04100005" w:tentative="1">
+      <w:start w:val="1"/>
+      <w:numFmt w:val="bullet"/>
+      <w:lvlText w:val=""/>
+      <w:lvlJc w:val="left"/>
+      <w:pPr>
+        <w:ind w:left="2586" w:hanging="360"/>
+      </w:pPr>
+      <w:rPr>
+        <w:rFonts w:ascii="Wingdings" w:hAnsi="Wingdings" w:hint="default"/>
+      </w:rPr>
+    </w:lvl>
+    <w:lvl w:ilvl="3" w:tplc="04100001" w:tentative="1">
+      <w:start w:val="1"/>
+      <w:numFmt w:val="bullet"/>
+      <w:lvlText w:val=""/>
+      <w:lvlJc w:val="left"/>
+      <w:pPr>
+        <w:ind w:left="3306" w:hanging="360"/>
+      </w:pPr>
+      <w:rPr>
+        <w:rFonts w:ascii="Symbol" w:hAnsi="Symbol" w:hint="default"/>
+      </w:rPr>
+    </w:lvl>
+    <w:lvl w:ilvl="4" w:tplc="04100003" w:tentative="1">
+      <w:start w:val="1"/>
+      <w:numFmt w:val="bullet"/>
+      <w:lvlText w:val="o"/>
+      <w:lvlJc w:val="left"/>
+      <w:pPr>
+        <w:ind w:left="4026" w:hanging="360"/>
+      </w:pPr>
+      <w:rPr>
+        <w:rFonts w:ascii="Courier New" w:hAnsi="Courier New" w:cs="Courier New" w:hint="default"/>
+      </w:rPr>
+    </w:lvl>
+    <w:lvl w:ilvl="5" w:tplc="04100005" w:tentative="1">
+      <w:start w:val="1"/>
+      <w:numFmt w:val="bullet"/>
+      <w:lvlText w:val=""/>
+      <w:lvlJc w:val="left"/>
+      <w:pPr>
+        <w:ind w:left="4746" w:hanging="360"/>
+      </w:pPr>
+      <w:rPr>
+        <w:rFonts w:ascii="Wingdings" w:hAnsi="Wingdings" w:hint="default"/>
+      </w:rPr>
+    </w:lvl>
+    <w:lvl w:ilvl="6" w:tplc="04100001" w:tentative="1">
+      <w:start w:val="1"/>
+      <w:numFmt w:val="bullet"/>
+      <w:lvlText w:val=""/>
+      <w:lvlJc w:val="left"/>
+      <w:pPr>
+        <w:ind w:left="5466" w:hanging="360"/>
+      </w:pPr>
+      <w:rPr>
+        <w:rFonts w:ascii="Symbol" w:hAnsi="Symbol" w:hint="default"/>
+      </w:rPr>
+    </w:lvl>
+    <w:lvl w:ilvl="7" w:tplc="04100003" w:tentative="1">
+      <w:start w:val="1"/>
+      <w:numFmt w:val="bullet"/>
+      <w:lvlText w:val="o"/>
+      <w:lvlJc w:val="left"/>
+      <w:pPr>
+        <w:ind w:left="6186" w:hanging="360"/>
+      </w:pPr>
+      <w:rPr>
+        <w:rFonts w:ascii="Courier New" w:hAnsi="Courier New" w:cs="Courier New" w:hint="default"/>
+      </w:rPr>
+    </w:lvl>
+    <w:lvl w:ilvl="8" w:tplc="04100005" w:tentative="1">
+      <w:start w:val="1"/>
+      <w:numFmt w:val="bullet"/>
+      <w:lvlText w:val=""/>
+      <w:lvlJc w:val="left"/>
+      <w:pPr>
+        <w:ind w:left="6906" w:hanging="360"/>
+      </w:pPr>
+      <w:rPr>
+        <w:rFonts w:ascii="Wingdings" w:hAnsi="Wingdings" w:hint="default"/>
+      </w:rPr>
+    </w:lvl>
+  </w:abstractNum>
+  <w:abstractNum w:abstractNumId="24" w15:restartNumberingAfterBreak="0">
+    <w:nsid w:val="4C2F6B06"/>
+    <w:multiLevelType w:val="hybridMultilevel"/>
+    <w:tmpl w:val="E8B2A00A"/>
+    <w:lvl w:ilvl="0" w:tplc="FFFFFFFF">
+      <w:start w:val="1"/>
+      <w:numFmt w:val="decimal"/>
+      <w:lvlText w:val="%1."/>
+      <w:lvlJc w:val="left"/>
+      <w:pPr>
+        <w:ind w:left="720" w:hanging="360"/>
+      </w:pPr>
+    </w:lvl>
+    <w:lvl w:ilvl="1" w:tplc="FFFFFFFF" w:tentative="1">
+      <w:start w:val="1"/>
+      <w:numFmt w:val="lowerLetter"/>
+      <w:lvlText w:val="%2."/>
+      <w:lvlJc w:val="left"/>
+      <w:pPr>
+        <w:ind w:left="1440" w:hanging="360"/>
+      </w:pPr>
+    </w:lvl>
+    <w:lvl w:ilvl="2" w:tplc="FFFFFFFF" w:tentative="1">
+      <w:start w:val="1"/>
+      <w:numFmt w:val="lowerRoman"/>
+      <w:lvlText w:val="%3."/>
+      <w:lvlJc w:val="right"/>
+      <w:pPr>
+        <w:ind w:left="2160" w:hanging="180"/>
+      </w:pPr>
+    </w:lvl>
+    <w:lvl w:ilvl="3" w:tplc="FFFFFFFF" w:tentative="1">
+      <w:start w:val="1"/>
+      <w:numFmt w:val="decimal"/>
+      <w:lvlText w:val="%4."/>
+      <w:lvlJc w:val="left"/>
+      <w:pPr>
+        <w:ind w:left="2880" w:hanging="360"/>
+      </w:pPr>
+    </w:lvl>
+    <w:lvl w:ilvl="4" w:tplc="FFFFFFFF" w:tentative="1">
+      <w:start w:val="1"/>
+      <w:numFmt w:val="lowerLetter"/>
+      <w:lvlText w:val="%5."/>
+      <w:lvlJc w:val="left"/>
+      <w:pPr>
+        <w:ind w:left="3600" w:hanging="360"/>
+      </w:pPr>
+    </w:lvl>
+    <w:lvl w:ilvl="5" w:tplc="FFFFFFFF" w:tentative="1">
+      <w:start w:val="1"/>
+      <w:numFmt w:val="lowerRoman"/>
+      <w:lvlText w:val="%6."/>
+      <w:lvlJc w:val="right"/>
+      <w:pPr>
+        <w:ind w:left="4320" w:hanging="180"/>
+      </w:pPr>
+    </w:lvl>
+    <w:lvl w:ilvl="6" w:tplc="FFFFFFFF" w:tentative="1">
+      <w:start w:val="1"/>
+      <w:numFmt w:val="decimal"/>
+      <w:lvlText w:val="%7."/>
+      <w:lvlJc w:val="left"/>
+      <w:pPr>
+        <w:ind w:left="5040" w:hanging="360"/>
+      </w:pPr>
+    </w:lvl>
+    <w:lvl w:ilvl="7" w:tplc="FFFFFFFF" w:tentative="1">
+      <w:start w:val="1"/>
+      <w:numFmt w:val="lowerLetter"/>
+      <w:lvlText w:val="%8."/>
+      <w:lvlJc w:val="left"/>
+      <w:pPr>
+        <w:ind w:left="5760" w:hanging="360"/>
+      </w:pPr>
+    </w:lvl>
+    <w:lvl w:ilvl="8" w:tplc="FFFFFFFF" w:tentative="1">
+      <w:start w:val="1"/>
+      <w:numFmt w:val="lowerRoman"/>
+      <w:lvlText w:val="%9."/>
+      <w:lvlJc w:val="right"/>
+      <w:pPr>
+        <w:ind w:left="6480" w:hanging="180"/>
+      </w:pPr>
+    </w:lvl>
+  </w:abstractNum>
+  <w:abstractNum w:abstractNumId="25" w15:restartNumberingAfterBreak="0">
+    <w:nsid w:val="55FE325C"/>
+    <w:multiLevelType w:val="hybridMultilevel"/>
+    <w:tmpl w:val="BA087E3E"/>
+    <w:lvl w:ilvl="0" w:tplc="0410000F">
+      <w:start w:val="1"/>
+      <w:numFmt w:val="decimal"/>
+      <w:lvlText w:val="%1."/>
+      <w:lvlJc w:val="left"/>
+      <w:pPr>
+        <w:ind w:left="720" w:hanging="360"/>
+      </w:pPr>
+    </w:lvl>
+    <w:lvl w:ilvl="1" w:tplc="04100019" w:tentative="1">
+      <w:start w:val="1"/>
+      <w:numFmt w:val="lowerLetter"/>
+      <w:lvlText w:val="%2."/>
+      <w:lvlJc w:val="left"/>
+      <w:pPr>
+        <w:ind w:left="1440" w:hanging="360"/>
+      </w:pPr>
+    </w:lvl>
+    <w:lvl w:ilvl="2" w:tplc="0410001B" w:tentative="1">
+      <w:start w:val="1"/>
+      <w:numFmt w:val="lowerRoman"/>
+      <w:lvlText w:val="%3."/>
+      <w:lvlJc w:val="right"/>
+      <w:pPr>
+        <w:ind w:left="2160" w:hanging="180"/>
+      </w:pPr>
+    </w:lvl>
+    <w:lvl w:ilvl="3" w:tplc="0410000F" w:tentative="1">
+      <w:start w:val="1"/>
+      <w:numFmt w:val="decimal"/>
+      <w:lvlText w:val="%4."/>
+      <w:lvlJc w:val="left"/>
+      <w:pPr>
+        <w:ind w:left="2880" w:hanging="360"/>
+      </w:pPr>
+    </w:lvl>
+    <w:lvl w:ilvl="4" w:tplc="04100019" w:tentative="1">
+      <w:start w:val="1"/>
+      <w:numFmt w:val="lowerLetter"/>
+      <w:lvlText w:val="%5."/>
+      <w:lvlJc w:val="left"/>
+      <w:pPr>
+        <w:ind w:left="3600" w:hanging="360"/>
+      </w:pPr>
+    </w:lvl>
+    <w:lvl w:ilvl="5" w:tplc="0410001B" w:tentative="1">
+      <w:start w:val="1"/>
+      <w:numFmt w:val="lowerRoman"/>
+      <w:lvlText w:val="%6."/>
+      <w:lvlJc w:val="right"/>
+      <w:pPr>
+        <w:ind w:left="4320" w:hanging="180"/>
+      </w:pPr>
+    </w:lvl>
+    <w:lvl w:ilvl="6" w:tplc="0410000F" w:tentative="1">
+      <w:start w:val="1"/>
+      <w:numFmt w:val="decimal"/>
+      <w:lvlText w:val="%7."/>
+      <w:lvlJc w:val="left"/>
+      <w:pPr>
+        <w:ind w:left="5040" w:hanging="360"/>
+      </w:pPr>
+    </w:lvl>
+    <w:lvl w:ilvl="7" w:tplc="04100019" w:tentative="1">
+      <w:start w:val="1"/>
+      <w:numFmt w:val="lowerLetter"/>
+      <w:lvlText w:val="%8."/>
+      <w:lvlJc w:val="left"/>
+      <w:pPr>
+        <w:ind w:left="5760" w:hanging="360"/>
+      </w:pPr>
+    </w:lvl>
+    <w:lvl w:ilvl="8" w:tplc="0410001B" w:tentative="1">
+      <w:start w:val="1"/>
+      <w:numFmt w:val="lowerRoman"/>
+      <w:lvlText w:val="%9."/>
+      <w:lvlJc w:val="right"/>
+      <w:pPr>
+        <w:ind w:left="6480" w:hanging="180"/>
+      </w:pPr>
+    </w:lvl>
+  </w:abstractNum>
+  <w:abstractNum w:abstractNumId="26" w15:restartNumberingAfterBreak="0">
+    <w:nsid w:val="5B7F68B1"/>
+    <w:multiLevelType w:val="hybridMultilevel"/>
+    <w:tmpl w:val="BA087E3E"/>
+    <w:lvl w:ilvl="0" w:tplc="FFFFFFFF">
+      <w:start w:val="1"/>
+      <w:numFmt w:val="decimal"/>
+      <w:lvlText w:val="%1."/>
+      <w:lvlJc w:val="left"/>
+      <w:pPr>
+        <w:ind w:left="720" w:hanging="360"/>
+      </w:pPr>
+    </w:lvl>
+    <w:lvl w:ilvl="1" w:tplc="FFFFFFFF" w:tentative="1">
+      <w:start w:val="1"/>
+      <w:numFmt w:val="lowerLetter"/>
+      <w:lvlText w:val="%2."/>
+      <w:lvlJc w:val="left"/>
+      <w:pPr>
+        <w:ind w:left="1440" w:hanging="360"/>
+      </w:pPr>
+    </w:lvl>
+    <w:lvl w:ilvl="2" w:tplc="FFFFFFFF" w:tentative="1">
+      <w:start w:val="1"/>
+      <w:numFmt w:val="lowerRoman"/>
+      <w:lvlText w:val="%3."/>
+      <w:lvlJc w:val="right"/>
+      <w:pPr>
+        <w:ind w:left="2160" w:hanging="180"/>
+      </w:pPr>
+    </w:lvl>
+    <w:lvl w:ilvl="3" w:tplc="FFFFFFFF" w:tentative="1">
+      <w:start w:val="1"/>
+      <w:numFmt w:val="decimal"/>
+      <w:lvlText w:val="%4."/>
+      <w:lvlJc w:val="left"/>
+      <w:pPr>
+        <w:ind w:left="2880" w:hanging="360"/>
+      </w:pPr>
+    </w:lvl>
+    <w:lvl w:ilvl="4" w:tplc="FFFFFFFF" w:tentative="1">
+      <w:start w:val="1"/>
+      <w:numFmt w:val="lowerLetter"/>
+      <w:lvlText w:val="%5."/>
+      <w:lvlJc w:val="left"/>
+      <w:pPr>
+        <w:ind w:left="3600" w:hanging="360"/>
+      </w:pPr>
+    </w:lvl>
+    <w:lvl w:ilvl="5" w:tplc="FFFFFFFF" w:tentative="1">
+      <w:start w:val="1"/>
+      <w:numFmt w:val="lowerRoman"/>
+      <w:lvlText w:val="%6."/>
+      <w:lvlJc w:val="right"/>
+      <w:pPr>
+        <w:ind w:left="4320" w:hanging="180"/>
+      </w:pPr>
+    </w:lvl>
+    <w:lvl w:ilvl="6" w:tplc="FFFFFFFF" w:tentative="1">
+      <w:start w:val="1"/>
+      <w:numFmt w:val="decimal"/>
+      <w:lvlText w:val="%7."/>
+      <w:lvlJc w:val="left"/>
+      <w:pPr>
+        <w:ind w:left="5040" w:hanging="360"/>
+      </w:pPr>
+    </w:lvl>
+    <w:lvl w:ilvl="7" w:tplc="FFFFFFFF" w:tentative="1">
+      <w:start w:val="1"/>
+      <w:numFmt w:val="lowerLetter"/>
+      <w:lvlText w:val="%8."/>
+      <w:lvlJc w:val="left"/>
+      <w:pPr>
+        <w:ind w:left="5760" w:hanging="360"/>
+      </w:pPr>
+    </w:lvl>
+    <w:lvl w:ilvl="8" w:tplc="FFFFFFFF" w:tentative="1">
+      <w:start w:val="1"/>
+      <w:numFmt w:val="lowerRoman"/>
+      <w:lvlText w:val="%9."/>
+      <w:lvlJc w:val="right"/>
+      <w:pPr>
+        <w:ind w:left="6480" w:hanging="180"/>
+      </w:pPr>
+    </w:lvl>
+  </w:abstractNum>
+  <w:abstractNum w:abstractNumId="27" w15:restartNumberingAfterBreak="0">
     <w:nsid w:val="5C2C5EB9"/>
     <w:multiLevelType w:val="hybridMultilevel"/>
     <w:tmpl w:val="602E4C60"/>
@@ -3491,7 +7131,93 @@
       </w:pPr>
     </w:lvl>
   </w:abstractNum>
-  <w:abstractNum w:abstractNumId="18" w15:restartNumberingAfterBreak="0">
+  <w:abstractNum w:abstractNumId="28" w15:restartNumberingAfterBreak="0">
+    <w:nsid w:val="60B955B1"/>
+    <w:multiLevelType w:val="hybridMultilevel"/>
+    <w:tmpl w:val="E12A8CBA"/>
+    <w:lvl w:ilvl="0" w:tplc="FFFFFFFF">
+      <w:start w:val="1"/>
+      <w:numFmt w:val="decimal"/>
+      <w:lvlText w:val="%1."/>
+      <w:lvlJc w:val="left"/>
+      <w:pPr>
+        <w:ind w:left="720" w:hanging="360"/>
+      </w:pPr>
+    </w:lvl>
+    <w:lvl w:ilvl="1" w:tplc="FFFFFFFF" w:tentative="1">
+      <w:start w:val="1"/>
+      <w:numFmt w:val="lowerLetter"/>
+      <w:lvlText w:val="%2."/>
+      <w:lvlJc w:val="left"/>
+      <w:pPr>
+        <w:ind w:left="1440" w:hanging="360"/>
+      </w:pPr>
+    </w:lvl>
+    <w:lvl w:ilvl="2" w:tplc="FFFFFFFF" w:tentative="1">
+      <w:start w:val="1"/>
+      <w:numFmt w:val="lowerRoman"/>
+      <w:lvlText w:val="%3."/>
+      <w:lvlJc w:val="right"/>
+      <w:pPr>
+        <w:ind w:left="2160" w:hanging="180"/>
+      </w:pPr>
+    </w:lvl>
+    <w:lvl w:ilvl="3" w:tplc="FFFFFFFF" w:tentative="1">
+      <w:start w:val="1"/>
+      <w:numFmt w:val="decimal"/>
+      <w:lvlText w:val="%4."/>
+      <w:lvlJc w:val="left"/>
+      <w:pPr>
+        <w:ind w:left="2880" w:hanging="360"/>
+      </w:pPr>
+    </w:lvl>
+    <w:lvl w:ilvl="4" w:tplc="FFFFFFFF" w:tentative="1">
+      <w:start w:val="1"/>
+      <w:numFmt w:val="lowerLetter"/>
+      <w:lvlText w:val="%5."/>
+      <w:lvlJc w:val="left"/>
+      <w:pPr>
+        <w:ind w:left="3600" w:hanging="360"/>
+      </w:pPr>
+    </w:lvl>
+    <w:lvl w:ilvl="5" w:tplc="FFFFFFFF" w:tentative="1">
+      <w:start w:val="1"/>
+      <w:numFmt w:val="lowerRoman"/>
+      <w:lvlText w:val="%6."/>
+      <w:lvlJc w:val="right"/>
+      <w:pPr>
+        <w:ind w:left="4320" w:hanging="180"/>
+      </w:pPr>
+    </w:lvl>
+    <w:lvl w:ilvl="6" w:tplc="FFFFFFFF" w:tentative="1">
+      <w:start w:val="1"/>
+      <w:numFmt w:val="decimal"/>
+      <w:lvlText w:val="%7."/>
+      <w:lvlJc w:val="left"/>
+      <w:pPr>
+        <w:ind w:left="5040" w:hanging="360"/>
+      </w:pPr>
+    </w:lvl>
+    <w:lvl w:ilvl="7" w:tplc="FFFFFFFF" w:tentative="1">
+      <w:start w:val="1"/>
+      <w:numFmt w:val="lowerLetter"/>
+      <w:lvlText w:val="%8."/>
+      <w:lvlJc w:val="left"/>
+      <w:pPr>
+        <w:ind w:left="5760" w:hanging="360"/>
+      </w:pPr>
+    </w:lvl>
+    <w:lvl w:ilvl="8" w:tplc="FFFFFFFF" w:tentative="1">
+      <w:start w:val="1"/>
+      <w:numFmt w:val="lowerRoman"/>
+      <w:lvlText w:val="%9."/>
+      <w:lvlJc w:val="right"/>
+      <w:pPr>
+        <w:ind w:left="6480" w:hanging="180"/>
+      </w:pPr>
+    </w:lvl>
+  </w:abstractNum>
+  <w:abstractNum w:abstractNumId="29" w15:restartNumberingAfterBreak="0">
     <w:nsid w:val="62E52588"/>
     <w:multiLevelType w:val="hybridMultilevel"/>
     <w:tmpl w:val="9E56F8B8"/>
@@ -3577,7 +7303,378 @@
       </w:pPr>
     </w:lvl>
   </w:abstractNum>
-  <w:abstractNum w:abstractNumId="19" w15:restartNumberingAfterBreak="0">
+  <w:abstractNum w:abstractNumId="30" w15:restartNumberingAfterBreak="0">
+    <w:nsid w:val="6B1B3B86"/>
+    <w:multiLevelType w:val="hybridMultilevel"/>
+    <w:tmpl w:val="7E18FCFE"/>
+    <w:lvl w:ilvl="0" w:tplc="FFFFFFFF">
+      <w:start w:val="1"/>
+      <w:numFmt w:val="decimal"/>
+      <w:lvlText w:val="%1."/>
+      <w:lvlJc w:val="left"/>
+      <w:pPr>
+        <w:ind w:left="720" w:hanging="360"/>
+      </w:pPr>
+    </w:lvl>
+    <w:lvl w:ilvl="1" w:tplc="FFFFFFFF" w:tentative="1">
+      <w:start w:val="1"/>
+      <w:numFmt w:val="lowerLetter"/>
+      <w:lvlText w:val="%2."/>
+      <w:lvlJc w:val="left"/>
+      <w:pPr>
+        <w:ind w:left="1440" w:hanging="360"/>
+      </w:pPr>
+    </w:lvl>
+    <w:lvl w:ilvl="2" w:tplc="FFFFFFFF" w:tentative="1">
+      <w:start w:val="1"/>
+      <w:numFmt w:val="lowerRoman"/>
+      <w:lvlText w:val="%3."/>
+      <w:lvlJc w:val="right"/>
+      <w:pPr>
+        <w:ind w:left="2160" w:hanging="180"/>
+      </w:pPr>
+    </w:lvl>
+    <w:lvl w:ilvl="3" w:tplc="FFFFFFFF" w:tentative="1">
+      <w:start w:val="1"/>
+      <w:numFmt w:val="decimal"/>
+      <w:lvlText w:val="%4."/>
+      <w:lvlJc w:val="left"/>
+      <w:pPr>
+        <w:ind w:left="2880" w:hanging="360"/>
+      </w:pPr>
+    </w:lvl>
+    <w:lvl w:ilvl="4" w:tplc="FFFFFFFF" w:tentative="1">
+      <w:start w:val="1"/>
+      <w:numFmt w:val="lowerLetter"/>
+      <w:lvlText w:val="%5."/>
+      <w:lvlJc w:val="left"/>
+      <w:pPr>
+        <w:ind w:left="3600" w:hanging="360"/>
+      </w:pPr>
+    </w:lvl>
+    <w:lvl w:ilvl="5" w:tplc="FFFFFFFF" w:tentative="1">
+      <w:start w:val="1"/>
+      <w:numFmt w:val="lowerRoman"/>
+      <w:lvlText w:val="%6."/>
+      <w:lvlJc w:val="right"/>
+      <w:pPr>
+        <w:ind w:left="4320" w:hanging="180"/>
+      </w:pPr>
+    </w:lvl>
+    <w:lvl w:ilvl="6" w:tplc="FFFFFFFF" w:tentative="1">
+      <w:start w:val="1"/>
+      <w:numFmt w:val="decimal"/>
+      <w:lvlText w:val="%7."/>
+      <w:lvlJc w:val="left"/>
+      <w:pPr>
+        <w:ind w:left="5040" w:hanging="360"/>
+      </w:pPr>
+    </w:lvl>
+    <w:lvl w:ilvl="7" w:tplc="FFFFFFFF" w:tentative="1">
+      <w:start w:val="1"/>
+      <w:numFmt w:val="lowerLetter"/>
+      <w:lvlText w:val="%8."/>
+      <w:lvlJc w:val="left"/>
+      <w:pPr>
+        <w:ind w:left="5760" w:hanging="360"/>
+      </w:pPr>
+    </w:lvl>
+    <w:lvl w:ilvl="8" w:tplc="FFFFFFFF" w:tentative="1">
+      <w:start w:val="1"/>
+      <w:numFmt w:val="lowerRoman"/>
+      <w:lvlText w:val="%9."/>
+      <w:lvlJc w:val="right"/>
+      <w:pPr>
+        <w:ind w:left="6480" w:hanging="180"/>
+      </w:pPr>
+    </w:lvl>
+  </w:abstractNum>
+  <w:abstractNum w:abstractNumId="31" w15:restartNumberingAfterBreak="0">
+    <w:nsid w:val="6E132D05"/>
+    <w:multiLevelType w:val="hybridMultilevel"/>
+    <w:tmpl w:val="946C7F38"/>
+    <w:lvl w:ilvl="0" w:tplc="0410000F">
+      <w:start w:val="1"/>
+      <w:numFmt w:val="decimal"/>
+      <w:lvlText w:val="%1."/>
+      <w:lvlJc w:val="left"/>
+      <w:pPr>
+        <w:ind w:left="720" w:hanging="360"/>
+      </w:pPr>
+    </w:lvl>
+    <w:lvl w:ilvl="1" w:tplc="04100019" w:tentative="1">
+      <w:start w:val="1"/>
+      <w:numFmt w:val="lowerLetter"/>
+      <w:lvlText w:val="%2."/>
+      <w:lvlJc w:val="left"/>
+      <w:pPr>
+        <w:ind w:left="1440" w:hanging="360"/>
+      </w:pPr>
+    </w:lvl>
+    <w:lvl w:ilvl="2" w:tplc="0410001B" w:tentative="1">
+      <w:start w:val="1"/>
+      <w:numFmt w:val="lowerRoman"/>
+      <w:lvlText w:val="%3."/>
+      <w:lvlJc w:val="right"/>
+      <w:pPr>
+        <w:ind w:left="2160" w:hanging="180"/>
+      </w:pPr>
+    </w:lvl>
+    <w:lvl w:ilvl="3" w:tplc="0410000F" w:tentative="1">
+      <w:start w:val="1"/>
+      <w:numFmt w:val="decimal"/>
+      <w:lvlText w:val="%4."/>
+      <w:lvlJc w:val="left"/>
+      <w:pPr>
+        <w:ind w:left="2880" w:hanging="360"/>
+      </w:pPr>
+    </w:lvl>
+    <w:lvl w:ilvl="4" w:tplc="04100019" w:tentative="1">
+      <w:start w:val="1"/>
+      <w:numFmt w:val="lowerLetter"/>
+      <w:lvlText w:val="%5."/>
+      <w:lvlJc w:val="left"/>
+      <w:pPr>
+        <w:ind w:left="3600" w:hanging="360"/>
+      </w:pPr>
+    </w:lvl>
+    <w:lvl w:ilvl="5" w:tplc="0410001B" w:tentative="1">
+      <w:start w:val="1"/>
+      <w:numFmt w:val="lowerRoman"/>
+      <w:lvlText w:val="%6."/>
+      <w:lvlJc w:val="right"/>
+      <w:pPr>
+        <w:ind w:left="4320" w:hanging="180"/>
+      </w:pPr>
+    </w:lvl>
+    <w:lvl w:ilvl="6" w:tplc="0410000F" w:tentative="1">
+      <w:start w:val="1"/>
+      <w:numFmt w:val="decimal"/>
+      <w:lvlText w:val="%7."/>
+      <w:lvlJc w:val="left"/>
+      <w:pPr>
+        <w:ind w:left="5040" w:hanging="360"/>
+      </w:pPr>
+    </w:lvl>
+    <w:lvl w:ilvl="7" w:tplc="04100019" w:tentative="1">
+      <w:start w:val="1"/>
+      <w:numFmt w:val="lowerLetter"/>
+      <w:lvlText w:val="%8."/>
+      <w:lvlJc w:val="left"/>
+      <w:pPr>
+        <w:ind w:left="5760" w:hanging="360"/>
+      </w:pPr>
+    </w:lvl>
+    <w:lvl w:ilvl="8" w:tplc="0410001B" w:tentative="1">
+      <w:start w:val="1"/>
+      <w:numFmt w:val="lowerRoman"/>
+      <w:lvlText w:val="%9."/>
+      <w:lvlJc w:val="right"/>
+      <w:pPr>
+        <w:ind w:left="6480" w:hanging="180"/>
+      </w:pPr>
+    </w:lvl>
+  </w:abstractNum>
+  <w:abstractNum w:abstractNumId="32" w15:restartNumberingAfterBreak="0">
+    <w:nsid w:val="75B73095"/>
+    <w:multiLevelType w:val="hybridMultilevel"/>
+    <w:tmpl w:val="E9E6C602"/>
+    <w:lvl w:ilvl="0" w:tplc="0410000F">
+      <w:start w:val="1"/>
+      <w:numFmt w:val="decimal"/>
+      <w:lvlText w:val="%1."/>
+      <w:lvlJc w:val="left"/>
+      <w:pPr>
+        <w:ind w:left="720" w:hanging="360"/>
+      </w:pPr>
+    </w:lvl>
+    <w:lvl w:ilvl="1" w:tplc="04100019" w:tentative="1">
+      <w:start w:val="1"/>
+      <w:numFmt w:val="lowerLetter"/>
+      <w:lvlText w:val="%2."/>
+      <w:lvlJc w:val="left"/>
+      <w:pPr>
+        <w:ind w:left="1440" w:hanging="360"/>
+      </w:pPr>
+    </w:lvl>
+    <w:lvl w:ilvl="2" w:tplc="0410001B" w:tentative="1">
+      <w:start w:val="1"/>
+      <w:numFmt w:val="lowerRoman"/>
+      <w:lvlText w:val="%3."/>
+      <w:lvlJc w:val="right"/>
+      <w:pPr>
+        <w:ind w:left="2160" w:hanging="180"/>
+      </w:pPr>
+    </w:lvl>
+    <w:lvl w:ilvl="3" w:tplc="0410000F" w:tentative="1">
+      <w:start w:val="1"/>
+      <w:numFmt w:val="decimal"/>
+      <w:lvlText w:val="%4."/>
+      <w:lvlJc w:val="left"/>
+      <w:pPr>
+        <w:ind w:left="2880" w:hanging="360"/>
+      </w:pPr>
+    </w:lvl>
+    <w:lvl w:ilvl="4" w:tplc="04100019" w:tentative="1">
+      <w:start w:val="1"/>
+      <w:numFmt w:val="lowerLetter"/>
+      <w:lvlText w:val="%5."/>
+      <w:lvlJc w:val="left"/>
+      <w:pPr>
+        <w:ind w:left="3600" w:hanging="360"/>
+      </w:pPr>
+    </w:lvl>
+    <w:lvl w:ilvl="5" w:tplc="0410001B" w:tentative="1">
+      <w:start w:val="1"/>
+      <w:numFmt w:val="lowerRoman"/>
+      <w:lvlText w:val="%6."/>
+      <w:lvlJc w:val="right"/>
+      <w:pPr>
+        <w:ind w:left="4320" w:hanging="180"/>
+      </w:pPr>
+    </w:lvl>
+    <w:lvl w:ilvl="6" w:tplc="0410000F" w:tentative="1">
+      <w:start w:val="1"/>
+      <w:numFmt w:val="decimal"/>
+      <w:lvlText w:val="%7."/>
+      <w:lvlJc w:val="left"/>
+      <w:pPr>
+        <w:ind w:left="5040" w:hanging="360"/>
+      </w:pPr>
+    </w:lvl>
+    <w:lvl w:ilvl="7" w:tplc="04100019" w:tentative="1">
+      <w:start w:val="1"/>
+      <w:numFmt w:val="lowerLetter"/>
+      <w:lvlText w:val="%8."/>
+      <w:lvlJc w:val="left"/>
+      <w:pPr>
+        <w:ind w:left="5760" w:hanging="360"/>
+      </w:pPr>
+    </w:lvl>
+    <w:lvl w:ilvl="8" w:tplc="0410001B" w:tentative="1">
+      <w:start w:val="1"/>
+      <w:numFmt w:val="lowerRoman"/>
+      <w:lvlText w:val="%9."/>
+      <w:lvlJc w:val="right"/>
+      <w:pPr>
+        <w:ind w:left="6480" w:hanging="180"/>
+      </w:pPr>
+    </w:lvl>
+  </w:abstractNum>
+  <w:abstractNum w:abstractNumId="33" w15:restartNumberingAfterBreak="0">
+    <w:nsid w:val="796B4AA0"/>
+    <w:multiLevelType w:val="hybridMultilevel"/>
+    <w:tmpl w:val="58288646"/>
+    <w:lvl w:ilvl="0" w:tplc="04100001">
+      <w:start w:val="1"/>
+      <w:numFmt w:val="bullet"/>
+      <w:lvlText w:val=""/>
+      <w:lvlJc w:val="left"/>
+      <w:pPr>
+        <w:ind w:left="1440" w:hanging="360"/>
+      </w:pPr>
+      <w:rPr>
+        <w:rFonts w:ascii="Symbol" w:hAnsi="Symbol" w:hint="default"/>
+      </w:rPr>
+    </w:lvl>
+    <w:lvl w:ilvl="1" w:tplc="04100003" w:tentative="1">
+      <w:start w:val="1"/>
+      <w:numFmt w:val="bullet"/>
+      <w:lvlText w:val="o"/>
+      <w:lvlJc w:val="left"/>
+      <w:pPr>
+        <w:ind w:left="2160" w:hanging="360"/>
+      </w:pPr>
+      <w:rPr>
+        <w:rFonts w:ascii="Courier New" w:hAnsi="Courier New" w:cs="Courier New" w:hint="default"/>
+      </w:rPr>
+    </w:lvl>
+    <w:lvl w:ilvl="2" w:tplc="04100005" w:tentative="1">
+      <w:start w:val="1"/>
+      <w:numFmt w:val="bullet"/>
+      <w:lvlText w:val=""/>
+      <w:lvlJc w:val="left"/>
+      <w:pPr>
+        <w:ind w:left="2880" w:hanging="360"/>
+      </w:pPr>
+      <w:rPr>
+        <w:rFonts w:ascii="Wingdings" w:hAnsi="Wingdings" w:hint="default"/>
+      </w:rPr>
+    </w:lvl>
+    <w:lvl w:ilvl="3" w:tplc="04100001" w:tentative="1">
+      <w:start w:val="1"/>
+      <w:numFmt w:val="bullet"/>
+      <w:lvlText w:val=""/>
+      <w:lvlJc w:val="left"/>
+      <w:pPr>
+        <w:ind w:left="3600" w:hanging="360"/>
+      </w:pPr>
+      <w:rPr>
+        <w:rFonts w:ascii="Symbol" w:hAnsi="Symbol" w:hint="default"/>
+      </w:rPr>
+    </w:lvl>
+    <w:lvl w:ilvl="4" w:tplc="04100003" w:tentative="1">
+      <w:start w:val="1"/>
+      <w:numFmt w:val="bullet"/>
+      <w:lvlText w:val="o"/>
+      <w:lvlJc w:val="left"/>
+      <w:pPr>
+        <w:ind w:left="4320" w:hanging="360"/>
+      </w:pPr>
+      <w:rPr>
+        <w:rFonts w:ascii="Courier New" w:hAnsi="Courier New" w:cs="Courier New" w:hint="default"/>
+      </w:rPr>
+    </w:lvl>
+    <w:lvl w:ilvl="5" w:tplc="04100005" w:tentative="1">
+      <w:start w:val="1"/>
+      <w:numFmt w:val="bullet"/>
+      <w:lvlText w:val=""/>
+      <w:lvlJc w:val="left"/>
+      <w:pPr>
+        <w:ind w:left="5040" w:hanging="360"/>
+      </w:pPr>
+      <w:rPr>
+        <w:rFonts w:ascii="Wingdings" w:hAnsi="Wingdings" w:hint="default"/>
+      </w:rPr>
+    </w:lvl>
+    <w:lvl w:ilvl="6" w:tplc="04100001" w:tentative="1">
+      <w:start w:val="1"/>
+      <w:numFmt w:val="bullet"/>
+      <w:lvlText w:val=""/>
+      <w:lvlJc w:val="left"/>
+      <w:pPr>
+        <w:ind w:left="5760" w:hanging="360"/>
+      </w:pPr>
+      <w:rPr>
+        <w:rFonts w:ascii="Symbol" w:hAnsi="Symbol" w:hint="default"/>
+      </w:rPr>
+    </w:lvl>
+    <w:lvl w:ilvl="7" w:tplc="04100003" w:tentative="1">
+      <w:start w:val="1"/>
+      <w:numFmt w:val="bullet"/>
+      <w:lvlText w:val="o"/>
+      <w:lvlJc w:val="left"/>
+      <w:pPr>
+        <w:ind w:left="6480" w:hanging="360"/>
+      </w:pPr>
+      <w:rPr>
+        <w:rFonts w:ascii="Courier New" w:hAnsi="Courier New" w:cs="Courier New" w:hint="default"/>
+      </w:rPr>
+    </w:lvl>
+    <w:lvl w:ilvl="8" w:tplc="04100005" w:tentative="1">
+      <w:start w:val="1"/>
+      <w:numFmt w:val="bullet"/>
+      <w:lvlText w:val=""/>
+      <w:lvlJc w:val="left"/>
+      <w:pPr>
+        <w:ind w:left="7200" w:hanging="360"/>
+      </w:pPr>
+      <w:rPr>
+        <w:rFonts w:ascii="Wingdings" w:hAnsi="Wingdings" w:hint="default"/>
+      </w:rPr>
+    </w:lvl>
+  </w:abstractNum>
+  <w:abstractNum w:abstractNumId="34" w15:restartNumberingAfterBreak="0">
     <w:nsid w:val="79EE782E"/>
     <w:multiLevelType w:val="hybridMultilevel"/>
     <w:tmpl w:val="08C82120"/>
@@ -3663,65 +7760,226 @@
       </w:pPr>
     </w:lvl>
   </w:abstractNum>
-  <w:num w:numId="1" w16cid:durableId="1570573906">
+  <w:abstractNum w:abstractNumId="35" w15:restartNumberingAfterBreak="0">
+    <w:nsid w:val="7CAF0985"/>
+    <w:multiLevelType w:val="hybridMultilevel"/>
+    <w:tmpl w:val="ED72E902"/>
+    <w:lvl w:ilvl="0" w:tplc="04100001">
+      <w:start w:val="1"/>
+      <w:numFmt w:val="bullet"/>
+      <w:lvlText w:val=""/>
+      <w:lvlJc w:val="left"/>
+      <w:pPr>
+        <w:ind w:left="1440" w:hanging="360"/>
+      </w:pPr>
+      <w:rPr>
+        <w:rFonts w:ascii="Symbol" w:hAnsi="Symbol" w:hint="default"/>
+      </w:rPr>
+    </w:lvl>
+    <w:lvl w:ilvl="1" w:tplc="04100003" w:tentative="1">
+      <w:start w:val="1"/>
+      <w:numFmt w:val="bullet"/>
+      <w:lvlText w:val="o"/>
+      <w:lvlJc w:val="left"/>
+      <w:pPr>
+        <w:ind w:left="2160" w:hanging="360"/>
+      </w:pPr>
+      <w:rPr>
+        <w:rFonts w:ascii="Courier New" w:hAnsi="Courier New" w:cs="Courier New" w:hint="default"/>
+      </w:rPr>
+    </w:lvl>
+    <w:lvl w:ilvl="2" w:tplc="04100005" w:tentative="1">
+      <w:start w:val="1"/>
+      <w:numFmt w:val="bullet"/>
+      <w:lvlText w:val=""/>
+      <w:lvlJc w:val="left"/>
+      <w:pPr>
+        <w:ind w:left="2880" w:hanging="360"/>
+      </w:pPr>
+      <w:rPr>
+        <w:rFonts w:ascii="Wingdings" w:hAnsi="Wingdings" w:hint="default"/>
+      </w:rPr>
+    </w:lvl>
+    <w:lvl w:ilvl="3" w:tplc="04100001" w:tentative="1">
+      <w:start w:val="1"/>
+      <w:numFmt w:val="bullet"/>
+      <w:lvlText w:val=""/>
+      <w:lvlJc w:val="left"/>
+      <w:pPr>
+        <w:ind w:left="3600" w:hanging="360"/>
+      </w:pPr>
+      <w:rPr>
+        <w:rFonts w:ascii="Symbol" w:hAnsi="Symbol" w:hint="default"/>
+      </w:rPr>
+    </w:lvl>
+    <w:lvl w:ilvl="4" w:tplc="04100003" w:tentative="1">
+      <w:start w:val="1"/>
+      <w:numFmt w:val="bullet"/>
+      <w:lvlText w:val="o"/>
+      <w:lvlJc w:val="left"/>
+      <w:pPr>
+        <w:ind w:left="4320" w:hanging="360"/>
+      </w:pPr>
+      <w:rPr>
+        <w:rFonts w:ascii="Courier New" w:hAnsi="Courier New" w:cs="Courier New" w:hint="default"/>
+      </w:rPr>
+    </w:lvl>
+    <w:lvl w:ilvl="5" w:tplc="04100005" w:tentative="1">
+      <w:start w:val="1"/>
+      <w:numFmt w:val="bullet"/>
+      <w:lvlText w:val=""/>
+      <w:lvlJc w:val="left"/>
+      <w:pPr>
+        <w:ind w:left="5040" w:hanging="360"/>
+      </w:pPr>
+      <w:rPr>
+        <w:rFonts w:ascii="Wingdings" w:hAnsi="Wingdings" w:hint="default"/>
+      </w:rPr>
+    </w:lvl>
+    <w:lvl w:ilvl="6" w:tplc="04100001" w:tentative="1">
+      <w:start w:val="1"/>
+      <w:numFmt w:val="bullet"/>
+      <w:lvlText w:val=""/>
+      <w:lvlJc w:val="left"/>
+      <w:pPr>
+        <w:ind w:left="5760" w:hanging="360"/>
+      </w:pPr>
+      <w:rPr>
+        <w:rFonts w:ascii="Symbol" w:hAnsi="Symbol" w:hint="default"/>
+      </w:rPr>
+    </w:lvl>
+    <w:lvl w:ilvl="7" w:tplc="04100003" w:tentative="1">
+      <w:start w:val="1"/>
+      <w:numFmt w:val="bullet"/>
+      <w:lvlText w:val="o"/>
+      <w:lvlJc w:val="left"/>
+      <w:pPr>
+        <w:ind w:left="6480" w:hanging="360"/>
+      </w:pPr>
+      <w:rPr>
+        <w:rFonts w:ascii="Courier New" w:hAnsi="Courier New" w:cs="Courier New" w:hint="default"/>
+      </w:rPr>
+    </w:lvl>
+    <w:lvl w:ilvl="8" w:tplc="04100005" w:tentative="1">
+      <w:start w:val="1"/>
+      <w:numFmt w:val="bullet"/>
+      <w:lvlText w:val=""/>
+      <w:lvlJc w:val="left"/>
+      <w:pPr>
+        <w:ind w:left="7200" w:hanging="360"/>
+      </w:pPr>
+      <w:rPr>
+        <w:rFonts w:ascii="Wingdings" w:hAnsi="Wingdings" w:hint="default"/>
+      </w:rPr>
+    </w:lvl>
+  </w:abstractNum>
+  <w:num w:numId="1" w16cid:durableId="1027872995">
+    <w:abstractNumId w:val="34"/>
+  </w:num>
+  <w:num w:numId="2" w16cid:durableId="1154300877">
+    <w:abstractNumId w:val="25"/>
+  </w:num>
+  <w:num w:numId="3" w16cid:durableId="133450520">
+    <w:abstractNumId w:val="10"/>
+  </w:num>
+  <w:num w:numId="4" w16cid:durableId="133718591">
+    <w:abstractNumId w:val="27"/>
+  </w:num>
+  <w:num w:numId="5" w16cid:durableId="1393309860">
+    <w:abstractNumId w:val="13"/>
+  </w:num>
+  <w:num w:numId="6" w16cid:durableId="1477725355">
+    <w:abstractNumId w:val="0"/>
+  </w:num>
+  <w:num w:numId="7" w16cid:durableId="1570573906">
+    <w:abstractNumId w:val="6"/>
+  </w:num>
+  <w:num w:numId="8" w16cid:durableId="1611399475">
+    <w:abstractNumId w:val="18"/>
+  </w:num>
+  <w:num w:numId="9" w16cid:durableId="1677997860">
+    <w:abstractNumId w:val="16"/>
+  </w:num>
+  <w:num w:numId="10" w16cid:durableId="1688212590">
+    <w:abstractNumId w:val="1"/>
+  </w:num>
+  <w:num w:numId="11" w16cid:durableId="1874224538">
+    <w:abstractNumId w:val="2"/>
+  </w:num>
+  <w:num w:numId="12" w16cid:durableId="1960452168">
+    <w:abstractNumId w:val="12"/>
+  </w:num>
+  <w:num w:numId="13" w16cid:durableId="20401901">
+    <w:abstractNumId w:val="11"/>
+  </w:num>
+  <w:num w:numId="14" w16cid:durableId="2124568154">
+    <w:abstractNumId w:val="20"/>
+  </w:num>
+  <w:num w:numId="15" w16cid:durableId="263920921">
+    <w:abstractNumId w:val="31"/>
+  </w:num>
+  <w:num w:numId="16" w16cid:durableId="46492365">
+    <w:abstractNumId w:val="5"/>
+  </w:num>
+  <w:num w:numId="17" w16cid:durableId="466701428">
+    <w:abstractNumId w:val="29"/>
+  </w:num>
+  <w:num w:numId="18" w16cid:durableId="522746554">
+    <w:abstractNumId w:val="7"/>
+  </w:num>
+  <w:num w:numId="19" w16cid:durableId="523638912">
+    <w:abstractNumId w:val="3"/>
+  </w:num>
+  <w:num w:numId="20" w16cid:durableId="619142982">
+    <w:abstractNumId w:val="24"/>
+  </w:num>
+  <w:num w:numId="21" w16cid:durableId="758407462">
+    <w:abstractNumId w:val="14"/>
+  </w:num>
+  <w:num w:numId="22" w16cid:durableId="758869784">
+    <w:abstractNumId w:val="15"/>
+  </w:num>
+  <w:num w:numId="23" w16cid:durableId="830101673">
+    <w:abstractNumId w:val="9"/>
+  </w:num>
+  <w:num w:numId="24" w16cid:durableId="907693542">
+    <w:abstractNumId w:val="17"/>
+  </w:num>
+  <w:num w:numId="25" w16cid:durableId="908003095">
+    <w:abstractNumId w:val="19"/>
+  </w:num>
+  <w:num w:numId="26" w16cid:durableId="1248536924">
+    <w:abstractNumId w:val="30"/>
+  </w:num>
+  <w:num w:numId="27" w16cid:durableId="1874926766">
+    <w:abstractNumId w:val="35"/>
+  </w:num>
+  <w:num w:numId="28" w16cid:durableId="383524726">
+    <w:abstractNumId w:val="26"/>
+  </w:num>
+  <w:num w:numId="29" w16cid:durableId="803549901">
+    <w:abstractNumId w:val="8"/>
+  </w:num>
+  <w:num w:numId="30" w16cid:durableId="75253669">
+    <w:abstractNumId w:val="23"/>
+  </w:num>
+  <w:num w:numId="31" w16cid:durableId="2043897789">
     <w:abstractNumId w:val="4"/>
   </w:num>
-  <w:num w:numId="2" w16cid:durableId="1677997860">
-    <w:abstractNumId w:val="12"/>
+  <w:num w:numId="32" w16cid:durableId="1100947869">
+    <w:abstractNumId w:val="21"/>
   </w:num>
-  <w:num w:numId="3" w16cid:durableId="907693542">
-    <w:abstractNumId w:val="13"/>
+  <w:num w:numId="33" w16cid:durableId="290942642">
+    <w:abstractNumId w:val="32"/>
   </w:num>
-  <w:num w:numId="4" w16cid:durableId="1688212590">
-    <w:abstractNumId w:val="1"/>
+  <w:num w:numId="34" w16cid:durableId="846024477">
+    <w:abstractNumId w:val="22"/>
   </w:num>
-  <w:num w:numId="5" w16cid:durableId="2124568154">
-    <w:abstractNumId w:val="16"/>
+  <w:num w:numId="35" w16cid:durableId="1636526613">
+    <w:abstractNumId w:val="33"/>
   </w:num>
-  <w:num w:numId="6" w16cid:durableId="20401901">
-    <w:abstractNumId w:val="7"/>
-  </w:num>
-  <w:num w:numId="7" w16cid:durableId="1874224538">
-    <w:abstractNumId w:val="2"/>
-  </w:num>
-  <w:num w:numId="8" w16cid:durableId="1393309860">
-    <w:abstractNumId w:val="9"/>
-  </w:num>
-  <w:num w:numId="9" w16cid:durableId="758407462">
-    <w:abstractNumId w:val="10"/>
-  </w:num>
-  <w:num w:numId="10" w16cid:durableId="1027872995">
-    <w:abstractNumId w:val="19"/>
-  </w:num>
-  <w:num w:numId="11" w16cid:durableId="1960452168">
-    <w:abstractNumId w:val="8"/>
-  </w:num>
-  <w:num w:numId="12" w16cid:durableId="46492365">
-    <w:abstractNumId w:val="3"/>
-  </w:num>
-  <w:num w:numId="13" w16cid:durableId="1611399475">
-    <w:abstractNumId w:val="14"/>
-  </w:num>
-  <w:num w:numId="14" w16cid:durableId="466701428">
-    <w:abstractNumId w:val="18"/>
-  </w:num>
-  <w:num w:numId="15" w16cid:durableId="908003095">
-    <w:abstractNumId w:val="15"/>
-  </w:num>
-  <w:num w:numId="16" w16cid:durableId="1477725355">
-    <w:abstractNumId w:val="0"/>
-  </w:num>
-  <w:num w:numId="17" w16cid:durableId="522746554">
-    <w:abstractNumId w:val="5"/>
-  </w:num>
-  <w:num w:numId="18" w16cid:durableId="133718591">
-    <w:abstractNumId w:val="17"/>
-  </w:num>
-  <w:num w:numId="19" w16cid:durableId="758869784">
-    <w:abstractNumId w:val="11"/>
-  </w:num>
-  <w:num w:numId="20" w16cid:durableId="830101673">
-    <w:abstractNumId w:val="6"/>
+  <w:num w:numId="36" w16cid:durableId="747196552">
+    <w:abstractNumId w:val="28"/>
   </w:num>
 </w:numbering>
 </file>
@@ -4131,7 +8389,6 @@
     <w:name w:val="heading 1"/>
     <w:basedOn w:val="Normale"/>
     <w:next w:val="Normale"/>
-    <w:link w:val="Titolo1Carattere"/>
     <w:uiPriority w:val="9"/>
     <w:qFormat/>
     <w:rsid w:val="00217C40"/>
@@ -4152,7 +8409,6 @@
     <w:name w:val="heading 2"/>
     <w:basedOn w:val="Normale"/>
     <w:next w:val="Normale"/>
-    <w:link w:val="Titolo2Carattere"/>
     <w:uiPriority w:val="9"/>
     <w:semiHidden/>
     <w:unhideWhenUsed/>
@@ -4175,7 +8431,6 @@
     <w:name w:val="heading 3"/>
     <w:basedOn w:val="Normale"/>
     <w:next w:val="Normale"/>
-    <w:link w:val="Titolo3Carattere"/>
     <w:uiPriority w:val="9"/>
     <w:semiHidden/>
     <w:unhideWhenUsed/>
@@ -4198,7 +8453,6 @@
     <w:name w:val="heading 4"/>
     <w:basedOn w:val="Normale"/>
     <w:next w:val="Normale"/>
-    <w:link w:val="Titolo4Carattere"/>
     <w:uiPriority w:val="9"/>
     <w:semiHidden/>
     <w:unhideWhenUsed/>
@@ -4221,7 +8475,6 @@
     <w:name w:val="heading 5"/>
     <w:basedOn w:val="Normale"/>
     <w:next w:val="Normale"/>
-    <w:link w:val="Titolo5Carattere"/>
     <w:uiPriority w:val="9"/>
     <w:semiHidden/>
     <w:unhideWhenUsed/>
@@ -4242,7 +8495,6 @@
     <w:name w:val="heading 6"/>
     <w:basedOn w:val="Normale"/>
     <w:next w:val="Normale"/>
-    <w:link w:val="Titolo6Carattere"/>
     <w:uiPriority w:val="9"/>
     <w:semiHidden/>
     <w:unhideWhenUsed/>
@@ -4265,7 +8517,6 @@
     <w:name w:val="heading 7"/>
     <w:basedOn w:val="Normale"/>
     <w:next w:val="Normale"/>
-    <w:link w:val="Titolo7Carattere"/>
     <w:uiPriority w:val="9"/>
     <w:semiHidden/>
     <w:unhideWhenUsed/>
@@ -4286,7 +8537,6 @@
     <w:name w:val="heading 8"/>
     <w:basedOn w:val="Normale"/>
     <w:next w:val="Normale"/>
-    <w:link w:val="Titolo8Carattere"/>
     <w:uiPriority w:val="9"/>
     <w:semiHidden/>
     <w:unhideWhenUsed/>
@@ -4309,7 +8559,6 @@
     <w:name w:val="heading 9"/>
     <w:basedOn w:val="Normale"/>
     <w:next w:val="Normale"/>
-    <w:link w:val="Titolo9Carattere"/>
     <w:uiPriority w:val="9"/>
     <w:semiHidden/>
     <w:unhideWhenUsed/>
@@ -4353,223 +8602,20 @@
     <w:semiHidden/>
     <w:unhideWhenUsed/>
   </w:style>
-  <w:style w:type="character" w:customStyle="1" w:styleId="Titolo1Carattere">
-    <w:name w:val="Titolo 1 Carattere"/>
-    <w:basedOn w:val="Carpredefinitoparagrafo"/>
-    <w:link w:val="Titolo1"/>
-    <w:uiPriority w:val="9"/>
-    <w:rsid w:val="00217C40"/>
-    <w:rPr>
-      <w:rFonts w:asciiTheme="majorHAnsi" w:eastAsiaTheme="majorEastAsia" w:hAnsiTheme="majorHAnsi" w:cstheme="majorBidi"/>
-      <w:color w:val="0F4761" w:themeColor="accent1" w:themeShade="BF"/>
-      <w:sz w:val="40"/>
-      <w:szCs w:val="40"/>
-    </w:rPr>
-  </w:style>
-  <w:style w:type="character" w:customStyle="1" w:styleId="Titolo2Carattere">
-    <w:name w:val="Titolo 2 Carattere"/>
-    <w:basedOn w:val="Carpredefinitoparagrafo"/>
-    <w:link w:val="Titolo2"/>
-    <w:uiPriority w:val="9"/>
+  <w:style w:type="table" w:customStyle="1" w:styleId="TableNormal">
+    <w:name w:val="Table Normal"/>
+    <w:uiPriority w:val="99"/>
     <w:semiHidden/>
-    <w:rsid w:val="00217C40"/>
-    <w:rPr>
-      <w:rFonts w:asciiTheme="majorHAnsi" w:eastAsiaTheme="majorEastAsia" w:hAnsiTheme="majorHAnsi" w:cstheme="majorBidi"/>
-      <w:color w:val="0F4761" w:themeColor="accent1" w:themeShade="BF"/>
-      <w:sz w:val="32"/>
-      <w:szCs w:val="32"/>
-    </w:rPr>
-  </w:style>
-  <w:style w:type="character" w:customStyle="1" w:styleId="Titolo3Carattere">
-    <w:name w:val="Titolo 3 Carattere"/>
-    <w:basedOn w:val="Carpredefinitoparagrafo"/>
-    <w:link w:val="Titolo3"/>
-    <w:uiPriority w:val="9"/>
-    <w:semiHidden/>
-    <w:rsid w:val="00217C40"/>
-    <w:rPr>
-      <w:rFonts w:eastAsiaTheme="majorEastAsia" w:cstheme="majorBidi"/>
-      <w:color w:val="0F4761" w:themeColor="accent1" w:themeShade="BF"/>
-      <w:sz w:val="28"/>
-      <w:szCs w:val="28"/>
-    </w:rPr>
-  </w:style>
-  <w:style w:type="character" w:customStyle="1" w:styleId="Titolo4Carattere">
-    <w:name w:val="Titolo 4 Carattere"/>
-    <w:basedOn w:val="Carpredefinitoparagrafo"/>
-    <w:link w:val="Titolo4"/>
-    <w:uiPriority w:val="9"/>
-    <w:semiHidden/>
-    <w:rsid w:val="00217C40"/>
-    <w:rPr>
-      <w:rFonts w:eastAsiaTheme="majorEastAsia" w:cstheme="majorBidi"/>
-      <w:i/>
-      <w:iCs/>
-      <w:color w:val="0F4761" w:themeColor="accent1" w:themeShade="BF"/>
-    </w:rPr>
-  </w:style>
-  <w:style w:type="character" w:customStyle="1" w:styleId="Titolo5Carattere">
-    <w:name w:val="Titolo 5 Carattere"/>
-    <w:basedOn w:val="Carpredefinitoparagrafo"/>
-    <w:link w:val="Titolo5"/>
-    <w:uiPriority w:val="9"/>
-    <w:semiHidden/>
-    <w:rsid w:val="00217C40"/>
-    <w:rPr>
-      <w:rFonts w:eastAsiaTheme="majorEastAsia" w:cstheme="majorBidi"/>
-      <w:color w:val="0F4761" w:themeColor="accent1" w:themeShade="BF"/>
-    </w:rPr>
-  </w:style>
-  <w:style w:type="character" w:customStyle="1" w:styleId="Titolo6Carattere">
-    <w:name w:val="Titolo 6 Carattere"/>
-    <w:basedOn w:val="Carpredefinitoparagrafo"/>
-    <w:link w:val="Titolo6"/>
-    <w:uiPriority w:val="9"/>
-    <w:semiHidden/>
-    <w:rsid w:val="00217C40"/>
-    <w:rPr>
-      <w:rFonts w:eastAsiaTheme="majorEastAsia" w:cstheme="majorBidi"/>
-      <w:i/>
-      <w:iCs/>
-      <w:color w:val="595959" w:themeColor="text1" w:themeTint="A6"/>
-    </w:rPr>
-  </w:style>
-  <w:style w:type="character" w:customStyle="1" w:styleId="Titolo7Carattere">
-    <w:name w:val="Titolo 7 Carattere"/>
-    <w:basedOn w:val="Carpredefinitoparagrafo"/>
-    <w:link w:val="Titolo7"/>
-    <w:uiPriority w:val="9"/>
-    <w:semiHidden/>
-    <w:rsid w:val="00217C40"/>
-    <w:rPr>
-      <w:rFonts w:eastAsiaTheme="majorEastAsia" w:cstheme="majorBidi"/>
-      <w:color w:val="595959" w:themeColor="text1" w:themeTint="A6"/>
-    </w:rPr>
-  </w:style>
-  <w:style w:type="character" w:customStyle="1" w:styleId="Titolo8Carattere">
-    <w:name w:val="Titolo 8 Carattere"/>
-    <w:basedOn w:val="Carpredefinitoparagrafo"/>
-    <w:link w:val="Titolo8"/>
-    <w:uiPriority w:val="9"/>
-    <w:semiHidden/>
-    <w:rsid w:val="00217C40"/>
-    <w:rPr>
-      <w:rFonts w:eastAsiaTheme="majorEastAsia" w:cstheme="majorBidi"/>
-      <w:i/>
-      <w:iCs/>
-      <w:color w:val="272727" w:themeColor="text1" w:themeTint="D8"/>
-    </w:rPr>
-  </w:style>
-  <w:style w:type="character" w:customStyle="1" w:styleId="Titolo9Carattere">
-    <w:name w:val="Titolo 9 Carattere"/>
-    <w:basedOn w:val="Carpredefinitoparagrafo"/>
-    <w:link w:val="Titolo9"/>
-    <w:uiPriority w:val="9"/>
-    <w:semiHidden/>
-    <w:rsid w:val="00217C40"/>
-    <w:rPr>
-      <w:rFonts w:eastAsiaTheme="majorEastAsia" w:cstheme="majorBidi"/>
-      <w:color w:val="272727" w:themeColor="text1" w:themeTint="D8"/>
-    </w:rPr>
-  </w:style>
-  <w:style w:type="paragraph" w:styleId="Titolo">
-    <w:name w:val="Title"/>
-    <w:basedOn w:val="Normale"/>
-    <w:next w:val="Normale"/>
-    <w:link w:val="TitoloCarattere"/>
-    <w:uiPriority w:val="10"/>
-    <w:qFormat/>
-    <w:rsid w:val="00217C40"/>
-    <w:pPr>
-      <w:spacing w:after="80" w:line="240" w:lineRule="auto"/>
-      <w:contextualSpacing/>
-    </w:pPr>
-    <w:rPr>
-      <w:rFonts w:asciiTheme="majorHAnsi" w:eastAsiaTheme="majorEastAsia" w:hAnsiTheme="majorHAnsi" w:cstheme="majorBidi"/>
-      <w:spacing w:val="-10"/>
-      <w:kern w:val="28"/>
-      <w:sz w:val="56"/>
-      <w:szCs w:val="56"/>
-    </w:rPr>
-  </w:style>
-  <w:style w:type="character" w:customStyle="1" w:styleId="TitoloCarattere">
-    <w:name w:val="Titolo Carattere"/>
-    <w:basedOn w:val="Carpredefinitoparagrafo"/>
-    <w:link w:val="Titolo"/>
-    <w:uiPriority w:val="10"/>
-    <w:rsid w:val="00217C40"/>
-    <w:rPr>
-      <w:rFonts w:asciiTheme="majorHAnsi" w:eastAsiaTheme="majorEastAsia" w:hAnsiTheme="majorHAnsi" w:cstheme="majorBidi"/>
-      <w:spacing w:val="-10"/>
-      <w:kern w:val="28"/>
-      <w:sz w:val="56"/>
-      <w:szCs w:val="56"/>
-    </w:rPr>
-  </w:style>
-  <w:style w:type="paragraph" w:styleId="Sottotitolo">
-    <w:name w:val="Subtitle"/>
-    <w:basedOn w:val="Normale"/>
-    <w:next w:val="Normale"/>
-    <w:link w:val="SottotitoloCarattere"/>
-    <w:uiPriority w:val="11"/>
-    <w:qFormat/>
-    <w:rsid w:val="00217C40"/>
-    <w:pPr>
-      <w:numPr>
-        <w:ilvl w:val="1"/>
-      </w:numPr>
-    </w:pPr>
-    <w:rPr>
-      <w:rFonts w:eastAsiaTheme="majorEastAsia" w:cstheme="majorBidi"/>
-      <w:color w:val="595959" w:themeColor="text1" w:themeTint="A6"/>
-      <w:spacing w:val="15"/>
-      <w:sz w:val="28"/>
-      <w:szCs w:val="28"/>
-    </w:rPr>
-  </w:style>
-  <w:style w:type="character" w:customStyle="1" w:styleId="SottotitoloCarattere">
-    <w:name w:val="Sottotitolo Carattere"/>
-    <w:basedOn w:val="Carpredefinitoparagrafo"/>
-    <w:link w:val="Sottotitolo"/>
-    <w:uiPriority w:val="11"/>
-    <w:rsid w:val="00217C40"/>
-    <w:rPr>
-      <w:rFonts w:eastAsiaTheme="majorEastAsia" w:cstheme="majorBidi"/>
-      <w:color w:val="595959" w:themeColor="text1" w:themeTint="A6"/>
-      <w:spacing w:val="15"/>
-      <w:sz w:val="28"/>
-      <w:szCs w:val="28"/>
-    </w:rPr>
-  </w:style>
-  <w:style w:type="paragraph" w:styleId="Citazione">
-    <w:name w:val="Quote"/>
-    <w:basedOn w:val="Normale"/>
-    <w:next w:val="Normale"/>
-    <w:link w:val="CitazioneCarattere"/>
-    <w:uiPriority w:val="29"/>
-    <w:qFormat/>
-    <w:rsid w:val="00217C40"/>
-    <w:pPr>
-      <w:spacing w:before="160"/>
-      <w:jc w:val="center"/>
-    </w:pPr>
-    <w:rPr>
-      <w:i/>
-      <w:iCs/>
-      <w:color w:val="404040" w:themeColor="text1" w:themeTint="BF"/>
-    </w:rPr>
-  </w:style>
-  <w:style w:type="character" w:customStyle="1" w:styleId="CitazioneCarattere">
-    <w:name w:val="Citazione Carattere"/>
-    <w:basedOn w:val="Carpredefinitoparagrafo"/>
-    <w:link w:val="Citazione"/>
-    <w:uiPriority w:val="29"/>
-    <w:rsid w:val="00217C40"/>
-    <w:rPr>
-      <w:i/>
-      <w:iCs/>
-      <w:color w:val="404040" w:themeColor="text1" w:themeTint="BF"/>
-    </w:rPr>
+    <w:unhideWhenUsed/>
+    <w:tblPr>
+      <w:tblInd w:w="0" w:type="dxa"/>
+      <w:tblCellMar>
+        <w:top w:w="0" w:type="dxa"/>
+        <w:left w:w="108" w:type="dxa"/>
+        <w:bottom w:w="0" w:type="dxa"/>
+        <w:right w:w="108" w:type="dxa"/>
+      </w:tblCellMar>
+    </w:tblPr>
   </w:style>
   <w:style w:type="paragraph" w:styleId="Paragrafoelenco">
     <w:name w:val="List Paragraph"/>
@@ -4594,41 +8640,6 @@
       <w:color w:val="0F4761" w:themeColor="accent1" w:themeShade="BF"/>
     </w:rPr>
   </w:style>
-  <w:style w:type="paragraph" w:styleId="Citazioneintensa">
-    <w:name w:val="Intense Quote"/>
-    <w:basedOn w:val="Normale"/>
-    <w:next w:val="Normale"/>
-    <w:link w:val="CitazioneintensaCarattere"/>
-    <w:uiPriority w:val="30"/>
-    <w:qFormat/>
-    <w:rsid w:val="00217C40"/>
-    <w:pPr>
-      <w:pBdr>
-        <w:top w:val="single" w:sz="4" w:space="10" w:color="0F4761" w:themeColor="accent1" w:themeShade="BF"/>
-        <w:bottom w:val="single" w:sz="4" w:space="10" w:color="0F4761" w:themeColor="accent1" w:themeShade="BF"/>
-      </w:pBdr>
-      <w:spacing w:before="360" w:after="360"/>
-      <w:ind w:left="864" w:right="864"/>
-      <w:jc w:val="center"/>
-    </w:pPr>
-    <w:rPr>
-      <w:i/>
-      <w:iCs/>
-      <w:color w:val="0F4761" w:themeColor="accent1" w:themeShade="BF"/>
-    </w:rPr>
-  </w:style>
-  <w:style w:type="character" w:customStyle="1" w:styleId="CitazioneintensaCarattere">
-    <w:name w:val="Citazione intensa Carattere"/>
-    <w:basedOn w:val="Carpredefinitoparagrafo"/>
-    <w:link w:val="Citazioneintensa"/>
-    <w:uiPriority w:val="30"/>
-    <w:rsid w:val="00217C40"/>
-    <w:rPr>
-      <w:i/>
-      <w:iCs/>
-      <w:color w:val="0F4761" w:themeColor="accent1" w:themeShade="BF"/>
-    </w:rPr>
-  </w:style>
   <w:style w:type="character" w:styleId="Riferimentointenso">
     <w:name w:val="Intense Reference"/>
     <w:basedOn w:val="Carpredefinitoparagrafo"/>
@@ -4641,6 +8652,164 @@
       <w:smallCaps/>
       <w:color w:val="0F4761" w:themeColor="accent1" w:themeShade="BF"/>
       <w:spacing w:val="5"/>
+    </w:rPr>
+  </w:style>
+  <w:style w:type="character" w:customStyle="1" w:styleId="Titolo1Carattere">
+    <w:name w:val="Titolo 1 Carattere"/>
+    <w:basedOn w:val="Carpredefinitoparagrafo"/>
+    <w:uiPriority w:val="9"/>
+    <w:rsid w:val="0042440A"/>
+    <w:rPr>
+      <w:rFonts w:asciiTheme="majorHAnsi" w:eastAsiaTheme="majorEastAsia" w:hAnsiTheme="majorHAnsi" w:cstheme="majorBidi"/>
+      <w:color w:val="0F4761" w:themeColor="accent1" w:themeShade="BF"/>
+      <w:sz w:val="40"/>
+      <w:szCs w:val="40"/>
+    </w:rPr>
+  </w:style>
+  <w:style w:type="character" w:customStyle="1" w:styleId="Titolo2Carattere">
+    <w:name w:val="Titolo 2 Carattere"/>
+    <w:basedOn w:val="Carpredefinitoparagrafo"/>
+    <w:uiPriority w:val="9"/>
+    <w:semiHidden/>
+    <w:rsid w:val="0042440A"/>
+    <w:rPr>
+      <w:rFonts w:asciiTheme="majorHAnsi" w:eastAsiaTheme="majorEastAsia" w:hAnsiTheme="majorHAnsi" w:cstheme="majorBidi"/>
+      <w:color w:val="0F4761" w:themeColor="accent1" w:themeShade="BF"/>
+      <w:sz w:val="32"/>
+      <w:szCs w:val="32"/>
+    </w:rPr>
+  </w:style>
+  <w:style w:type="character" w:customStyle="1" w:styleId="Titolo3Carattere">
+    <w:name w:val="Titolo 3 Carattere"/>
+    <w:basedOn w:val="Carpredefinitoparagrafo"/>
+    <w:uiPriority w:val="9"/>
+    <w:semiHidden/>
+    <w:rsid w:val="0042440A"/>
+    <w:rPr>
+      <w:rFonts w:eastAsiaTheme="majorEastAsia" w:cstheme="majorBidi"/>
+      <w:color w:val="0F4761" w:themeColor="accent1" w:themeShade="BF"/>
+      <w:sz w:val="28"/>
+      <w:szCs w:val="28"/>
+    </w:rPr>
+  </w:style>
+  <w:style w:type="character" w:customStyle="1" w:styleId="Titolo4Carattere">
+    <w:name w:val="Titolo 4 Carattere"/>
+    <w:basedOn w:val="Carpredefinitoparagrafo"/>
+    <w:uiPriority w:val="9"/>
+    <w:semiHidden/>
+    <w:rsid w:val="0042440A"/>
+    <w:rPr>
+      <w:rFonts w:eastAsiaTheme="majorEastAsia" w:cstheme="majorBidi"/>
+      <w:i/>
+      <w:iCs/>
+      <w:color w:val="0F4761" w:themeColor="accent1" w:themeShade="BF"/>
+    </w:rPr>
+  </w:style>
+  <w:style w:type="character" w:customStyle="1" w:styleId="Titolo5Carattere">
+    <w:name w:val="Titolo 5 Carattere"/>
+    <w:basedOn w:val="Carpredefinitoparagrafo"/>
+    <w:uiPriority w:val="9"/>
+    <w:semiHidden/>
+    <w:rsid w:val="0042440A"/>
+    <w:rPr>
+      <w:rFonts w:eastAsiaTheme="majorEastAsia" w:cstheme="majorBidi"/>
+      <w:color w:val="0F4761" w:themeColor="accent1" w:themeShade="BF"/>
+    </w:rPr>
+  </w:style>
+  <w:style w:type="character" w:customStyle="1" w:styleId="Titolo6Carattere">
+    <w:name w:val="Titolo 6 Carattere"/>
+    <w:basedOn w:val="Carpredefinitoparagrafo"/>
+    <w:uiPriority w:val="9"/>
+    <w:semiHidden/>
+    <w:rsid w:val="0042440A"/>
+    <w:rPr>
+      <w:rFonts w:eastAsiaTheme="majorEastAsia" w:cstheme="majorBidi"/>
+      <w:i/>
+      <w:iCs/>
+      <w:color w:val="595959" w:themeColor="text1" w:themeTint="A6"/>
+    </w:rPr>
+  </w:style>
+  <w:style w:type="character" w:customStyle="1" w:styleId="Titolo7Carattere">
+    <w:name w:val="Titolo 7 Carattere"/>
+    <w:basedOn w:val="Carpredefinitoparagrafo"/>
+    <w:uiPriority w:val="9"/>
+    <w:semiHidden/>
+    <w:rsid w:val="0042440A"/>
+    <w:rPr>
+      <w:rFonts w:eastAsiaTheme="majorEastAsia" w:cstheme="majorBidi"/>
+      <w:color w:val="595959" w:themeColor="text1" w:themeTint="A6"/>
+    </w:rPr>
+  </w:style>
+  <w:style w:type="character" w:customStyle="1" w:styleId="Titolo8Carattere">
+    <w:name w:val="Titolo 8 Carattere"/>
+    <w:basedOn w:val="Carpredefinitoparagrafo"/>
+    <w:uiPriority w:val="9"/>
+    <w:semiHidden/>
+    <w:rsid w:val="0042440A"/>
+    <w:rPr>
+      <w:rFonts w:eastAsiaTheme="majorEastAsia" w:cstheme="majorBidi"/>
+      <w:i/>
+      <w:iCs/>
+      <w:color w:val="272727" w:themeColor="text1" w:themeTint="D8"/>
+    </w:rPr>
+  </w:style>
+  <w:style w:type="character" w:customStyle="1" w:styleId="Titolo9Carattere">
+    <w:name w:val="Titolo 9 Carattere"/>
+    <w:basedOn w:val="Carpredefinitoparagrafo"/>
+    <w:uiPriority w:val="9"/>
+    <w:semiHidden/>
+    <w:rsid w:val="0042440A"/>
+    <w:rPr>
+      <w:rFonts w:eastAsiaTheme="majorEastAsia" w:cstheme="majorBidi"/>
+      <w:color w:val="272727" w:themeColor="text1" w:themeTint="D8"/>
+    </w:rPr>
+  </w:style>
+  <w:style w:type="character" w:customStyle="1" w:styleId="TitoloCarattere">
+    <w:name w:val="Titolo Carattere"/>
+    <w:basedOn w:val="Carpredefinitoparagrafo"/>
+    <w:uiPriority w:val="10"/>
+    <w:rsid w:val="0042440A"/>
+    <w:rPr>
+      <w:rFonts w:asciiTheme="majorHAnsi" w:eastAsiaTheme="majorEastAsia" w:hAnsiTheme="majorHAnsi" w:cstheme="majorBidi"/>
+      <w:spacing w:val="-10"/>
+      <w:kern w:val="28"/>
+      <w:sz w:val="56"/>
+      <w:szCs w:val="56"/>
+    </w:rPr>
+  </w:style>
+  <w:style w:type="character" w:customStyle="1" w:styleId="SottotitoloCarattere">
+    <w:name w:val="Sottotitolo Carattere"/>
+    <w:basedOn w:val="Carpredefinitoparagrafo"/>
+    <w:uiPriority w:val="11"/>
+    <w:rsid w:val="0042440A"/>
+    <w:rPr>
+      <w:rFonts w:eastAsiaTheme="majorEastAsia" w:cstheme="majorBidi"/>
+      <w:color w:val="595959" w:themeColor="text1" w:themeTint="A6"/>
+      <w:spacing w:val="15"/>
+      <w:sz w:val="28"/>
+      <w:szCs w:val="28"/>
+    </w:rPr>
+  </w:style>
+  <w:style w:type="character" w:customStyle="1" w:styleId="CitazioneCarattere">
+    <w:name w:val="Citazione Carattere"/>
+    <w:basedOn w:val="Carpredefinitoparagrafo"/>
+    <w:uiPriority w:val="29"/>
+    <w:rsid w:val="0042440A"/>
+    <w:rPr>
+      <w:i/>
+      <w:iCs/>
+      <w:color w:val="404040" w:themeColor="text1" w:themeTint="BF"/>
+    </w:rPr>
+  </w:style>
+  <w:style w:type="character" w:customStyle="1" w:styleId="CitazioneintensaCarattere">
+    <w:name w:val="Citazione intensa Carattere"/>
+    <w:basedOn w:val="Carpredefinitoparagrafo"/>
+    <w:uiPriority w:val="30"/>
+    <w:rsid w:val="0042440A"/>
+    <w:rPr>
+      <w:i/>
+      <w:iCs/>
+      <w:color w:val="0F4761" w:themeColor="accent1" w:themeShade="BF"/>
     </w:rPr>
   </w:style>
 </w:styles>
